--- a/01-项目实践/机械革命项目/SC-RRT小论文编写/SC-RRT论文-增机械臂实验版/zh/翻译全中文-第四版-完整重构-SC-RRT增加实验版.docx
+++ b/01-项目实践/机械革命项目/SC-RRT小论文编写/SC-RRT论文-增机械臂实验版/zh/翻译全中文-第四版-完整重构-SC-RRT增加实验版.docx
@@ -1,6 +1,6 @@
 
 <file path=word/document.xml><?xml version="1.0" encoding="utf-8"?>
-<w:document xmlns:wpc="http://schemas.microsoft.com/office/word/2010/wordprocessingCanvas" xmlns:cx="http://schemas.microsoft.com/office/drawing/2014/chartex" xmlns:cx1="http://schemas.microsoft.com/office/drawing/2015/9/8/chartex" xmlns:cx2="http://schemas.microsoft.com/office/drawing/2015/10/21/chartex" xmlns:cx3="http://schemas.microsoft.com/office/drawing/2016/5/9/chartex" xmlns:cx4="http://schemas.microsoft.com/office/drawing/2016/5/10/chartex" xmlns:cx5="http://schemas.microsoft.com/office/drawing/2016/5/11/chartex" xmlns:cx6="http://schemas.microsoft.com/office/drawing/2016/5/12/chartex" xmlns:cx7="http://schemas.microsoft.com/office/drawing/2016/5/13/chartex" xmlns:cx8="http://schemas.microsoft.com/office/drawing/2016/5/14/chartex" xmlns:mc="http://schemas.openxmlformats.org/markup-compatibility/2006" xmlns:aink="http://schemas.microsoft.com/office/drawing/2016/ink" xmlns:am3d="http://schemas.microsoft.com/office/drawing/2017/model3d" xmlns:o="urn:schemas-microsoft-com:office:office" xmlns:oel="http://schemas.microsoft.com/office/2019/extlst" xmlns:r="http://schemas.openxmlformats.org/officeDocument/2006/relationships" xmlns:m="http://schemas.openxmlformats.org/officeDocument/2006/math" xmlns:v="urn:schemas-microsoft-com:vml" xmlns:wp14="http://schemas.microsoft.com/office/word/2010/wordprocessingDrawing" xmlns:wp="http://schemas.openxmlformats.org/drawingml/2006/wordprocessingDrawing" xmlns:w10="urn:schemas-microsoft-com:office:word" xmlns:w="http://schemas.openxmlformats.org/wordprocessingml/2006/main" xmlns:w14="http://schemas.microsoft.com/office/word/2010/wordml" xmlns:w15="http://schemas.microsoft.com/office/word/2012/wordml" xmlns:w16cei="http://schemas.microsoft.com/office/word/2026/wordml/cei" xmlns:w16cex="http://schemas.microsoft.com/office/word/2018/wordml/cex" xmlns:w16cid="http://schemas.microsoft.com/office/word/2016/wordml/cid" xmlns:w16="http://schemas.microsoft.com/office/word/2018/wordml" xmlns:w16du="http://schemas.microsoft.com/office/word/2023/wordml/word16du" xmlns:w16sdtdh="http://schemas.microsoft.com/office/word/2020/wordml/sdtdatahash" xmlns:w16sdtfl="http://schemas.microsoft.com/office/word/2024/wordml/sdtformatlock" xmlns:w16se="http://schemas.microsoft.com/office/word/2015/wordml/symex" xmlns:wpg="http://schemas.microsoft.com/office/word/2010/wordprocessingGroup" xmlns:wpi="http://schemas.microsoft.com/office/word/2010/wordprocessingInk" xmlns:wne="http://schemas.microsoft.com/office/word/2006/wordml" xmlns:wps="http://schemas.microsoft.com/office/word/2010/wordprocessingShape" mc:Ignorable="w14 w15 w16se w16cid w16 w16cex w16sdtdh w16sdtfl w16du wp14">
+<w:document xmlns:wpc="http://schemas.microsoft.com/office/word/2010/wordprocessingCanvas" xmlns:cx="http://schemas.microsoft.com/office/drawing/2014/chartex" xmlns:cx1="http://schemas.microsoft.com/office/drawing/2015/9/8/chartex" xmlns:cx2="http://schemas.microsoft.com/office/drawing/2015/10/21/chartex" xmlns:cx3="http://schemas.microsoft.com/office/drawing/2016/5/9/chartex" xmlns:cx4="http://schemas.microsoft.com/office/drawing/2016/5/10/chartex" xmlns:cx5="http://schemas.microsoft.com/office/drawing/2016/5/11/chartex" xmlns:cx6="http://schemas.microsoft.com/office/drawing/2016/5/12/chartex" xmlns:cx7="http://schemas.microsoft.com/office/drawing/2016/5/13/chartex" xmlns:cx8="http://schemas.microsoft.com/office/drawing/2016/5/14/chartex" xmlns:mc="http://schemas.openxmlformats.org/markup-compatibility/2006" xmlns:aink="http://schemas.microsoft.com/office/drawing/2016/ink" xmlns:am3d="http://schemas.microsoft.com/office/drawing/2017/model3d" xmlns:o="urn:schemas-microsoft-com:office:office" xmlns:oel="http://schemas.microsoft.com/office/2019/extlst" xmlns:r="http://schemas.openxmlformats.org/officeDocument/2006/relationships" xmlns:m="http://schemas.openxmlformats.org/officeDocument/2006/math" xmlns:v="urn:schemas-microsoft-com:vml" xmlns:wp14="http://schemas.microsoft.com/office/word/2010/wordprocessingDrawing" xmlns:wp="http://schemas.openxmlformats.org/drawingml/2006/wordprocessingDrawing" xmlns:w10="urn:schemas-microsoft-com:office:word" xmlns:w="http://schemas.openxmlformats.org/wordprocessingml/2006/main" xmlns:w14="http://schemas.microsoft.com/office/word/2010/wordml" xmlns:w15="http://schemas.microsoft.com/office/word/2012/wordml" xmlns:w16cex="http://schemas.microsoft.com/office/word/2018/wordml/cex" xmlns:w16cid="http://schemas.microsoft.com/office/word/2016/wordml/cid" xmlns:w16="http://schemas.microsoft.com/office/word/2018/wordml" xmlns:w16du="http://schemas.microsoft.com/office/word/2023/wordml/word16du" xmlns:w16sdtdh="http://schemas.microsoft.com/office/word/2020/wordml/sdtdatahash" xmlns:w16sdtfl="http://schemas.microsoft.com/office/word/2024/wordml/sdtformatlock" xmlns:w16se="http://schemas.microsoft.com/office/word/2015/wordml/symex" xmlns:wpg="http://schemas.microsoft.com/office/word/2010/wordprocessingGroup" xmlns:wpi="http://schemas.microsoft.com/office/word/2010/wordprocessingInk" xmlns:wne="http://schemas.microsoft.com/office/word/2006/wordml" xmlns:wps="http://schemas.microsoft.com/office/word/2010/wordprocessingShape" mc:Ignorable="w14 w15 w16se w16cid w16 w16cex w16sdtdh w16sdtfl w16du wp14">
   <w:body>
     <w:p>
       <w:pPr>
@@ -1978,10 +1978,10 @@
             <v:path o:extrusionok="f" gradientshapeok="t" o:connecttype="rect"/>
             <o:lock v:ext="edit" aspectratio="t"/>
           </v:shapetype>
-          <v:shape id="_x0000_i1025" type="#_x0000_t75" style="width:29.95pt;height:13.2pt" o:ole="">
+          <v:shape id="_x0000_i1025" type="#_x0000_t75" style="width:30.05pt;height:13.1pt" o:ole="">
             <v:imagedata r:id="rId14" o:title=""/>
           </v:shape>
-          <o:OLEObject Type="Embed" ProgID="Equation.DSMT4" ShapeID="_x0000_i1025" DrawAspect="Content" ObjectID="_1848400325" r:id="rId15"/>
+          <o:OLEObject Type="Embed" ProgID="Equation.DSMT4" ShapeID="_x0000_i1025" DrawAspect="Content" ObjectID="_1849119377" r:id="rId15"/>
         </w:object>
       </w:r>
     </w:p>
@@ -2099,10 +2099,10 @@
           <w:position w:val="-14"/>
         </w:rPr>
         <w:object w:dxaOrig="1480" w:dyaOrig="360" w14:anchorId="0B748C75">
-          <v:shape id="_x0000_i1026" type="#_x0000_t75" style="width:73.8pt;height:18.2pt" o:ole="">
+          <v:shape id="_x0000_i1026" type="#_x0000_t75" style="width:73.95pt;height:18.1pt" o:ole="">
             <v:imagedata r:id="rId16" o:title=""/>
           </v:shape>
-          <o:OLEObject Type="Embed" ProgID="Equation.DSMT4" ShapeID="_x0000_i1026" DrawAspect="Content" ObjectID="_1848400326" r:id="rId17"/>
+          <o:OLEObject Type="Embed" ProgID="Equation.DSMT4" ShapeID="_x0000_i1026" DrawAspect="Content" ObjectID="_1849119378" r:id="rId17"/>
         </w:object>
       </w:r>
     </w:p>
@@ -2469,7 +2469,7 @@
         </w:rPr>
         <w:lastRenderedPageBreak/>
         <w:drawing>
-          <wp:inline distT="0" distB="0" distL="0" distR="0" wp14:anchorId="296A65B9" wp14:editId="43DCD40E">
+          <wp:inline distT="0" distB="0" distL="0" distR="0" wp14:anchorId="296A65B9" wp14:editId="7E41E10B">
             <wp:extent cx="5166000" cy="3060000"/>
             <wp:effectExtent l="0" t="0" r="0" b="7620"/>
             <wp:docPr id="658848872" name="图片 1"/>
@@ -2722,10 +2722,10 @@
           <w:position w:val="-14"/>
         </w:rPr>
         <w:object w:dxaOrig="6280" w:dyaOrig="380" w14:anchorId="7FF57CF0">
-          <v:shape id="_x0000_i1027" type="#_x0000_t75" style="width:313.65pt;height:19.25pt" o:ole="">
+          <v:shape id="_x0000_i1027" type="#_x0000_t75" style="width:313.8pt;height:19.25pt" o:ole="">
             <v:imagedata r:id="rId19" o:title=""/>
           </v:shape>
-          <o:OLEObject Type="Embed" ProgID="Equation.DSMT4" ShapeID="_x0000_i1027" DrawAspect="Content" ObjectID="_1848400327" r:id="rId20"/>
+          <o:OLEObject Type="Embed" ProgID="Equation.DSMT4" ShapeID="_x0000_i1027" DrawAspect="Content" ObjectID="_1849119379" r:id="rId20"/>
         </w:object>
       </w:r>
     </w:p>
@@ -2797,10 +2797,10 @@
           <w:szCs w:val="21"/>
         </w:rPr>
         <w:object w:dxaOrig="440" w:dyaOrig="340" w14:anchorId="004617F7">
-          <v:shape id="_x0000_i1028" type="#_x0000_t75" style="width:22.8pt;height:17.45pt" o:ole="">
+          <v:shape id="_x0000_i1028" type="#_x0000_t75" style="width:22.7pt;height:17.35pt" o:ole="">
             <v:imagedata r:id="rId21" o:title=""/>
           </v:shape>
-          <o:OLEObject Type="Embed" ProgID="Equation.DSMT4" ShapeID="_x0000_i1028" DrawAspect="Content" ObjectID="_1848400328" r:id="rId22"/>
+          <o:OLEObject Type="Embed" ProgID="Equation.DSMT4" ShapeID="_x0000_i1028" DrawAspect="Content" ObjectID="_1849119380" r:id="rId22"/>
         </w:object>
       </w:r>
       <w:r>
@@ -4489,7 +4489,7 @@
           <w:szCs w:val="18"/>
         </w:rPr>
         <w:drawing>
-          <wp:inline distT="0" distB="0" distL="0" distR="0" wp14:anchorId="683A5427" wp14:editId="31B33AA0">
+          <wp:inline distT="0" distB="0" distL="0" distR="0" wp14:anchorId="683A5427" wp14:editId="03E18898">
             <wp:extent cx="3700800" cy="3060000"/>
             <wp:effectExtent l="0" t="0" r="0" b="7620"/>
             <wp:docPr id="826820190" name="图片 5"/>
@@ -4701,10 +4701,10 @@
           <w:szCs w:val="21"/>
         </w:rPr>
         <w:object w:dxaOrig="4860" w:dyaOrig="720" w14:anchorId="0D667EBC">
-          <v:shape id="_x0000_i1029" type="#_x0000_t75" style="width:243.1pt;height:36.35pt" o:ole="">
+          <v:shape id="_x0000_i1029" type="#_x0000_t75" style="width:242.95pt;height:36.2pt" o:ole="">
             <v:imagedata r:id="rId27" o:title=""/>
           </v:shape>
-          <o:OLEObject Type="Embed" ProgID="Equation.DSMT4" ShapeID="_x0000_i1029" DrawAspect="Content" ObjectID="_1848400329" r:id="rId28"/>
+          <o:OLEObject Type="Embed" ProgID="Equation.DSMT4" ShapeID="_x0000_i1029" DrawAspect="Content" ObjectID="_1849119381" r:id="rId28"/>
         </w:object>
       </w:r>
     </w:p>
@@ -4738,10 +4738,10 @@
           <w:szCs w:val="21"/>
         </w:rPr>
         <w:object w:dxaOrig="2079" w:dyaOrig="380" w14:anchorId="5B786A75">
-          <v:shape id="_x0000_i1030" type="#_x0000_t75" style="width:104.1pt;height:19.25pt" o:ole="">
+          <v:shape id="_x0000_i1030" type="#_x0000_t75" style="width:103.95pt;height:19.25pt" o:ole="">
             <v:imagedata r:id="rId29" o:title=""/>
           </v:shape>
-          <o:OLEObject Type="Embed" ProgID="Equation.DSMT4" ShapeID="_x0000_i1030" DrawAspect="Content" ObjectID="_1848400330" r:id="rId30"/>
+          <o:OLEObject Type="Embed" ProgID="Equation.DSMT4" ShapeID="_x0000_i1030" DrawAspect="Content" ObjectID="_1849119382" r:id="rId30"/>
         </w:object>
       </w:r>
       <w:r>
@@ -4779,10 +4779,10 @@
           <w:szCs w:val="21"/>
         </w:rPr>
         <w:object w:dxaOrig="2180" w:dyaOrig="360" w14:anchorId="72123251">
-          <v:shape id="_x0000_i1031" type="#_x0000_t75" style="width:109.45pt;height:18.2pt" o:ole="">
+          <v:shape id="_x0000_i1031" type="#_x0000_t75" style="width:109.35pt;height:18.1pt" o:ole="">
             <v:imagedata r:id="rId31" o:title=""/>
           </v:shape>
-          <o:OLEObject Type="Embed" ProgID="Equation.DSMT4" ShapeID="_x0000_i1031" DrawAspect="Content" ObjectID="_1848400331" r:id="rId32"/>
+          <o:OLEObject Type="Embed" ProgID="Equation.DSMT4" ShapeID="_x0000_i1031" DrawAspect="Content" ObjectID="_1849119383" r:id="rId32"/>
         </w:object>
       </w:r>
       <w:r>
@@ -7829,7 +7829,15 @@
                 <w:sz w:val="16"/>
                 <w:szCs w:val="18"/>
               </w:rPr>
-              <w:t>End-effector sens</w:t>
+              <w:t>Force</w:t>
+            </w:r>
+            <w:r>
+              <w:rPr>
+                <w:kern w:val="0"/>
+                <w:sz w:val="16"/>
+                <w:szCs w:val="18"/>
+              </w:rPr>
+              <w:t xml:space="preserve"> sens</w:t>
             </w:r>
             <w:r>
               <w:rPr>
@@ -8055,21 +8063,14 @@
           <w:sz w:val="21"/>
           <w:szCs w:val="21"/>
         </w:rPr>
-        <w:t xml:space="preserve">As illustrated in Fig. 8, the RGB-D perception system first captures the surrounding environment and the robotic execution scene. The detected target points are then transformed into spatial coordinates and provided to SC-RRT for continuous trajectory planning. For the motion planning between adjacent target points, SC-RRT employs bidirectional search to reduce unnecessary exploration and utilizes adaptive dual-super-ellipsoid constrained sampling to concentrate sampling within potential feasible regions. The generated </w:t>
-      </w:r>
-      <w:r>
-        <w:rPr>
-          <w:sz w:val="21"/>
-          <w:szCs w:val="21"/>
-        </w:rPr>
-        <w:t xml:space="preserve">feasible trajectory </w:t>
-      </w:r>
-      <w:r>
-        <w:rPr>
-          <w:sz w:val="21"/>
-          <w:szCs w:val="21"/>
-        </w:rPr>
-        <w:t>segments are sequentially connected to form a complete multi-target continuous trajectory, which is subsequently executed by the physical robotic manipulator.</w:t>
+        <w:t>In the experiment, the spatial target points obtained from the perception system were transformed into the robot planning coordinate system and provided to SC-RRT as sequential planning objectives. The generated continuous trajectory was subsequently transferred to the physical robotic manipulator for execution</w:t>
+      </w:r>
+      <w:r>
+        <w:rPr>
+          <w:sz w:val="21"/>
+          <w:szCs w:val="21"/>
+        </w:rPr>
+        <w:t>.</w:t>
       </w:r>
     </w:p>
     <w:p>
@@ -8087,23 +8088,7 @@
           <w:sz w:val="21"/>
           <w:szCs w:val="21"/>
         </w:rPr>
-        <w:lastRenderedPageBreak/>
-        <w:t>Fig.8 presents the real-world execution process of SC-RRT on the robotic platform. Fig.8(a) shows the overall experimental environment, where the manipulator performs the planned spatial motion task on the actual curved surface environment. Fig.8(b) and Fig.8(c) further illustrate the motion states of the robot end-effector during execution. It can be observed that the manipulator successfully follows the planned trajectory and completes the continuous motion process,</w:t>
-      </w:r>
-      <w:r>
-        <w:rPr>
-          <w:rFonts w:hint="eastAsia"/>
-          <w:sz w:val="21"/>
-          <w:szCs w:val="21"/>
-        </w:rPr>
-        <w:t xml:space="preserve"> </w:t>
-      </w:r>
-      <w:r>
-        <w:rPr>
-          <w:sz w:val="21"/>
-          <w:szCs w:val="21"/>
-        </w:rPr>
-        <w:t>demonstrating the executability of the trajectories generated by SC-RRT in the real robotic system.</w:t>
+        <w:t>As shown in Fig. 8, the robotic manipulator performs the planned motion on the actual curved human-back surface. The two views illustrate different execution states of the end-effector during the experiment. The manipulator maintains the required spatial relationship with the curved surface while completing the planned motion sequence, demonstrating the feasibility of executing SC-RRT-generated trajectories on the physical robotic platform.</w:t>
       </w:r>
     </w:p>
     <w:p>
@@ -8127,11 +8112,12 @@
           <w:sz w:val="21"/>
           <w:szCs w:val="21"/>
         </w:rPr>
+        <w:lastRenderedPageBreak/>
         <w:drawing>
-          <wp:inline distT="0" distB="0" distL="0" distR="0" wp14:anchorId="3FCFE932" wp14:editId="2631F104">
-            <wp:extent cx="1969200" cy="3060000"/>
+          <wp:inline distT="0" distB="0" distL="0" distR="0" wp14:anchorId="1C0AB20E" wp14:editId="6D7C6151">
+            <wp:extent cx="2041200" cy="3060000"/>
             <wp:effectExtent l="0" t="0" r="0" b="7620"/>
-            <wp:docPr id="285819029" name="图片 1"/>
+            <wp:docPr id="656539145" name="图片 1"/>
             <wp:cNvGraphicFramePr>
               <a:graphicFrameLocks xmlns:a="http://schemas.openxmlformats.org/drawingml/2006/main" noChangeAspect="1"/>
             </wp:cNvGraphicFramePr>
@@ -8139,7 +8125,7 @@
               <a:graphicData uri="http://schemas.openxmlformats.org/drawingml/2006/picture">
                 <pic:pic xmlns:pic="http://schemas.openxmlformats.org/drawingml/2006/picture">
                   <pic:nvPicPr>
-                    <pic:cNvPr id="0" name="Picture 17"/>
+                    <pic:cNvPr id="0" name="Picture 8"/>
                     <pic:cNvPicPr>
                       <a:picLocks noChangeAspect="1" noChangeArrowheads="1"/>
                     </pic:cNvPicPr>
@@ -8160,7 +8146,7 @@
                   <pic:spPr bwMode="auto">
                     <a:xfrm>
                       <a:off x="0" y="0"/>
-                      <a:ext cx="1969200" cy="3060000"/>
+                      <a:ext cx="2041200" cy="3060000"/>
                     </a:xfrm>
                     <a:prstGeom prst="rect">
                       <a:avLst/>
@@ -8179,239 +8165,9 @@
     </w:p>
     <w:p>
       <w:pPr>
-        <w:ind w:firstLine="422"/>
-        <w:jc w:val="center"/>
-        <w:rPr>
-          <w:rFonts w:ascii="宋体" w:hAnsi="宋体" w:hint="eastAsia"/>
-          <w:sz w:val="21"/>
-          <w:szCs w:val="21"/>
-        </w:rPr>
-      </w:pPr>
-      <w:r>
-        <w:rPr>
-          <w:rFonts w:ascii="宋体" w:hAnsi="宋体"/>
-          <w:b/>
-          <w:bCs/>
-          <w:sz w:val="21"/>
-          <w:szCs w:val="21"/>
-        </w:rPr>
-        <w:t xml:space="preserve">图 </w:t>
-      </w:r>
-      <w:r>
-        <w:rPr>
-          <w:rFonts w:ascii="宋体" w:hAnsi="宋体" w:hint="eastAsia"/>
-          <w:b/>
-          <w:bCs/>
-          <w:sz w:val="21"/>
-          <w:szCs w:val="21"/>
-        </w:rPr>
-        <w:t>8</w:t>
-      </w:r>
-      <w:r>
-        <w:rPr>
-          <w:rFonts w:ascii="宋体" w:hAnsi="宋体"/>
-          <w:b/>
-          <w:bCs/>
-          <w:sz w:val="21"/>
-          <w:szCs w:val="21"/>
-        </w:rPr>
-        <w:t>(a)</w:t>
-      </w:r>
-      <w:r>
-        <w:rPr>
-          <w:rFonts w:ascii="微软雅黑" w:eastAsia="微软雅黑" w:hAnsi="微软雅黑"/>
-          <w:color w:val="666666"/>
-          <w:shd w:val="clear" w:color="auto" w:fill="FFFFFF"/>
-        </w:rPr>
-        <w:t xml:space="preserve"> </w:t>
-      </w:r>
-      <w:proofErr w:type="gramStart"/>
-      <w:r>
-        <w:rPr>
-          <w:rFonts w:ascii="宋体" w:hAnsi="宋体"/>
-          <w:sz w:val="21"/>
-          <w:szCs w:val="21"/>
-        </w:rPr>
-        <w:t>机器人与实际工作环境的整体场景</w:t>
-      </w:r>
-      <w:r>
-        <w:rPr>
-          <w:rFonts w:ascii="宋体" w:hAnsi="宋体" w:hint="eastAsia"/>
-          <w:sz w:val="21"/>
-          <w:szCs w:val="21"/>
-        </w:rPr>
-        <w:t xml:space="preserve">  </w:t>
-      </w:r>
-      <w:r>
-        <w:rPr>
-          <w:rFonts w:ascii="宋体" w:hAnsi="宋体"/>
-          <w:b/>
-          <w:bCs/>
-          <w:sz w:val="21"/>
-          <w:szCs w:val="21"/>
-        </w:rPr>
-        <w:t>图</w:t>
-      </w:r>
-      <w:proofErr w:type="gramEnd"/>
-      <w:r>
-        <w:rPr>
-          <w:rFonts w:ascii="宋体" w:hAnsi="宋体"/>
-          <w:b/>
-          <w:bCs/>
-          <w:sz w:val="21"/>
-          <w:szCs w:val="21"/>
-        </w:rPr>
-        <w:t xml:space="preserve"> </w:t>
-      </w:r>
-      <w:r>
-        <w:rPr>
-          <w:rFonts w:ascii="宋体" w:hAnsi="宋体" w:hint="eastAsia"/>
-          <w:b/>
-          <w:bCs/>
-          <w:sz w:val="21"/>
-          <w:szCs w:val="21"/>
-        </w:rPr>
-        <w:t>8</w:t>
-      </w:r>
-      <w:r>
-        <w:rPr>
-          <w:rFonts w:ascii="宋体" w:hAnsi="宋体"/>
-          <w:b/>
-          <w:bCs/>
-          <w:sz w:val="21"/>
-          <w:szCs w:val="21"/>
-        </w:rPr>
-        <w:t>(b</w:t>
-      </w:r>
-      <w:proofErr w:type="gramStart"/>
-      <w:r>
-        <w:rPr>
-          <w:rFonts w:ascii="宋体" w:hAnsi="宋体"/>
-          <w:b/>
-          <w:bCs/>
-          <w:sz w:val="21"/>
-          <w:szCs w:val="21"/>
-        </w:rPr>
-        <w:t>)</w:t>
-      </w:r>
-      <w:r>
-        <w:rPr>
-          <w:rFonts w:ascii="微软雅黑" w:eastAsia="微软雅黑" w:hAnsi="微软雅黑"/>
-          <w:color w:val="666666"/>
-          <w:shd w:val="clear" w:color="auto" w:fill="FFFFFF"/>
-        </w:rPr>
-        <w:t xml:space="preserve"> </w:t>
-      </w:r>
-      <w:r>
-        <w:rPr>
-          <w:rFonts w:ascii="宋体" w:hAnsi="宋体"/>
-          <w:sz w:val="21"/>
-          <w:szCs w:val="21"/>
-        </w:rPr>
-        <w:t>机器人</w:t>
-      </w:r>
-      <w:proofErr w:type="gramEnd"/>
-      <w:r>
-        <w:rPr>
-          <w:rFonts w:ascii="宋体" w:hAnsi="宋体"/>
-          <w:sz w:val="21"/>
-          <w:szCs w:val="21"/>
-        </w:rPr>
-        <w:t>末端的实际运动状态</w:t>
-      </w:r>
-      <w:r>
-        <w:rPr>
-          <w:rFonts w:ascii="宋体" w:hAnsi="宋体" w:hint="eastAsia"/>
-          <w:sz w:val="21"/>
-          <w:szCs w:val="21"/>
-        </w:rPr>
-        <w:t xml:space="preserve">  </w:t>
-      </w:r>
-    </w:p>
-    <w:p>
-      <w:pPr>
-        <w:ind w:firstLine="422"/>
-        <w:jc w:val="center"/>
-        <w:rPr>
-          <w:rFonts w:ascii="宋体" w:hAnsi="宋体" w:hint="eastAsia"/>
-          <w:sz w:val="21"/>
-          <w:szCs w:val="21"/>
-        </w:rPr>
-      </w:pPr>
-      <w:r>
-        <w:rPr>
-          <w:rFonts w:ascii="宋体" w:hAnsi="宋体"/>
-          <w:b/>
-          <w:bCs/>
-          <w:sz w:val="21"/>
-          <w:szCs w:val="21"/>
-        </w:rPr>
-        <w:t xml:space="preserve">图 </w:t>
-      </w:r>
-      <w:r>
-        <w:rPr>
-          <w:rFonts w:ascii="宋体" w:hAnsi="宋体" w:hint="eastAsia"/>
-          <w:b/>
-          <w:bCs/>
-          <w:sz w:val="21"/>
-          <w:szCs w:val="21"/>
-        </w:rPr>
-        <w:t>8</w:t>
-      </w:r>
-      <w:r>
-        <w:rPr>
-          <w:rFonts w:ascii="宋体" w:hAnsi="宋体"/>
-          <w:b/>
-          <w:bCs/>
-          <w:sz w:val="21"/>
-          <w:szCs w:val="21"/>
-        </w:rPr>
-        <w:t>(c</w:t>
-      </w:r>
-      <w:proofErr w:type="gramStart"/>
-      <w:r>
-        <w:rPr>
-          <w:rFonts w:ascii="宋体" w:hAnsi="宋体"/>
-          <w:b/>
-          <w:bCs/>
-          <w:sz w:val="21"/>
-          <w:szCs w:val="21"/>
-        </w:rPr>
-        <w:t>)</w:t>
-      </w:r>
-      <w:r>
-        <w:rPr>
-          <w:rFonts w:ascii="宋体" w:hAnsi="宋体" w:hint="eastAsia"/>
-          <w:b/>
-          <w:bCs/>
-          <w:sz w:val="21"/>
-          <w:szCs w:val="21"/>
-        </w:rPr>
-        <w:t xml:space="preserve"> </w:t>
-      </w:r>
-      <w:r>
-        <w:rPr>
-          <w:rFonts w:ascii="宋体" w:hAnsi="宋体"/>
-          <w:sz w:val="21"/>
-          <w:szCs w:val="21"/>
-        </w:rPr>
-        <w:t>系统</w:t>
-      </w:r>
-      <w:proofErr w:type="gramEnd"/>
-      <w:r>
-        <w:rPr>
-          <w:rFonts w:ascii="宋体" w:hAnsi="宋体"/>
-          <w:sz w:val="21"/>
-          <w:szCs w:val="21"/>
-        </w:rPr>
-        <w:t>全景</w:t>
-      </w:r>
-    </w:p>
-    <w:p>
-      <w:pPr>
         <w:topLinePunct/>
         <w:spacing w:line="276" w:lineRule="auto"/>
-        <w:ind w:firstLineChars="0"/>
+        <w:ind w:firstLineChars="0" w:firstLine="0"/>
         <w:jc w:val="center"/>
         <w:rPr>
           <w:sz w:val="18"/>
@@ -8508,7 +8264,21 @@
           <w:sz w:val="21"/>
           <w:szCs w:val="21"/>
         </w:rPr>
-        <w:t>Compared with the simplified simulation environments, the reconstructed point cloud environment introduces additional geometric uncertainties and perception errors. Therefore, successful trajectory generation in this scenario provides a more realistic evaluation of the robustness of SC-RRT under practical conditions.</w:t>
+        <w:t xml:space="preserve">As shown in Fig. 9, the reconstructed point cloud captures the geometric structure of the working environment together with the robotic manipulator. The local view further illustrates the spatial relationship between the end-effector, the reconstructed surface, and the planned motion. </w:t>
+      </w:r>
+      <w:r>
+        <w:rPr>
+          <w:sz w:val="21"/>
+          <w:szCs w:val="21"/>
+        </w:rPr>
+        <w:t>Compared with the simplified simulation environments, the RGB-D-reconstructed scene introduces practical uncertainties caused by sensor noise, incomplete surface reconstruction, and geometric modeling errors. Therefore, the experiment provides a more realistic evaluation of the applicability and execution feasibility of SC-RRT under practical conditions</w:t>
+      </w:r>
+      <w:r>
+        <w:rPr>
+          <w:sz w:val="21"/>
+          <w:szCs w:val="21"/>
+        </w:rPr>
+        <w:t>.</w:t>
       </w:r>
     </w:p>
     <w:p>
@@ -8530,10 +8300,10 @@
         </w:rPr>
         <w:lastRenderedPageBreak/>
         <w:drawing>
-          <wp:inline distT="0" distB="0" distL="0" distR="0" wp14:anchorId="646C7421" wp14:editId="2FAFF0A7">
-            <wp:extent cx="2728800" cy="3060000"/>
+          <wp:inline distT="0" distB="0" distL="0" distR="0" wp14:anchorId="1CC92211" wp14:editId="46ACC7DE">
+            <wp:extent cx="2448000" cy="3060000"/>
             <wp:effectExtent l="0" t="0" r="0" b="7620"/>
-            <wp:docPr id="1891190235" name="图片 4"/>
+            <wp:docPr id="745837465" name="图片 2"/>
             <wp:cNvGraphicFramePr>
               <a:graphicFrameLocks xmlns:a="http://schemas.openxmlformats.org/drawingml/2006/main" noChangeAspect="1"/>
             </wp:cNvGraphicFramePr>
@@ -8541,8 +8311,10 @@
               <a:graphicData uri="http://schemas.openxmlformats.org/drawingml/2006/picture">
                 <pic:pic xmlns:pic="http://schemas.openxmlformats.org/drawingml/2006/picture">
                   <pic:nvPicPr>
-                    <pic:cNvPr id="242186841" name="图片 242186841"/>
-                    <pic:cNvPicPr/>
+                    <pic:cNvPr id="0" name="Picture 9"/>
+                    <pic:cNvPicPr>
+                      <a:picLocks noChangeAspect="1" noChangeArrowheads="1"/>
+                    </pic:cNvPicPr>
                   </pic:nvPicPr>
                   <pic:blipFill>
                     <a:blip r:embed="rId36" cstate="print">
@@ -8552,226 +8324,29 @@
                         </a:ext>
                       </a:extLst>
                     </a:blip>
+                    <a:srcRect/>
                     <a:stretch>
                       <a:fillRect/>
                     </a:stretch>
                   </pic:blipFill>
-                  <pic:spPr>
+                  <pic:spPr bwMode="auto">
                     <a:xfrm>
                       <a:off x="0" y="0"/>
-                      <a:ext cx="2728800" cy="3060000"/>
+                      <a:ext cx="2448000" cy="3060000"/>
                     </a:xfrm>
                     <a:prstGeom prst="rect">
                       <a:avLst/>
                     </a:prstGeom>
+                    <a:noFill/>
+                    <a:ln>
+                      <a:noFill/>
+                    </a:ln>
                   </pic:spPr>
                 </pic:pic>
               </a:graphicData>
             </a:graphic>
           </wp:inline>
         </w:drawing>
-      </w:r>
-    </w:p>
-    <w:p>
-      <w:pPr>
-        <w:ind w:firstLine="422"/>
-        <w:jc w:val="center"/>
-        <w:rPr>
-          <w:rFonts w:ascii="宋体" w:hAnsi="宋体" w:hint="eastAsia"/>
-          <w:sz w:val="21"/>
-          <w:szCs w:val="21"/>
-        </w:rPr>
-      </w:pPr>
-      <w:r>
-        <w:rPr>
-          <w:rFonts w:ascii="宋体" w:hAnsi="宋体"/>
-          <w:b/>
-          <w:bCs/>
-          <w:sz w:val="21"/>
-          <w:szCs w:val="21"/>
-        </w:rPr>
-        <w:t xml:space="preserve">图 </w:t>
-      </w:r>
-      <w:r>
-        <w:rPr>
-          <w:rFonts w:ascii="宋体" w:hAnsi="宋体" w:hint="eastAsia"/>
-          <w:b/>
-          <w:bCs/>
-          <w:sz w:val="21"/>
-          <w:szCs w:val="21"/>
-        </w:rPr>
-        <w:t>9</w:t>
-      </w:r>
-      <w:proofErr w:type="gramStart"/>
-      <w:r>
-        <w:rPr>
-          <w:rFonts w:ascii="宋体" w:hAnsi="宋体"/>
-          <w:b/>
-          <w:bCs/>
-          <w:sz w:val="21"/>
-          <w:szCs w:val="21"/>
-        </w:rPr>
-        <w:t>(a)</w:t>
-      </w:r>
-      <w:r>
-        <w:rPr>
-          <w:rFonts w:ascii="宋体" w:hAnsi="宋体"/>
-          <w:sz w:val="21"/>
-          <w:szCs w:val="21"/>
-        </w:rPr>
-        <w:t>机械臂与人体背部点云整体场景</w:t>
-      </w:r>
-      <w:r>
-        <w:rPr>
-          <w:rFonts w:ascii="宋体" w:hAnsi="宋体" w:hint="eastAsia"/>
-          <w:sz w:val="21"/>
-          <w:szCs w:val="21"/>
-        </w:rPr>
-        <w:t xml:space="preserve">  </w:t>
-      </w:r>
-      <w:r>
-        <w:rPr>
-          <w:rFonts w:ascii="宋体" w:hAnsi="宋体"/>
-          <w:b/>
-          <w:bCs/>
-          <w:sz w:val="21"/>
-          <w:szCs w:val="21"/>
-        </w:rPr>
-        <w:t>图</w:t>
-      </w:r>
-      <w:proofErr w:type="gramEnd"/>
-      <w:r>
-        <w:rPr>
-          <w:rFonts w:ascii="宋体" w:hAnsi="宋体"/>
-          <w:b/>
-          <w:bCs/>
-          <w:sz w:val="21"/>
-          <w:szCs w:val="21"/>
-        </w:rPr>
-        <w:t xml:space="preserve"> </w:t>
-      </w:r>
-      <w:r>
-        <w:rPr>
-          <w:rFonts w:ascii="宋体" w:hAnsi="宋体" w:hint="eastAsia"/>
-          <w:b/>
-          <w:bCs/>
-          <w:sz w:val="21"/>
-          <w:szCs w:val="21"/>
-        </w:rPr>
-        <w:t>9</w:t>
-      </w:r>
-      <w:proofErr w:type="gramStart"/>
-      <w:r>
-        <w:rPr>
-          <w:rFonts w:ascii="宋体" w:hAnsi="宋体"/>
-          <w:b/>
-          <w:bCs/>
-          <w:sz w:val="21"/>
-          <w:szCs w:val="21"/>
-        </w:rPr>
-        <w:t>(b)</w:t>
-      </w:r>
-      <w:proofErr w:type="gramEnd"/>
-      <w:r>
-        <w:rPr>
-          <w:rFonts w:ascii="宋体" w:hAnsi="宋体"/>
-          <w:sz w:val="21"/>
-          <w:szCs w:val="21"/>
-        </w:rPr>
-        <w:t>末端执行器的姿态约束</w:t>
-      </w:r>
-      <w:r>
-        <w:rPr>
-          <w:rFonts w:ascii="宋体" w:hAnsi="宋体" w:hint="eastAsia"/>
-          <w:sz w:val="21"/>
-          <w:szCs w:val="21"/>
-        </w:rPr>
-        <w:t xml:space="preserve">特写  </w:t>
-      </w:r>
-    </w:p>
-    <w:p>
-      <w:pPr>
-        <w:ind w:firstLine="422"/>
-        <w:jc w:val="center"/>
-        <w:rPr>
-          <w:rFonts w:ascii="宋体" w:hAnsi="宋体" w:hint="eastAsia"/>
-          <w:sz w:val="21"/>
-          <w:szCs w:val="21"/>
-        </w:rPr>
-      </w:pPr>
-      <w:r>
-        <w:rPr>
-          <w:rFonts w:ascii="宋体" w:hAnsi="宋体"/>
-          <w:b/>
-          <w:bCs/>
-          <w:sz w:val="21"/>
-          <w:szCs w:val="21"/>
-        </w:rPr>
-        <w:t xml:space="preserve">图 </w:t>
-      </w:r>
-      <w:r>
-        <w:rPr>
-          <w:rFonts w:ascii="宋体" w:hAnsi="宋体" w:hint="eastAsia"/>
-          <w:b/>
-          <w:bCs/>
-          <w:sz w:val="21"/>
-          <w:szCs w:val="21"/>
-        </w:rPr>
-        <w:t>9</w:t>
-      </w:r>
-      <w:proofErr w:type="gramStart"/>
-      <w:r>
-        <w:rPr>
-          <w:rFonts w:ascii="宋体" w:hAnsi="宋体"/>
-          <w:b/>
-          <w:bCs/>
-          <w:sz w:val="21"/>
-          <w:szCs w:val="21"/>
-        </w:rPr>
-        <w:t>(c)</w:t>
-      </w:r>
-      <w:proofErr w:type="gramEnd"/>
-      <w:r>
-        <w:rPr>
-          <w:rFonts w:ascii="宋体" w:hAnsi="宋体" w:hint="eastAsia"/>
-          <w:b/>
-          <w:bCs/>
-          <w:sz w:val="21"/>
-          <w:szCs w:val="21"/>
-        </w:rPr>
-        <w:t xml:space="preserve"> </w:t>
-      </w:r>
-      <w:r>
-        <w:rPr>
-          <w:rFonts w:ascii="宋体" w:hAnsi="宋体" w:hint="eastAsia"/>
-          <w:sz w:val="21"/>
-          <w:szCs w:val="21"/>
-        </w:rPr>
-        <w:t>SC-RRT算法</w:t>
-      </w:r>
-      <w:r>
-        <w:rPr>
-          <w:rFonts w:ascii="宋体" w:hAnsi="宋体"/>
-          <w:sz w:val="21"/>
-          <w:szCs w:val="21"/>
-        </w:rPr>
-        <w:t>路径贴合</w:t>
-      </w:r>
-      <w:r>
-        <w:rPr>
-          <w:rFonts w:ascii="宋体" w:hAnsi="宋体" w:hint="eastAsia"/>
-          <w:sz w:val="21"/>
-          <w:szCs w:val="21"/>
-        </w:rPr>
-        <w:t>人体表面</w:t>
-      </w:r>
-      <w:r>
-        <w:rPr>
-          <w:rFonts w:ascii="宋体" w:hAnsi="宋体"/>
-          <w:sz w:val="21"/>
-          <w:szCs w:val="21"/>
-        </w:rPr>
-        <w:t>特写</w:t>
       </w:r>
     </w:p>
     <w:p>
@@ -8847,12 +8422,19 @@
           <w:sz w:val="21"/>
           <w:szCs w:val="21"/>
         </w:rPr>
+        <w:t>Based on the reconstructed three-dimensional environment and the sequential target points described above, SC-RRT was then used to generate a continuous trajectory connecting the multiple target locations.</w:t>
+      </w:r>
+      <w:r>
+        <w:rPr>
+          <w:sz w:val="21"/>
+          <w:szCs w:val="21"/>
+        </w:rPr>
         <w:t>Fig.10 shows the multi-target continuous trajectory generated by SC-RRT in the real three-dimensional environment. For the sequential motion task involving multiple spatial target points, SC-RRT constructs constrained search regions through bidirectional exploration and adaptive dual-super-ellipsoid sampling. As shown in Fig.10, the generated trajectory successfully connects all target points while maintaining consistency with the geometric characteristics of the human back surface. These results demonstrate the capability of SC-RRT to perform continuous trajectory generation in unstructured three-dimensional environments.</w:t>
       </w:r>
     </w:p>
     <w:p>
       <w:pPr>
-        <w:ind w:firstLine="420"/>
+        <w:ind w:firstLine="360"/>
         <w:jc w:val="center"/>
         <w:rPr>
           <w:rFonts w:asciiTheme="minorEastAsia" w:eastAsiaTheme="minorEastAsia" w:hAnsiTheme="minorEastAsia" w:cstheme="minorHAnsi" w:hint="eastAsia"/>
@@ -8862,16 +8444,15 @@
       </w:pPr>
       <w:r>
         <w:rPr>
-          <w:rFonts w:asciiTheme="minorEastAsia" w:eastAsiaTheme="minorEastAsia" w:hAnsiTheme="minorEastAsia" w:cstheme="minorHAnsi"/>
           <w:noProof/>
-          <w:sz w:val="21"/>
-          <w:szCs w:val="21"/>
+          <w:sz w:val="18"/>
+          <w:szCs w:val="18"/>
         </w:rPr>
         <w:drawing>
-          <wp:inline distT="0" distB="0" distL="0" distR="0" wp14:anchorId="343CAA0F" wp14:editId="1654D213">
-            <wp:extent cx="2548800" cy="3060000"/>
-            <wp:effectExtent l="0" t="0" r="4445" b="7620"/>
-            <wp:docPr id="661071870" name="图片 1"/>
+          <wp:inline distT="0" distB="0" distL="0" distR="0" wp14:anchorId="3616EB33" wp14:editId="5B5544AC">
+            <wp:extent cx="4129200" cy="3060000"/>
+            <wp:effectExtent l="0" t="0" r="5080" b="7620"/>
+            <wp:docPr id="1714394459" name="图片 1"/>
             <wp:cNvGraphicFramePr>
               <a:graphicFrameLocks xmlns:a="http://schemas.openxmlformats.org/drawingml/2006/main" noChangeAspect="1"/>
             </wp:cNvGraphicFramePr>
@@ -8879,7 +8460,7 @@
               <a:graphicData uri="http://schemas.openxmlformats.org/drawingml/2006/picture">
                 <pic:pic xmlns:pic="http://schemas.openxmlformats.org/drawingml/2006/picture">
                   <pic:nvPicPr>
-                    <pic:cNvPr id="0" name="Picture 9"/>
+                    <pic:cNvPr id="0" name="Picture 8"/>
                     <pic:cNvPicPr>
                       <a:picLocks noChangeAspect="1" noChangeArrowheads="1"/>
                     </pic:cNvPicPr>
@@ -8900,7 +8481,7 @@
                   <pic:spPr bwMode="auto">
                     <a:xfrm>
                       <a:off x="0" y="0"/>
-                      <a:ext cx="2548800" cy="3060000"/>
+                      <a:ext cx="4129200" cy="3060000"/>
                     </a:xfrm>
                     <a:prstGeom prst="rect">
                       <a:avLst/>
@@ -8985,20 +8566,8 @@
           <w:sz w:val="21"/>
           <w:szCs w:val="21"/>
         </w:rPr>
-        <w:lastRenderedPageBreak/>
         <w:t>The quantitative execution results of the real robotic experiment are summarized in Table 4.</w:t>
       </w:r>
-    </w:p>
-    <w:p>
-      <w:pPr>
-        <w:pStyle w:val="af3"/>
-        <w:widowControl/>
-        <w:spacing w:line="240" w:lineRule="auto"/>
-        <w:rPr>
-          <w:sz w:val="21"/>
-          <w:szCs w:val="21"/>
-        </w:rPr>
-      </w:pPr>
     </w:p>
     <w:p>
       <w:pPr>
@@ -9029,6 +8598,7 @@
           <w:sz w:val="18"/>
           <w:szCs w:val="18"/>
         </w:rPr>
+        <w:lastRenderedPageBreak/>
         <w:t>Tab.</w:t>
       </w:r>
       <w:proofErr w:type="gramStart"/>
@@ -9691,7 +9261,7 @@
           <w:sz w:val="21"/>
           <w:szCs w:val="21"/>
         </w:rPr>
-        <w:t>Furthermore, the practical applicability of SC-RRT was validated on a real robotic ma</w:t>
+        <w:t xml:space="preserve">Furthermore, the practical applicability of SC-RRT was validated on a real robotic manipulation platform equipped with an RGB-D perception system. By using reconstructed three-dimensional point cloud information as the planning environment, SC-RRT successfully </w:t>
       </w:r>
       <w:r>
         <w:rPr>
@@ -9699,17 +9269,8 @@
           <w:szCs w:val="21"/>
         </w:rPr>
         <w:lastRenderedPageBreak/>
-        <w:t xml:space="preserve">nipulation platform equipped with an RGB-D perception system. By using reconstructed three-dimensional point cloud information as the planning environment, SC-RRT successfully generated and executed multi-target continuous trajectories on an unstructured curved surface. The experimental results indicate that the planned trajectories can be effectively transferred to the physical robotic system with stable execution accuracy, confirming the feasibility of applying SC-RRT in real-world robotic </w:t>
-      </w:r>
-      <w:proofErr w:type="spellStart"/>
-      <w:r>
-        <w:rPr>
-          <w:sz w:val="21"/>
-          <w:szCs w:val="21"/>
-        </w:rPr>
-        <w:t>environments.</w:t>
-      </w:r>
-      <w:proofErr w:type="spellEnd"/>
+        <w:t>generated and executed multi-target continuous trajectories on an unstructured curved surface. The experimental results indicate that the planned trajectories can be effectively transferred to the physical robotic system with stable execution accuracy, confirming the feasibility of applying SC-RRT in real-world robotic environments.</w:t>
+      </w:r>
     </w:p>
     <w:p>
       <w:pPr>
@@ -10139,14 +9700,7 @@
         <w:rPr>
           <w:szCs w:val="24"/>
         </w:rPr>
-        <w:t xml:space="preserve">to its submission for </w:t>
-      </w:r>
-      <w:r>
-        <w:rPr>
-          <w:szCs w:val="24"/>
-        </w:rPr>
-        <w:lastRenderedPageBreak/>
-        <w:t>publication.</w:t>
+        <w:t>to its submission for publication.</w:t>
       </w:r>
     </w:p>
     <w:p>
@@ -10177,6 +9731,7 @@
         <w:rPr>
           <w:szCs w:val="24"/>
         </w:rPr>
+        <w:lastRenderedPageBreak/>
         <w:t>The data that support the findings of this study are available</w:t>
       </w:r>
       <w:r>
@@ -11061,23 +10616,7 @@
           <w:sz w:val="21"/>
           <w:szCs w:val="21"/>
         </w:rPr>
-        <w:t xml:space="preserve">Kuffner, J.J., LaValle, S.M.: </w:t>
-      </w:r>
-      <w:proofErr w:type="spellStart"/>
-      <w:r>
-        <w:rPr>
-          <w:sz w:val="21"/>
-          <w:szCs w:val="21"/>
-        </w:rPr>
-        <w:t>Rrt</w:t>
-      </w:r>
-      <w:proofErr w:type="spellEnd"/>
-      <w:r>
-        <w:rPr>
-          <w:sz w:val="21"/>
-          <w:szCs w:val="21"/>
-        </w:rPr>
-        <w:t>-connect: An efficient approach to single-query</w:t>
+        <w:t>Kuffner, J.J., LaValle, S.M.: Rrt-connect: An efficient approach to single-query</w:t>
       </w:r>
       <w:r>
         <w:rPr>
@@ -11133,23 +10672,30 @@
           <w:sz w:val="21"/>
           <w:szCs w:val="21"/>
         </w:rPr>
+        <w:t>Gammell, J.D., Strub, M.P.: Asymptotically optimal sampling-based motion planning methods. Annual Review of Control, Robotics, and Autonomous Systems</w:t>
+      </w:r>
+      <w:r>
+        <w:rPr>
+          <w:rFonts w:hint="eastAsia"/>
+          <w:sz w:val="21"/>
+          <w:szCs w:val="21"/>
+        </w:rPr>
+        <w:t xml:space="preserve"> </w:t>
+      </w:r>
+      <w:r>
+        <w:rPr>
+          <w:sz w:val="21"/>
+          <w:szCs w:val="21"/>
+        </w:rPr>
+        <w:t>4(1), 295–31</w:t>
+      </w:r>
+      <w:r>
+        <w:rPr>
+          <w:sz w:val="21"/>
+          <w:szCs w:val="21"/>
+        </w:rPr>
         <w:lastRenderedPageBreak/>
-        <w:t>Gammell, J.D., Strub, M.P.: Asymptotically optimal sampling-based motion planning methods. Annual Review of Control, Robotics, and Autonomous Systems</w:t>
-      </w:r>
-      <w:r>
-        <w:rPr>
-          <w:rFonts w:hint="eastAsia"/>
-          <w:sz w:val="21"/>
-          <w:szCs w:val="21"/>
-        </w:rPr>
-        <w:t xml:space="preserve"> </w:t>
-      </w:r>
-      <w:r>
-        <w:rPr>
-          <w:sz w:val="21"/>
-          <w:szCs w:val="21"/>
-        </w:rPr>
-        <w:t>4(1), 295–318 (2021)</w:t>
+        <w:t>8 (2021)</w:t>
       </w:r>
       <w:bookmarkEnd w:id="29"/>
     </w:p>
@@ -12172,15 +11718,7 @@
           <w:sz w:val="21"/>
           <w:szCs w:val="21"/>
         </w:rPr>
-        <w:t xml:space="preserve">182–197 </w:t>
-      </w:r>
-      <w:r>
-        <w:rPr>
-          <w:sz w:val="21"/>
-          <w:szCs w:val="21"/>
-        </w:rPr>
-        <w:lastRenderedPageBreak/>
-        <w:t>(2002)</w:t>
+        <w:t>182–197 (2002)</w:t>
       </w:r>
       <w:bookmarkEnd w:id="43"/>
     </w:p>
@@ -12229,7 +11767,15 @@
           <w:sz w:val="21"/>
           <w:szCs w:val="21"/>
         </w:rPr>
-        <w:t>of Robot Motion: Theory, Algorithms, and Implementations. MIT press, Boston</w:t>
+        <w:t>of Ro</w:t>
+      </w:r>
+      <w:r>
+        <w:rPr>
+          <w:sz w:val="21"/>
+          <w:szCs w:val="21"/>
+        </w:rPr>
+        <w:lastRenderedPageBreak/>
+        <w:t>bot Motion: Theory, Algorithms, and Implementations. MIT press, Boston</w:t>
       </w:r>
       <w:r>
         <w:rPr>
@@ -12504,21 +12050,12 @@
         </w:rPr>
         <w:t xml:space="preserve"> </w:t>
       </w:r>
-      <w:proofErr w:type="spellStart"/>
-      <w:r>
-        <w:rPr>
-          <w:sz w:val="21"/>
-          <w:szCs w:val="21"/>
-        </w:rPr>
-        <w:t>Rrt</w:t>
-      </w:r>
-      <w:proofErr w:type="spellEnd"/>
-      <w:r>
-        <w:rPr>
-          <w:sz w:val="21"/>
-          <w:szCs w:val="21"/>
-        </w:rPr>
-        <w:t xml:space="preserve">*-smart: A rapid convergence implementation of </w:t>
+      <w:r>
+        <w:rPr>
+          <w:sz w:val="21"/>
+          <w:szCs w:val="21"/>
+        </w:rPr>
+        <w:t xml:space="preserve">Rrt*-smart: A rapid convergence implementation of </w:t>
       </w:r>
       <w:proofErr w:type="spellStart"/>
       <w:r>
@@ -13602,32 +13139,39 @@
           <w:sz w:val="21"/>
           <w:szCs w:val="21"/>
         </w:rPr>
+        <w:t>Jiaqing</w:t>
+      </w:r>
+      <w:proofErr w:type="spellEnd"/>
+      <w:r>
+        <w:rPr>
+          <w:sz w:val="21"/>
+          <w:szCs w:val="21"/>
+        </w:rPr>
+        <w:t xml:space="preserve"> Ye and Jiale Hu collected and analyzed the experimental data; and </w:t>
+      </w:r>
+      <w:proofErr w:type="spellStart"/>
+      <w:r>
+        <w:rPr>
+          <w:sz w:val="21"/>
+          <w:szCs w:val="21"/>
+        </w:rPr>
+        <w:t>Xingyu</w:t>
+      </w:r>
+      <w:proofErr w:type="spellEnd"/>
+      <w:r>
+        <w:rPr>
+          <w:sz w:val="21"/>
+          <w:szCs w:val="21"/>
+        </w:rPr>
+        <w:t xml:space="preserve"> Guo drafted the manuscript. All authors provided revision suggestions, participated in revising all versions, and </w:t>
+      </w:r>
+      <w:r>
+        <w:rPr>
+          <w:sz w:val="21"/>
+          <w:szCs w:val="21"/>
+        </w:rPr>
         <w:lastRenderedPageBreak/>
-        <w:t>Jiaqing</w:t>
-      </w:r>
-      <w:proofErr w:type="spellEnd"/>
-      <w:r>
-        <w:rPr>
-          <w:sz w:val="21"/>
-          <w:szCs w:val="21"/>
-        </w:rPr>
-        <w:t xml:space="preserve"> Ye and Jiale Hu collected and analyzed the experimental data; and </w:t>
-      </w:r>
-      <w:proofErr w:type="spellStart"/>
-      <w:r>
-        <w:rPr>
-          <w:sz w:val="21"/>
-          <w:szCs w:val="21"/>
-        </w:rPr>
-        <w:t>Xingyu</w:t>
-      </w:r>
-      <w:proofErr w:type="spellEnd"/>
-      <w:r>
-        <w:rPr>
-          <w:sz w:val="21"/>
-          <w:szCs w:val="21"/>
-        </w:rPr>
-        <w:t xml:space="preserve"> Guo drafted the manuscript. All authors provided revision suggestions, participated in revising all versions, and finally reviewed and approved the final draft.</w:t>
+        <w:t>finally reviewed and approved the final draft.</w:t>
       </w:r>
     </w:p>
     <w:p>
@@ -13689,7 +13233,7 @@
 </file>
 
 <file path=word/endnotes.xml><?xml version="1.0" encoding="utf-8"?>
-<w:endnotes xmlns:wpc="http://schemas.microsoft.com/office/word/2010/wordprocessingCanvas" xmlns:cx="http://schemas.microsoft.com/office/drawing/2014/chartex" xmlns:cx1="http://schemas.microsoft.com/office/drawing/2015/9/8/chartex" xmlns:cx2="http://schemas.microsoft.com/office/drawing/2015/10/21/chartex" xmlns:cx3="http://schemas.microsoft.com/office/drawing/2016/5/9/chartex" xmlns:cx4="http://schemas.microsoft.com/office/drawing/2016/5/10/chartex" xmlns:cx5="http://schemas.microsoft.com/office/drawing/2016/5/11/chartex" xmlns:cx6="http://schemas.microsoft.com/office/drawing/2016/5/12/chartex" xmlns:cx7="http://schemas.microsoft.com/office/drawing/2016/5/13/chartex" xmlns:cx8="http://schemas.microsoft.com/office/drawing/2016/5/14/chartex" xmlns:mc="http://schemas.openxmlformats.org/markup-compatibility/2006" xmlns:aink="http://schemas.microsoft.com/office/drawing/2016/ink" xmlns:am3d="http://schemas.microsoft.com/office/drawing/2017/model3d" xmlns:o="urn:schemas-microsoft-com:office:office" xmlns:oel="http://schemas.microsoft.com/office/2019/extlst" xmlns:r="http://schemas.openxmlformats.org/officeDocument/2006/relationships" xmlns:m="http://schemas.openxmlformats.org/officeDocument/2006/math" xmlns:v="urn:schemas-microsoft-com:vml" xmlns:wp14="http://schemas.microsoft.com/office/word/2010/wordprocessingDrawing" xmlns:wp="http://schemas.openxmlformats.org/drawingml/2006/wordprocessingDrawing" xmlns:w10="urn:schemas-microsoft-com:office:word" xmlns:w="http://schemas.openxmlformats.org/wordprocessingml/2006/main" xmlns:w14="http://schemas.microsoft.com/office/word/2010/wordml" xmlns:w15="http://schemas.microsoft.com/office/word/2012/wordml" xmlns:w16cei="http://schemas.microsoft.com/office/word/2026/wordml/cei" xmlns:w16cex="http://schemas.microsoft.com/office/word/2018/wordml/cex" xmlns:w16cid="http://schemas.microsoft.com/office/word/2016/wordml/cid" xmlns:w16="http://schemas.microsoft.com/office/word/2018/wordml" xmlns:w16du="http://schemas.microsoft.com/office/word/2023/wordml/word16du" xmlns:w16sdtdh="http://schemas.microsoft.com/office/word/2020/wordml/sdtdatahash" xmlns:w16sdtfl="http://schemas.microsoft.com/office/word/2024/wordml/sdtformatlock" xmlns:w16se="http://schemas.microsoft.com/office/word/2015/wordml/symex" xmlns:wpg="http://schemas.microsoft.com/office/word/2010/wordprocessingGroup" xmlns:wpi="http://schemas.microsoft.com/office/word/2010/wordprocessingInk" xmlns:wne="http://schemas.microsoft.com/office/word/2006/wordml" xmlns:wps="http://schemas.microsoft.com/office/word/2010/wordprocessingShape" mc:Ignorable="w14 w15 w16se w16cid w16 w16cex w16sdtdh w16sdtfl w16du wp14">
+<w:endnotes xmlns:wpc="http://schemas.microsoft.com/office/word/2010/wordprocessingCanvas" xmlns:cx="http://schemas.microsoft.com/office/drawing/2014/chartex" xmlns:cx1="http://schemas.microsoft.com/office/drawing/2015/9/8/chartex" xmlns:cx2="http://schemas.microsoft.com/office/drawing/2015/10/21/chartex" xmlns:cx3="http://schemas.microsoft.com/office/drawing/2016/5/9/chartex" xmlns:cx4="http://schemas.microsoft.com/office/drawing/2016/5/10/chartex" xmlns:cx5="http://schemas.microsoft.com/office/drawing/2016/5/11/chartex" xmlns:cx6="http://schemas.microsoft.com/office/drawing/2016/5/12/chartex" xmlns:cx7="http://schemas.microsoft.com/office/drawing/2016/5/13/chartex" xmlns:cx8="http://schemas.microsoft.com/office/drawing/2016/5/14/chartex" xmlns:mc="http://schemas.openxmlformats.org/markup-compatibility/2006" xmlns:aink="http://schemas.microsoft.com/office/drawing/2016/ink" xmlns:am3d="http://schemas.microsoft.com/office/drawing/2017/model3d" xmlns:o="urn:schemas-microsoft-com:office:office" xmlns:oel="http://schemas.microsoft.com/office/2019/extlst" xmlns:r="http://schemas.openxmlformats.org/officeDocument/2006/relationships" xmlns:m="http://schemas.openxmlformats.org/officeDocument/2006/math" xmlns:v="urn:schemas-microsoft-com:vml" xmlns:wp14="http://schemas.microsoft.com/office/word/2010/wordprocessingDrawing" xmlns:wp="http://schemas.openxmlformats.org/drawingml/2006/wordprocessingDrawing" xmlns:w10="urn:schemas-microsoft-com:office:word" xmlns:w="http://schemas.openxmlformats.org/wordprocessingml/2006/main" xmlns:w14="http://schemas.microsoft.com/office/word/2010/wordml" xmlns:w15="http://schemas.microsoft.com/office/word/2012/wordml" xmlns:w16cex="http://schemas.microsoft.com/office/word/2018/wordml/cex" xmlns:w16cid="http://schemas.microsoft.com/office/word/2016/wordml/cid" xmlns:w16="http://schemas.microsoft.com/office/word/2018/wordml" xmlns:w16du="http://schemas.microsoft.com/office/word/2023/wordml/word16du" xmlns:w16sdtdh="http://schemas.microsoft.com/office/word/2020/wordml/sdtdatahash" xmlns:w16sdtfl="http://schemas.microsoft.com/office/word/2024/wordml/sdtformatlock" xmlns:w16se="http://schemas.microsoft.com/office/word/2015/wordml/symex" xmlns:wpg="http://schemas.microsoft.com/office/word/2010/wordprocessingGroup" xmlns:wpi="http://schemas.microsoft.com/office/word/2010/wordprocessingInk" xmlns:wne="http://schemas.microsoft.com/office/word/2006/wordml" xmlns:wps="http://schemas.microsoft.com/office/word/2010/wordprocessingShape" mc:Ignorable="w14 w15 w16se w16cid w16 w16cex w16sdtdh w16sdtfl w16du wp14">
   <w:endnote w:type="separator" w:id="-1">
     <w:p>
       <w:pPr>
@@ -13716,7 +13260,7 @@
 </file>
 
 <file path=word/footer1.xml><?xml version="1.0" encoding="utf-8"?>
-<w:ftr xmlns:wpc="http://schemas.microsoft.com/office/word/2010/wordprocessingCanvas" xmlns:cx="http://schemas.microsoft.com/office/drawing/2014/chartex" xmlns:cx1="http://schemas.microsoft.com/office/drawing/2015/9/8/chartex" xmlns:cx2="http://schemas.microsoft.com/office/drawing/2015/10/21/chartex" xmlns:cx3="http://schemas.microsoft.com/office/drawing/2016/5/9/chartex" xmlns:cx4="http://schemas.microsoft.com/office/drawing/2016/5/10/chartex" xmlns:cx5="http://schemas.microsoft.com/office/drawing/2016/5/11/chartex" xmlns:cx6="http://schemas.microsoft.com/office/drawing/2016/5/12/chartex" xmlns:cx7="http://schemas.microsoft.com/office/drawing/2016/5/13/chartex" xmlns:cx8="http://schemas.microsoft.com/office/drawing/2016/5/14/chartex" xmlns:mc="http://schemas.openxmlformats.org/markup-compatibility/2006" xmlns:aink="http://schemas.microsoft.com/office/drawing/2016/ink" xmlns:am3d="http://schemas.microsoft.com/office/drawing/2017/model3d" xmlns:o="urn:schemas-microsoft-com:office:office" xmlns:oel="http://schemas.microsoft.com/office/2019/extlst" xmlns:r="http://schemas.openxmlformats.org/officeDocument/2006/relationships" xmlns:m="http://schemas.openxmlformats.org/officeDocument/2006/math" xmlns:v="urn:schemas-microsoft-com:vml" xmlns:wp14="http://schemas.microsoft.com/office/word/2010/wordprocessingDrawing" xmlns:wp="http://schemas.openxmlformats.org/drawingml/2006/wordprocessingDrawing" xmlns:w10="urn:schemas-microsoft-com:office:word" xmlns:w="http://schemas.openxmlformats.org/wordprocessingml/2006/main" xmlns:w14="http://schemas.microsoft.com/office/word/2010/wordml" xmlns:w15="http://schemas.microsoft.com/office/word/2012/wordml" xmlns:w16cei="http://schemas.microsoft.com/office/word/2026/wordml/cei" xmlns:w16cex="http://schemas.microsoft.com/office/word/2018/wordml/cex" xmlns:w16cid="http://schemas.microsoft.com/office/word/2016/wordml/cid" xmlns:w16="http://schemas.microsoft.com/office/word/2018/wordml" xmlns:w16du="http://schemas.microsoft.com/office/word/2023/wordml/word16du" xmlns:w16sdtdh="http://schemas.microsoft.com/office/word/2020/wordml/sdtdatahash" xmlns:w16sdtfl="http://schemas.microsoft.com/office/word/2024/wordml/sdtformatlock" xmlns:w16se="http://schemas.microsoft.com/office/word/2015/wordml/symex" xmlns:wpg="http://schemas.microsoft.com/office/word/2010/wordprocessingGroup" xmlns:wpi="http://schemas.microsoft.com/office/word/2010/wordprocessingInk" xmlns:wne="http://schemas.microsoft.com/office/word/2006/wordml" xmlns:wps="http://schemas.microsoft.com/office/word/2010/wordprocessingShape" mc:Ignorable="w14 w15 w16se w16cid w16 w16cex w16sdtdh w16sdtfl w16du wp14">
+<w:ftr xmlns:wpc="http://schemas.microsoft.com/office/word/2010/wordprocessingCanvas" xmlns:cx="http://schemas.microsoft.com/office/drawing/2014/chartex" xmlns:cx1="http://schemas.microsoft.com/office/drawing/2015/9/8/chartex" xmlns:cx2="http://schemas.microsoft.com/office/drawing/2015/10/21/chartex" xmlns:cx3="http://schemas.microsoft.com/office/drawing/2016/5/9/chartex" xmlns:cx4="http://schemas.microsoft.com/office/drawing/2016/5/10/chartex" xmlns:cx5="http://schemas.microsoft.com/office/drawing/2016/5/11/chartex" xmlns:cx6="http://schemas.microsoft.com/office/drawing/2016/5/12/chartex" xmlns:cx7="http://schemas.microsoft.com/office/drawing/2016/5/13/chartex" xmlns:cx8="http://schemas.microsoft.com/office/drawing/2016/5/14/chartex" xmlns:mc="http://schemas.openxmlformats.org/markup-compatibility/2006" xmlns:aink="http://schemas.microsoft.com/office/drawing/2016/ink" xmlns:am3d="http://schemas.microsoft.com/office/drawing/2017/model3d" xmlns:o="urn:schemas-microsoft-com:office:office" xmlns:oel="http://schemas.microsoft.com/office/2019/extlst" xmlns:r="http://schemas.openxmlformats.org/officeDocument/2006/relationships" xmlns:m="http://schemas.openxmlformats.org/officeDocument/2006/math" xmlns:v="urn:schemas-microsoft-com:vml" xmlns:wp14="http://schemas.microsoft.com/office/word/2010/wordprocessingDrawing" xmlns:wp="http://schemas.openxmlformats.org/drawingml/2006/wordprocessingDrawing" xmlns:w10="urn:schemas-microsoft-com:office:word" xmlns:w="http://schemas.openxmlformats.org/wordprocessingml/2006/main" xmlns:w14="http://schemas.microsoft.com/office/word/2010/wordml" xmlns:w15="http://schemas.microsoft.com/office/word/2012/wordml" xmlns:w16cex="http://schemas.microsoft.com/office/word/2018/wordml/cex" xmlns:w16cid="http://schemas.microsoft.com/office/word/2016/wordml/cid" xmlns:w16="http://schemas.microsoft.com/office/word/2018/wordml" xmlns:w16du="http://schemas.microsoft.com/office/word/2023/wordml/word16du" xmlns:w16sdtdh="http://schemas.microsoft.com/office/word/2020/wordml/sdtdatahash" xmlns:w16sdtfl="http://schemas.microsoft.com/office/word/2024/wordml/sdtformatlock" xmlns:w16se="http://schemas.microsoft.com/office/word/2015/wordml/symex" xmlns:wpg="http://schemas.microsoft.com/office/word/2010/wordprocessingGroup" xmlns:wpi="http://schemas.microsoft.com/office/word/2010/wordprocessingInk" xmlns:wne="http://schemas.microsoft.com/office/word/2006/wordml" xmlns:wps="http://schemas.microsoft.com/office/word/2010/wordprocessingShape" mc:Ignorable="w14 w15 w16se w16cid w16 w16cex w16sdtdh w16sdtfl w16du wp14">
   <w:p>
     <w:pPr>
       <w:pStyle w:val="a6"/>
@@ -13727,7 +13271,7 @@
 </file>
 
 <file path=word/footer2.xml><?xml version="1.0" encoding="utf-8"?>
-<w:ftr xmlns:wpc="http://schemas.microsoft.com/office/word/2010/wordprocessingCanvas" xmlns:cx="http://schemas.microsoft.com/office/drawing/2014/chartex" xmlns:cx1="http://schemas.microsoft.com/office/drawing/2015/9/8/chartex" xmlns:cx2="http://schemas.microsoft.com/office/drawing/2015/10/21/chartex" xmlns:cx3="http://schemas.microsoft.com/office/drawing/2016/5/9/chartex" xmlns:cx4="http://schemas.microsoft.com/office/drawing/2016/5/10/chartex" xmlns:cx5="http://schemas.microsoft.com/office/drawing/2016/5/11/chartex" xmlns:cx6="http://schemas.microsoft.com/office/drawing/2016/5/12/chartex" xmlns:cx7="http://schemas.microsoft.com/office/drawing/2016/5/13/chartex" xmlns:cx8="http://schemas.microsoft.com/office/drawing/2016/5/14/chartex" xmlns:mc="http://schemas.openxmlformats.org/markup-compatibility/2006" xmlns:aink="http://schemas.microsoft.com/office/drawing/2016/ink" xmlns:am3d="http://schemas.microsoft.com/office/drawing/2017/model3d" xmlns:o="urn:schemas-microsoft-com:office:office" xmlns:oel="http://schemas.microsoft.com/office/2019/extlst" xmlns:r="http://schemas.openxmlformats.org/officeDocument/2006/relationships" xmlns:m="http://schemas.openxmlformats.org/officeDocument/2006/math" xmlns:v="urn:schemas-microsoft-com:vml" xmlns:wp14="http://schemas.microsoft.com/office/word/2010/wordprocessingDrawing" xmlns:wp="http://schemas.openxmlformats.org/drawingml/2006/wordprocessingDrawing" xmlns:w10="urn:schemas-microsoft-com:office:word" xmlns:w="http://schemas.openxmlformats.org/wordprocessingml/2006/main" xmlns:w14="http://schemas.microsoft.com/office/word/2010/wordml" xmlns:w15="http://schemas.microsoft.com/office/word/2012/wordml" xmlns:w16cei="http://schemas.microsoft.com/office/word/2026/wordml/cei" xmlns:w16cex="http://schemas.microsoft.com/office/word/2018/wordml/cex" xmlns:w16cid="http://schemas.microsoft.com/office/word/2016/wordml/cid" xmlns:w16="http://schemas.microsoft.com/office/word/2018/wordml" xmlns:w16du="http://schemas.microsoft.com/office/word/2023/wordml/word16du" xmlns:w16sdtdh="http://schemas.microsoft.com/office/word/2020/wordml/sdtdatahash" xmlns:w16sdtfl="http://schemas.microsoft.com/office/word/2024/wordml/sdtformatlock" xmlns:w16se="http://schemas.microsoft.com/office/word/2015/wordml/symex" xmlns:wpg="http://schemas.microsoft.com/office/word/2010/wordprocessingGroup" xmlns:wpi="http://schemas.microsoft.com/office/word/2010/wordprocessingInk" xmlns:wne="http://schemas.microsoft.com/office/word/2006/wordml" xmlns:wps="http://schemas.microsoft.com/office/word/2010/wordprocessingShape" mc:Ignorable="w14 w15 w16se w16cid w16 w16cex w16sdtdh w16sdtfl w16du wp14">
+<w:ftr xmlns:wpc="http://schemas.microsoft.com/office/word/2010/wordprocessingCanvas" xmlns:cx="http://schemas.microsoft.com/office/drawing/2014/chartex" xmlns:cx1="http://schemas.microsoft.com/office/drawing/2015/9/8/chartex" xmlns:cx2="http://schemas.microsoft.com/office/drawing/2015/10/21/chartex" xmlns:cx3="http://schemas.microsoft.com/office/drawing/2016/5/9/chartex" xmlns:cx4="http://schemas.microsoft.com/office/drawing/2016/5/10/chartex" xmlns:cx5="http://schemas.microsoft.com/office/drawing/2016/5/11/chartex" xmlns:cx6="http://schemas.microsoft.com/office/drawing/2016/5/12/chartex" xmlns:cx7="http://schemas.microsoft.com/office/drawing/2016/5/13/chartex" xmlns:cx8="http://schemas.microsoft.com/office/drawing/2016/5/14/chartex" xmlns:mc="http://schemas.openxmlformats.org/markup-compatibility/2006" xmlns:aink="http://schemas.microsoft.com/office/drawing/2016/ink" xmlns:am3d="http://schemas.microsoft.com/office/drawing/2017/model3d" xmlns:o="urn:schemas-microsoft-com:office:office" xmlns:oel="http://schemas.microsoft.com/office/2019/extlst" xmlns:r="http://schemas.openxmlformats.org/officeDocument/2006/relationships" xmlns:m="http://schemas.openxmlformats.org/officeDocument/2006/math" xmlns:v="urn:schemas-microsoft-com:vml" xmlns:wp14="http://schemas.microsoft.com/office/word/2010/wordprocessingDrawing" xmlns:wp="http://schemas.openxmlformats.org/drawingml/2006/wordprocessingDrawing" xmlns:w10="urn:schemas-microsoft-com:office:word" xmlns:w="http://schemas.openxmlformats.org/wordprocessingml/2006/main" xmlns:w14="http://schemas.microsoft.com/office/word/2010/wordml" xmlns:w15="http://schemas.microsoft.com/office/word/2012/wordml" xmlns:w16cex="http://schemas.microsoft.com/office/word/2018/wordml/cex" xmlns:w16cid="http://schemas.microsoft.com/office/word/2016/wordml/cid" xmlns:w16="http://schemas.microsoft.com/office/word/2018/wordml" xmlns:w16du="http://schemas.microsoft.com/office/word/2023/wordml/word16du" xmlns:w16sdtdh="http://schemas.microsoft.com/office/word/2020/wordml/sdtdatahash" xmlns:w16sdtfl="http://schemas.microsoft.com/office/word/2024/wordml/sdtformatlock" xmlns:w16se="http://schemas.microsoft.com/office/word/2015/wordml/symex" xmlns:wpg="http://schemas.microsoft.com/office/word/2010/wordprocessingGroup" xmlns:wpi="http://schemas.microsoft.com/office/word/2010/wordprocessingInk" xmlns:wne="http://schemas.microsoft.com/office/word/2006/wordml" xmlns:wps="http://schemas.microsoft.com/office/word/2010/wordprocessingShape" mc:Ignorable="w14 w15 w16se w16cid w16 w16cex w16sdtdh w16sdtfl w16du wp14">
   <w:p>
     <w:pPr>
       <w:pStyle w:val="a6"/>
@@ -13785,7 +13329,7 @@
 </file>
 
 <file path=word/footer3.xml><?xml version="1.0" encoding="utf-8"?>
-<w:ftr xmlns:wpc="http://schemas.microsoft.com/office/word/2010/wordprocessingCanvas" xmlns:cx="http://schemas.microsoft.com/office/drawing/2014/chartex" xmlns:cx1="http://schemas.microsoft.com/office/drawing/2015/9/8/chartex" xmlns:cx2="http://schemas.microsoft.com/office/drawing/2015/10/21/chartex" xmlns:cx3="http://schemas.microsoft.com/office/drawing/2016/5/9/chartex" xmlns:cx4="http://schemas.microsoft.com/office/drawing/2016/5/10/chartex" xmlns:cx5="http://schemas.microsoft.com/office/drawing/2016/5/11/chartex" xmlns:cx6="http://schemas.microsoft.com/office/drawing/2016/5/12/chartex" xmlns:cx7="http://schemas.microsoft.com/office/drawing/2016/5/13/chartex" xmlns:cx8="http://schemas.microsoft.com/office/drawing/2016/5/14/chartex" xmlns:mc="http://schemas.openxmlformats.org/markup-compatibility/2006" xmlns:aink="http://schemas.microsoft.com/office/drawing/2016/ink" xmlns:am3d="http://schemas.microsoft.com/office/drawing/2017/model3d" xmlns:o="urn:schemas-microsoft-com:office:office" xmlns:oel="http://schemas.microsoft.com/office/2019/extlst" xmlns:r="http://schemas.openxmlformats.org/officeDocument/2006/relationships" xmlns:m="http://schemas.openxmlformats.org/officeDocument/2006/math" xmlns:v="urn:schemas-microsoft-com:vml" xmlns:wp14="http://schemas.microsoft.com/office/word/2010/wordprocessingDrawing" xmlns:wp="http://schemas.openxmlformats.org/drawingml/2006/wordprocessingDrawing" xmlns:w10="urn:schemas-microsoft-com:office:word" xmlns:w="http://schemas.openxmlformats.org/wordprocessingml/2006/main" xmlns:w14="http://schemas.microsoft.com/office/word/2010/wordml" xmlns:w15="http://schemas.microsoft.com/office/word/2012/wordml" xmlns:w16cei="http://schemas.microsoft.com/office/word/2026/wordml/cei" xmlns:w16cex="http://schemas.microsoft.com/office/word/2018/wordml/cex" xmlns:w16cid="http://schemas.microsoft.com/office/word/2016/wordml/cid" xmlns:w16="http://schemas.microsoft.com/office/word/2018/wordml" xmlns:w16du="http://schemas.microsoft.com/office/word/2023/wordml/word16du" xmlns:w16sdtdh="http://schemas.microsoft.com/office/word/2020/wordml/sdtdatahash" xmlns:w16sdtfl="http://schemas.microsoft.com/office/word/2024/wordml/sdtformatlock" xmlns:w16se="http://schemas.microsoft.com/office/word/2015/wordml/symex" xmlns:wpg="http://schemas.microsoft.com/office/word/2010/wordprocessingGroup" xmlns:wpi="http://schemas.microsoft.com/office/word/2010/wordprocessingInk" xmlns:wne="http://schemas.microsoft.com/office/word/2006/wordml" xmlns:wps="http://schemas.microsoft.com/office/word/2010/wordprocessingShape" mc:Ignorable="w14 w15 w16se w16cid w16 w16cex w16sdtdh w16sdtfl w16du wp14">
+<w:ftr xmlns:wpc="http://schemas.microsoft.com/office/word/2010/wordprocessingCanvas" xmlns:cx="http://schemas.microsoft.com/office/drawing/2014/chartex" xmlns:cx1="http://schemas.microsoft.com/office/drawing/2015/9/8/chartex" xmlns:cx2="http://schemas.microsoft.com/office/drawing/2015/10/21/chartex" xmlns:cx3="http://schemas.microsoft.com/office/drawing/2016/5/9/chartex" xmlns:cx4="http://schemas.microsoft.com/office/drawing/2016/5/10/chartex" xmlns:cx5="http://schemas.microsoft.com/office/drawing/2016/5/11/chartex" xmlns:cx6="http://schemas.microsoft.com/office/drawing/2016/5/12/chartex" xmlns:cx7="http://schemas.microsoft.com/office/drawing/2016/5/13/chartex" xmlns:cx8="http://schemas.microsoft.com/office/drawing/2016/5/14/chartex" xmlns:mc="http://schemas.openxmlformats.org/markup-compatibility/2006" xmlns:aink="http://schemas.microsoft.com/office/drawing/2016/ink" xmlns:am3d="http://schemas.microsoft.com/office/drawing/2017/model3d" xmlns:o="urn:schemas-microsoft-com:office:office" xmlns:oel="http://schemas.microsoft.com/office/2019/extlst" xmlns:r="http://schemas.openxmlformats.org/officeDocument/2006/relationships" xmlns:m="http://schemas.openxmlformats.org/officeDocument/2006/math" xmlns:v="urn:schemas-microsoft-com:vml" xmlns:wp14="http://schemas.microsoft.com/office/word/2010/wordprocessingDrawing" xmlns:wp="http://schemas.openxmlformats.org/drawingml/2006/wordprocessingDrawing" xmlns:w10="urn:schemas-microsoft-com:office:word" xmlns:w="http://schemas.openxmlformats.org/wordprocessingml/2006/main" xmlns:w14="http://schemas.microsoft.com/office/word/2010/wordml" xmlns:w15="http://schemas.microsoft.com/office/word/2012/wordml" xmlns:w16cex="http://schemas.microsoft.com/office/word/2018/wordml/cex" xmlns:w16cid="http://schemas.microsoft.com/office/word/2016/wordml/cid" xmlns:w16="http://schemas.microsoft.com/office/word/2018/wordml" xmlns:w16du="http://schemas.microsoft.com/office/word/2023/wordml/word16du" xmlns:w16sdtdh="http://schemas.microsoft.com/office/word/2020/wordml/sdtdatahash" xmlns:w16sdtfl="http://schemas.microsoft.com/office/word/2024/wordml/sdtformatlock" xmlns:w16se="http://schemas.microsoft.com/office/word/2015/wordml/symex" xmlns:wpg="http://schemas.microsoft.com/office/word/2010/wordprocessingGroup" xmlns:wpi="http://schemas.microsoft.com/office/word/2010/wordprocessingInk" xmlns:wne="http://schemas.microsoft.com/office/word/2006/wordml" xmlns:wps="http://schemas.microsoft.com/office/word/2010/wordprocessingShape" mc:Ignorable="w14 w15 w16se w16cid w16 w16cex w16sdtdh w16sdtfl w16du wp14">
   <w:p>
     <w:pPr>
       <w:pStyle w:val="a6"/>
@@ -13796,7 +13340,7 @@
 </file>
 
 <file path=word/footnotes.xml><?xml version="1.0" encoding="utf-8"?>
-<w:footnotes xmlns:wpc="http://schemas.microsoft.com/office/word/2010/wordprocessingCanvas" xmlns:cx="http://schemas.microsoft.com/office/drawing/2014/chartex" xmlns:cx1="http://schemas.microsoft.com/office/drawing/2015/9/8/chartex" xmlns:cx2="http://schemas.microsoft.com/office/drawing/2015/10/21/chartex" xmlns:cx3="http://schemas.microsoft.com/office/drawing/2016/5/9/chartex" xmlns:cx4="http://schemas.microsoft.com/office/drawing/2016/5/10/chartex" xmlns:cx5="http://schemas.microsoft.com/office/drawing/2016/5/11/chartex" xmlns:cx6="http://schemas.microsoft.com/office/drawing/2016/5/12/chartex" xmlns:cx7="http://schemas.microsoft.com/office/drawing/2016/5/13/chartex" xmlns:cx8="http://schemas.microsoft.com/office/drawing/2016/5/14/chartex" xmlns:mc="http://schemas.openxmlformats.org/markup-compatibility/2006" xmlns:aink="http://schemas.microsoft.com/office/drawing/2016/ink" xmlns:am3d="http://schemas.microsoft.com/office/drawing/2017/model3d" xmlns:o="urn:schemas-microsoft-com:office:office" xmlns:oel="http://schemas.microsoft.com/office/2019/extlst" xmlns:r="http://schemas.openxmlformats.org/officeDocument/2006/relationships" xmlns:m="http://schemas.openxmlformats.org/officeDocument/2006/math" xmlns:v="urn:schemas-microsoft-com:vml" xmlns:wp14="http://schemas.microsoft.com/office/word/2010/wordprocessingDrawing" xmlns:wp="http://schemas.openxmlformats.org/drawingml/2006/wordprocessingDrawing" xmlns:w10="urn:schemas-microsoft-com:office:word" xmlns:w="http://schemas.openxmlformats.org/wordprocessingml/2006/main" xmlns:w14="http://schemas.microsoft.com/office/word/2010/wordml" xmlns:w15="http://schemas.microsoft.com/office/word/2012/wordml" xmlns:w16cei="http://schemas.microsoft.com/office/word/2026/wordml/cei" xmlns:w16cex="http://schemas.microsoft.com/office/word/2018/wordml/cex" xmlns:w16cid="http://schemas.microsoft.com/office/word/2016/wordml/cid" xmlns:w16="http://schemas.microsoft.com/office/word/2018/wordml" xmlns:w16du="http://schemas.microsoft.com/office/word/2023/wordml/word16du" xmlns:w16sdtdh="http://schemas.microsoft.com/office/word/2020/wordml/sdtdatahash" xmlns:w16sdtfl="http://schemas.microsoft.com/office/word/2024/wordml/sdtformatlock" xmlns:w16se="http://schemas.microsoft.com/office/word/2015/wordml/symex" xmlns:wpg="http://schemas.microsoft.com/office/word/2010/wordprocessingGroup" xmlns:wpi="http://schemas.microsoft.com/office/word/2010/wordprocessingInk" xmlns:wne="http://schemas.microsoft.com/office/word/2006/wordml" xmlns:wps="http://schemas.microsoft.com/office/word/2010/wordprocessingShape" mc:Ignorable="w14 w15 w16se w16cid w16 w16cex w16sdtdh w16sdtfl w16du wp14">
+<w:footnotes xmlns:wpc="http://schemas.microsoft.com/office/word/2010/wordprocessingCanvas" xmlns:cx="http://schemas.microsoft.com/office/drawing/2014/chartex" xmlns:cx1="http://schemas.microsoft.com/office/drawing/2015/9/8/chartex" xmlns:cx2="http://schemas.microsoft.com/office/drawing/2015/10/21/chartex" xmlns:cx3="http://schemas.microsoft.com/office/drawing/2016/5/9/chartex" xmlns:cx4="http://schemas.microsoft.com/office/drawing/2016/5/10/chartex" xmlns:cx5="http://schemas.microsoft.com/office/drawing/2016/5/11/chartex" xmlns:cx6="http://schemas.microsoft.com/office/drawing/2016/5/12/chartex" xmlns:cx7="http://schemas.microsoft.com/office/drawing/2016/5/13/chartex" xmlns:cx8="http://schemas.microsoft.com/office/drawing/2016/5/14/chartex" xmlns:mc="http://schemas.openxmlformats.org/markup-compatibility/2006" xmlns:aink="http://schemas.microsoft.com/office/drawing/2016/ink" xmlns:am3d="http://schemas.microsoft.com/office/drawing/2017/model3d" xmlns:o="urn:schemas-microsoft-com:office:office" xmlns:oel="http://schemas.microsoft.com/office/2019/extlst" xmlns:r="http://schemas.openxmlformats.org/officeDocument/2006/relationships" xmlns:m="http://schemas.openxmlformats.org/officeDocument/2006/math" xmlns:v="urn:schemas-microsoft-com:vml" xmlns:wp14="http://schemas.microsoft.com/office/word/2010/wordprocessingDrawing" xmlns:wp="http://schemas.openxmlformats.org/drawingml/2006/wordprocessingDrawing" xmlns:w10="urn:schemas-microsoft-com:office:word" xmlns:w="http://schemas.openxmlformats.org/wordprocessingml/2006/main" xmlns:w14="http://schemas.microsoft.com/office/word/2010/wordml" xmlns:w15="http://schemas.microsoft.com/office/word/2012/wordml" xmlns:w16cex="http://schemas.microsoft.com/office/word/2018/wordml/cex" xmlns:w16cid="http://schemas.microsoft.com/office/word/2016/wordml/cid" xmlns:w16="http://schemas.microsoft.com/office/word/2018/wordml" xmlns:w16du="http://schemas.microsoft.com/office/word/2023/wordml/word16du" xmlns:w16sdtdh="http://schemas.microsoft.com/office/word/2020/wordml/sdtdatahash" xmlns:w16sdtfl="http://schemas.microsoft.com/office/word/2024/wordml/sdtformatlock" xmlns:w16se="http://schemas.microsoft.com/office/word/2015/wordml/symex" xmlns:wpg="http://schemas.microsoft.com/office/word/2010/wordprocessingGroup" xmlns:wpi="http://schemas.microsoft.com/office/word/2010/wordprocessingInk" xmlns:wne="http://schemas.microsoft.com/office/word/2006/wordml" xmlns:wps="http://schemas.microsoft.com/office/word/2010/wordprocessingShape" mc:Ignorable="w14 w15 w16se w16cid w16 w16cex w16sdtdh w16sdtfl w16du wp14">
   <w:footnote w:type="separator" w:id="-1">
     <w:p>
       <w:pPr>
@@ -13876,7 +13420,17 @@
           <w:sz w:val="20"/>
           <w:szCs w:val="20"/>
         </w:rPr>
-        <w:t>Corresponding Author:</w:t>
+        <w:t xml:space="preserve">Corresponding </w:t>
+      </w:r>
+      <w:proofErr w:type="spellStart"/>
+      <w:proofErr w:type="gramStart"/>
+      <w:r>
+        <w:rPr>
+          <w:b/>
+          <w:sz w:val="20"/>
+          <w:szCs w:val="20"/>
+        </w:rPr>
+        <w:t>Author:</w:t>
       </w:r>
       <w:r>
         <w:rPr>
@@ -13884,7 +13438,17 @@
           <w:sz w:val="16"/>
           <w:szCs w:val="16"/>
         </w:rPr>
-        <w:t>Xingyu Guo</w:t>
+        <w:t>Xingyu</w:t>
+      </w:r>
+      <w:proofErr w:type="spellEnd"/>
+      <w:proofErr w:type="gramEnd"/>
+      <w:r>
+        <w:rPr>
+          <w:rFonts w:hint="eastAsia"/>
+          <w:sz w:val="16"/>
+          <w:szCs w:val="16"/>
+        </w:rPr>
+        <w:t xml:space="preserve"> Guo</w:t>
       </w:r>
       <w:bookmarkEnd w:id="1"/>
     </w:p>
@@ -13959,7 +13523,7 @@
 </file>
 
 <file path=word/header1.xml><?xml version="1.0" encoding="utf-8"?>
-<w:hdr xmlns:wpc="http://schemas.microsoft.com/office/word/2010/wordprocessingCanvas" xmlns:cx="http://schemas.microsoft.com/office/drawing/2014/chartex" xmlns:cx1="http://schemas.microsoft.com/office/drawing/2015/9/8/chartex" xmlns:cx2="http://schemas.microsoft.com/office/drawing/2015/10/21/chartex" xmlns:cx3="http://schemas.microsoft.com/office/drawing/2016/5/9/chartex" xmlns:cx4="http://schemas.microsoft.com/office/drawing/2016/5/10/chartex" xmlns:cx5="http://schemas.microsoft.com/office/drawing/2016/5/11/chartex" xmlns:cx6="http://schemas.microsoft.com/office/drawing/2016/5/12/chartex" xmlns:cx7="http://schemas.microsoft.com/office/drawing/2016/5/13/chartex" xmlns:cx8="http://schemas.microsoft.com/office/drawing/2016/5/14/chartex" xmlns:mc="http://schemas.openxmlformats.org/markup-compatibility/2006" xmlns:aink="http://schemas.microsoft.com/office/drawing/2016/ink" xmlns:am3d="http://schemas.microsoft.com/office/drawing/2017/model3d" xmlns:o="urn:schemas-microsoft-com:office:office" xmlns:oel="http://schemas.microsoft.com/office/2019/extlst" xmlns:r="http://schemas.openxmlformats.org/officeDocument/2006/relationships" xmlns:m="http://schemas.openxmlformats.org/officeDocument/2006/math" xmlns:v="urn:schemas-microsoft-com:vml" xmlns:wp14="http://schemas.microsoft.com/office/word/2010/wordprocessingDrawing" xmlns:wp="http://schemas.openxmlformats.org/drawingml/2006/wordprocessingDrawing" xmlns:w10="urn:schemas-microsoft-com:office:word" xmlns:w="http://schemas.openxmlformats.org/wordprocessingml/2006/main" xmlns:w14="http://schemas.microsoft.com/office/word/2010/wordml" xmlns:w15="http://schemas.microsoft.com/office/word/2012/wordml" xmlns:w16cei="http://schemas.microsoft.com/office/word/2026/wordml/cei" xmlns:w16cex="http://schemas.microsoft.com/office/word/2018/wordml/cex" xmlns:w16cid="http://schemas.microsoft.com/office/word/2016/wordml/cid" xmlns:w16="http://schemas.microsoft.com/office/word/2018/wordml" xmlns:w16du="http://schemas.microsoft.com/office/word/2023/wordml/word16du" xmlns:w16sdtdh="http://schemas.microsoft.com/office/word/2020/wordml/sdtdatahash" xmlns:w16sdtfl="http://schemas.microsoft.com/office/word/2024/wordml/sdtformatlock" xmlns:w16se="http://schemas.microsoft.com/office/word/2015/wordml/symex" xmlns:wpg="http://schemas.microsoft.com/office/word/2010/wordprocessingGroup" xmlns:wpi="http://schemas.microsoft.com/office/word/2010/wordprocessingInk" xmlns:wne="http://schemas.microsoft.com/office/word/2006/wordml" xmlns:wps="http://schemas.microsoft.com/office/word/2010/wordprocessingShape" mc:Ignorable="w14 w15 w16se w16cid w16 w16cex w16sdtdh w16sdtfl w16du wp14">
+<w:hdr xmlns:wpc="http://schemas.microsoft.com/office/word/2010/wordprocessingCanvas" xmlns:cx="http://schemas.microsoft.com/office/drawing/2014/chartex" xmlns:cx1="http://schemas.microsoft.com/office/drawing/2015/9/8/chartex" xmlns:cx2="http://schemas.microsoft.com/office/drawing/2015/10/21/chartex" xmlns:cx3="http://schemas.microsoft.com/office/drawing/2016/5/9/chartex" xmlns:cx4="http://schemas.microsoft.com/office/drawing/2016/5/10/chartex" xmlns:cx5="http://schemas.microsoft.com/office/drawing/2016/5/11/chartex" xmlns:cx6="http://schemas.microsoft.com/office/drawing/2016/5/12/chartex" xmlns:cx7="http://schemas.microsoft.com/office/drawing/2016/5/13/chartex" xmlns:cx8="http://schemas.microsoft.com/office/drawing/2016/5/14/chartex" xmlns:mc="http://schemas.openxmlformats.org/markup-compatibility/2006" xmlns:aink="http://schemas.microsoft.com/office/drawing/2016/ink" xmlns:am3d="http://schemas.microsoft.com/office/drawing/2017/model3d" xmlns:o="urn:schemas-microsoft-com:office:office" xmlns:oel="http://schemas.microsoft.com/office/2019/extlst" xmlns:r="http://schemas.openxmlformats.org/officeDocument/2006/relationships" xmlns:m="http://schemas.openxmlformats.org/officeDocument/2006/math" xmlns:v="urn:schemas-microsoft-com:vml" xmlns:wp14="http://schemas.microsoft.com/office/word/2010/wordprocessingDrawing" xmlns:wp="http://schemas.openxmlformats.org/drawingml/2006/wordprocessingDrawing" xmlns:w10="urn:schemas-microsoft-com:office:word" xmlns:w="http://schemas.openxmlformats.org/wordprocessingml/2006/main" xmlns:w14="http://schemas.microsoft.com/office/word/2010/wordml" xmlns:w15="http://schemas.microsoft.com/office/word/2012/wordml" xmlns:w16cex="http://schemas.microsoft.com/office/word/2018/wordml/cex" xmlns:w16cid="http://schemas.microsoft.com/office/word/2016/wordml/cid" xmlns:w16="http://schemas.microsoft.com/office/word/2018/wordml" xmlns:w16du="http://schemas.microsoft.com/office/word/2023/wordml/word16du" xmlns:w16sdtdh="http://schemas.microsoft.com/office/word/2020/wordml/sdtdatahash" xmlns:w16sdtfl="http://schemas.microsoft.com/office/word/2024/wordml/sdtformatlock" xmlns:w16se="http://schemas.microsoft.com/office/word/2015/wordml/symex" xmlns:wpg="http://schemas.microsoft.com/office/word/2010/wordprocessingGroup" xmlns:wpi="http://schemas.microsoft.com/office/word/2010/wordprocessingInk" xmlns:wne="http://schemas.microsoft.com/office/word/2006/wordml" xmlns:wps="http://schemas.microsoft.com/office/word/2010/wordprocessingShape" mc:Ignorable="w14 w15 w16se w16cid w16 w16cex w16sdtdh w16sdtfl w16du wp14">
   <w:p>
     <w:pPr>
       <w:pStyle w:val="a8"/>
@@ -13970,7 +13534,7 @@
 </file>
 
 <file path=word/header2.xml><?xml version="1.0" encoding="utf-8"?>
-<w:hdr xmlns:wpc="http://schemas.microsoft.com/office/word/2010/wordprocessingCanvas" xmlns:cx="http://schemas.microsoft.com/office/drawing/2014/chartex" xmlns:cx1="http://schemas.microsoft.com/office/drawing/2015/9/8/chartex" xmlns:cx2="http://schemas.microsoft.com/office/drawing/2015/10/21/chartex" xmlns:cx3="http://schemas.microsoft.com/office/drawing/2016/5/9/chartex" xmlns:cx4="http://schemas.microsoft.com/office/drawing/2016/5/10/chartex" xmlns:cx5="http://schemas.microsoft.com/office/drawing/2016/5/11/chartex" xmlns:cx6="http://schemas.microsoft.com/office/drawing/2016/5/12/chartex" xmlns:cx7="http://schemas.microsoft.com/office/drawing/2016/5/13/chartex" xmlns:cx8="http://schemas.microsoft.com/office/drawing/2016/5/14/chartex" xmlns:mc="http://schemas.openxmlformats.org/markup-compatibility/2006" xmlns:aink="http://schemas.microsoft.com/office/drawing/2016/ink" xmlns:am3d="http://schemas.microsoft.com/office/drawing/2017/model3d" xmlns:o="urn:schemas-microsoft-com:office:office" xmlns:oel="http://schemas.microsoft.com/office/2019/extlst" xmlns:r="http://schemas.openxmlformats.org/officeDocument/2006/relationships" xmlns:m="http://schemas.openxmlformats.org/officeDocument/2006/math" xmlns:v="urn:schemas-microsoft-com:vml" xmlns:wp14="http://schemas.microsoft.com/office/word/2010/wordprocessingDrawing" xmlns:wp="http://schemas.openxmlformats.org/drawingml/2006/wordprocessingDrawing" xmlns:w10="urn:schemas-microsoft-com:office:word" xmlns:w="http://schemas.openxmlformats.org/wordprocessingml/2006/main" xmlns:w14="http://schemas.microsoft.com/office/word/2010/wordml" xmlns:w15="http://schemas.microsoft.com/office/word/2012/wordml" xmlns:w16cei="http://schemas.microsoft.com/office/word/2026/wordml/cei" xmlns:w16cex="http://schemas.microsoft.com/office/word/2018/wordml/cex" xmlns:w16cid="http://schemas.microsoft.com/office/word/2016/wordml/cid" xmlns:w16="http://schemas.microsoft.com/office/word/2018/wordml" xmlns:w16du="http://schemas.microsoft.com/office/word/2023/wordml/word16du" xmlns:w16sdtdh="http://schemas.microsoft.com/office/word/2020/wordml/sdtdatahash" xmlns:w16sdtfl="http://schemas.microsoft.com/office/word/2024/wordml/sdtformatlock" xmlns:w16se="http://schemas.microsoft.com/office/word/2015/wordml/symex" xmlns:wpg="http://schemas.microsoft.com/office/word/2010/wordprocessingGroup" xmlns:wpi="http://schemas.microsoft.com/office/word/2010/wordprocessingInk" xmlns:wne="http://schemas.microsoft.com/office/word/2006/wordml" xmlns:wps="http://schemas.microsoft.com/office/word/2010/wordprocessingShape" mc:Ignorable="w14 w15 w16se w16cid w16 w16cex w16sdtdh w16sdtfl w16du wp14">
+<w:hdr xmlns:wpc="http://schemas.microsoft.com/office/word/2010/wordprocessingCanvas" xmlns:cx="http://schemas.microsoft.com/office/drawing/2014/chartex" xmlns:cx1="http://schemas.microsoft.com/office/drawing/2015/9/8/chartex" xmlns:cx2="http://schemas.microsoft.com/office/drawing/2015/10/21/chartex" xmlns:cx3="http://schemas.microsoft.com/office/drawing/2016/5/9/chartex" xmlns:cx4="http://schemas.microsoft.com/office/drawing/2016/5/10/chartex" xmlns:cx5="http://schemas.microsoft.com/office/drawing/2016/5/11/chartex" xmlns:cx6="http://schemas.microsoft.com/office/drawing/2016/5/12/chartex" xmlns:cx7="http://schemas.microsoft.com/office/drawing/2016/5/13/chartex" xmlns:cx8="http://schemas.microsoft.com/office/drawing/2016/5/14/chartex" xmlns:mc="http://schemas.openxmlformats.org/markup-compatibility/2006" xmlns:aink="http://schemas.microsoft.com/office/drawing/2016/ink" xmlns:am3d="http://schemas.microsoft.com/office/drawing/2017/model3d" xmlns:o="urn:schemas-microsoft-com:office:office" xmlns:oel="http://schemas.microsoft.com/office/2019/extlst" xmlns:r="http://schemas.openxmlformats.org/officeDocument/2006/relationships" xmlns:m="http://schemas.openxmlformats.org/officeDocument/2006/math" xmlns:v="urn:schemas-microsoft-com:vml" xmlns:wp14="http://schemas.microsoft.com/office/word/2010/wordprocessingDrawing" xmlns:wp="http://schemas.openxmlformats.org/drawingml/2006/wordprocessingDrawing" xmlns:w10="urn:schemas-microsoft-com:office:word" xmlns:w="http://schemas.openxmlformats.org/wordprocessingml/2006/main" xmlns:w14="http://schemas.microsoft.com/office/word/2010/wordml" xmlns:w15="http://schemas.microsoft.com/office/word/2012/wordml" xmlns:w16cex="http://schemas.microsoft.com/office/word/2018/wordml/cex" xmlns:w16cid="http://schemas.microsoft.com/office/word/2016/wordml/cid" xmlns:w16="http://schemas.microsoft.com/office/word/2018/wordml" xmlns:w16du="http://schemas.microsoft.com/office/word/2023/wordml/word16du" xmlns:w16sdtdh="http://schemas.microsoft.com/office/word/2020/wordml/sdtdatahash" xmlns:w16sdtfl="http://schemas.microsoft.com/office/word/2024/wordml/sdtformatlock" xmlns:w16se="http://schemas.microsoft.com/office/word/2015/wordml/symex" xmlns:wpg="http://schemas.microsoft.com/office/word/2010/wordprocessingGroup" xmlns:wpi="http://schemas.microsoft.com/office/word/2010/wordprocessingInk" xmlns:wne="http://schemas.microsoft.com/office/word/2006/wordml" xmlns:wps="http://schemas.microsoft.com/office/word/2010/wordprocessingShape" mc:Ignorable="w14 w15 w16se w16cid w16 w16cex w16sdtdh w16sdtfl w16du wp14">
   <w:p>
     <w:pPr>
       <w:pStyle w:val="a8"/>
@@ -13981,7 +13545,7 @@
 </file>
 
 <file path=word/header3.xml><?xml version="1.0" encoding="utf-8"?>
-<w:hdr xmlns:wpc="http://schemas.microsoft.com/office/word/2010/wordprocessingCanvas" xmlns:cx="http://schemas.microsoft.com/office/drawing/2014/chartex" xmlns:cx1="http://schemas.microsoft.com/office/drawing/2015/9/8/chartex" xmlns:cx2="http://schemas.microsoft.com/office/drawing/2015/10/21/chartex" xmlns:cx3="http://schemas.microsoft.com/office/drawing/2016/5/9/chartex" xmlns:cx4="http://schemas.microsoft.com/office/drawing/2016/5/10/chartex" xmlns:cx5="http://schemas.microsoft.com/office/drawing/2016/5/11/chartex" xmlns:cx6="http://schemas.microsoft.com/office/drawing/2016/5/12/chartex" xmlns:cx7="http://schemas.microsoft.com/office/drawing/2016/5/13/chartex" xmlns:cx8="http://schemas.microsoft.com/office/drawing/2016/5/14/chartex" xmlns:mc="http://schemas.openxmlformats.org/markup-compatibility/2006" xmlns:aink="http://schemas.microsoft.com/office/drawing/2016/ink" xmlns:am3d="http://schemas.microsoft.com/office/drawing/2017/model3d" xmlns:o="urn:schemas-microsoft-com:office:office" xmlns:oel="http://schemas.microsoft.com/office/2019/extlst" xmlns:r="http://schemas.openxmlformats.org/officeDocument/2006/relationships" xmlns:m="http://schemas.openxmlformats.org/officeDocument/2006/math" xmlns:v="urn:schemas-microsoft-com:vml" xmlns:wp14="http://schemas.microsoft.com/office/word/2010/wordprocessingDrawing" xmlns:wp="http://schemas.openxmlformats.org/drawingml/2006/wordprocessingDrawing" xmlns:w10="urn:schemas-microsoft-com:office:word" xmlns:w="http://schemas.openxmlformats.org/wordprocessingml/2006/main" xmlns:w14="http://schemas.microsoft.com/office/word/2010/wordml" xmlns:w15="http://schemas.microsoft.com/office/word/2012/wordml" xmlns:w16cei="http://schemas.microsoft.com/office/word/2026/wordml/cei" xmlns:w16cex="http://schemas.microsoft.com/office/word/2018/wordml/cex" xmlns:w16cid="http://schemas.microsoft.com/office/word/2016/wordml/cid" xmlns:w16="http://schemas.microsoft.com/office/word/2018/wordml" xmlns:w16du="http://schemas.microsoft.com/office/word/2023/wordml/word16du" xmlns:w16sdtdh="http://schemas.microsoft.com/office/word/2020/wordml/sdtdatahash" xmlns:w16sdtfl="http://schemas.microsoft.com/office/word/2024/wordml/sdtformatlock" xmlns:w16se="http://schemas.microsoft.com/office/word/2015/wordml/symex" xmlns:wpg="http://schemas.microsoft.com/office/word/2010/wordprocessingGroup" xmlns:wpi="http://schemas.microsoft.com/office/word/2010/wordprocessingInk" xmlns:wne="http://schemas.microsoft.com/office/word/2006/wordml" xmlns:wps="http://schemas.microsoft.com/office/word/2010/wordprocessingShape" mc:Ignorable="w14 w15 w16se w16cid w16 w16cex w16sdtdh w16sdtfl w16du wp14">
+<w:hdr xmlns:wpc="http://schemas.microsoft.com/office/word/2010/wordprocessingCanvas" xmlns:cx="http://schemas.microsoft.com/office/drawing/2014/chartex" xmlns:cx1="http://schemas.microsoft.com/office/drawing/2015/9/8/chartex" xmlns:cx2="http://schemas.microsoft.com/office/drawing/2015/10/21/chartex" xmlns:cx3="http://schemas.microsoft.com/office/drawing/2016/5/9/chartex" xmlns:cx4="http://schemas.microsoft.com/office/drawing/2016/5/10/chartex" xmlns:cx5="http://schemas.microsoft.com/office/drawing/2016/5/11/chartex" xmlns:cx6="http://schemas.microsoft.com/office/drawing/2016/5/12/chartex" xmlns:cx7="http://schemas.microsoft.com/office/drawing/2016/5/13/chartex" xmlns:cx8="http://schemas.microsoft.com/office/drawing/2016/5/14/chartex" xmlns:mc="http://schemas.openxmlformats.org/markup-compatibility/2006" xmlns:aink="http://schemas.microsoft.com/office/drawing/2016/ink" xmlns:am3d="http://schemas.microsoft.com/office/drawing/2017/model3d" xmlns:o="urn:schemas-microsoft-com:office:office" xmlns:oel="http://schemas.microsoft.com/office/2019/extlst" xmlns:r="http://schemas.openxmlformats.org/officeDocument/2006/relationships" xmlns:m="http://schemas.openxmlformats.org/officeDocument/2006/math" xmlns:v="urn:schemas-microsoft-com:vml" xmlns:wp14="http://schemas.microsoft.com/office/word/2010/wordprocessingDrawing" xmlns:wp="http://schemas.openxmlformats.org/drawingml/2006/wordprocessingDrawing" xmlns:w10="urn:schemas-microsoft-com:office:word" xmlns:w="http://schemas.openxmlformats.org/wordprocessingml/2006/main" xmlns:w14="http://schemas.microsoft.com/office/word/2010/wordml" xmlns:w15="http://schemas.microsoft.com/office/word/2012/wordml" xmlns:w16cex="http://schemas.microsoft.com/office/word/2018/wordml/cex" xmlns:w16cid="http://schemas.microsoft.com/office/word/2016/wordml/cid" xmlns:w16="http://schemas.microsoft.com/office/word/2018/wordml" xmlns:w16du="http://schemas.microsoft.com/office/word/2023/wordml/word16du" xmlns:w16sdtdh="http://schemas.microsoft.com/office/word/2020/wordml/sdtdatahash" xmlns:w16sdtfl="http://schemas.microsoft.com/office/word/2024/wordml/sdtformatlock" xmlns:w16se="http://schemas.microsoft.com/office/word/2015/wordml/symex" xmlns:wpg="http://schemas.microsoft.com/office/word/2010/wordprocessingGroup" xmlns:wpi="http://schemas.microsoft.com/office/word/2010/wordprocessingInk" xmlns:wne="http://schemas.microsoft.com/office/word/2006/wordml" xmlns:wps="http://schemas.microsoft.com/office/word/2010/wordprocessingShape" mc:Ignorable="w14 w15 w16se w16cid w16 w16cex w16sdtdh w16sdtfl w16du wp14">
   <w:p>
     <w:pPr>
       <w:pStyle w:val="a8"/>
@@ -13992,7 +13556,7 @@
 </file>
 
 <file path=word/numbering.xml><?xml version="1.0" encoding="utf-8"?>
-<w:numbering xmlns:wpc="http://schemas.microsoft.com/office/word/2010/wordprocessingCanvas" xmlns:cx="http://schemas.microsoft.com/office/drawing/2014/chartex" xmlns:cx1="http://schemas.microsoft.com/office/drawing/2015/9/8/chartex" xmlns:cx2="http://schemas.microsoft.com/office/drawing/2015/10/21/chartex" xmlns:cx3="http://schemas.microsoft.com/office/drawing/2016/5/9/chartex" xmlns:cx4="http://schemas.microsoft.com/office/drawing/2016/5/10/chartex" xmlns:cx5="http://schemas.microsoft.com/office/drawing/2016/5/11/chartex" xmlns:cx6="http://schemas.microsoft.com/office/drawing/2016/5/12/chartex" xmlns:cx7="http://schemas.microsoft.com/office/drawing/2016/5/13/chartex" xmlns:cx8="http://schemas.microsoft.com/office/drawing/2016/5/14/chartex" xmlns:mc="http://schemas.openxmlformats.org/markup-compatibility/2006" xmlns:aink="http://schemas.microsoft.com/office/drawing/2016/ink" xmlns:am3d="http://schemas.microsoft.com/office/drawing/2017/model3d" xmlns:o="urn:schemas-microsoft-com:office:office" xmlns:oel="http://schemas.microsoft.com/office/2019/extlst" xmlns:r="http://schemas.openxmlformats.org/officeDocument/2006/relationships" xmlns:m="http://schemas.openxmlformats.org/officeDocument/2006/math" xmlns:v="urn:schemas-microsoft-com:vml" xmlns:wp14="http://schemas.microsoft.com/office/word/2010/wordprocessingDrawing" xmlns:wp="http://schemas.openxmlformats.org/drawingml/2006/wordprocessingDrawing" xmlns:w10="urn:schemas-microsoft-com:office:word" xmlns:w="http://schemas.openxmlformats.org/wordprocessingml/2006/main" xmlns:w14="http://schemas.microsoft.com/office/word/2010/wordml" xmlns:w15="http://schemas.microsoft.com/office/word/2012/wordml" xmlns:w16cei="http://schemas.microsoft.com/office/word/2026/wordml/cei" xmlns:w16cex="http://schemas.microsoft.com/office/word/2018/wordml/cex" xmlns:w16cid="http://schemas.microsoft.com/office/word/2016/wordml/cid" xmlns:w16="http://schemas.microsoft.com/office/word/2018/wordml" xmlns:w16du="http://schemas.microsoft.com/office/word/2023/wordml/word16du" xmlns:w16sdtdh="http://schemas.microsoft.com/office/word/2020/wordml/sdtdatahash" xmlns:w16sdtfl="http://schemas.microsoft.com/office/word/2024/wordml/sdtformatlock" xmlns:w16se="http://schemas.microsoft.com/office/word/2015/wordml/symex" xmlns:wpg="http://schemas.microsoft.com/office/word/2010/wordprocessingGroup" xmlns:wpi="http://schemas.microsoft.com/office/word/2010/wordprocessingInk" xmlns:wne="http://schemas.microsoft.com/office/word/2006/wordml" xmlns:wps="http://schemas.microsoft.com/office/word/2010/wordprocessingShape" mc:Ignorable="w14 w15 w16se w16cid w16 w16cex w16sdtdh w16sdtfl w16du wp14">
+<w:numbering xmlns:wpc="http://schemas.microsoft.com/office/word/2010/wordprocessingCanvas" xmlns:cx="http://schemas.microsoft.com/office/drawing/2014/chartex" xmlns:cx1="http://schemas.microsoft.com/office/drawing/2015/9/8/chartex" xmlns:cx2="http://schemas.microsoft.com/office/drawing/2015/10/21/chartex" xmlns:cx3="http://schemas.microsoft.com/office/drawing/2016/5/9/chartex" xmlns:cx4="http://schemas.microsoft.com/office/drawing/2016/5/10/chartex" xmlns:cx5="http://schemas.microsoft.com/office/drawing/2016/5/11/chartex" xmlns:cx6="http://schemas.microsoft.com/office/drawing/2016/5/12/chartex" xmlns:cx7="http://schemas.microsoft.com/office/drawing/2016/5/13/chartex" xmlns:cx8="http://schemas.microsoft.com/office/drawing/2016/5/14/chartex" xmlns:mc="http://schemas.openxmlformats.org/markup-compatibility/2006" xmlns:aink="http://schemas.microsoft.com/office/drawing/2016/ink" xmlns:am3d="http://schemas.microsoft.com/office/drawing/2017/model3d" xmlns:o="urn:schemas-microsoft-com:office:office" xmlns:oel="http://schemas.microsoft.com/office/2019/extlst" xmlns:r="http://schemas.openxmlformats.org/officeDocument/2006/relationships" xmlns:m="http://schemas.openxmlformats.org/officeDocument/2006/math" xmlns:v="urn:schemas-microsoft-com:vml" xmlns:wp14="http://schemas.microsoft.com/office/word/2010/wordprocessingDrawing" xmlns:wp="http://schemas.openxmlformats.org/drawingml/2006/wordprocessingDrawing" xmlns:w10="urn:schemas-microsoft-com:office:word" xmlns:w="http://schemas.openxmlformats.org/wordprocessingml/2006/main" xmlns:w14="http://schemas.microsoft.com/office/word/2010/wordml" xmlns:w15="http://schemas.microsoft.com/office/word/2012/wordml" xmlns:w16cex="http://schemas.microsoft.com/office/word/2018/wordml/cex" xmlns:w16cid="http://schemas.microsoft.com/office/word/2016/wordml/cid" xmlns:w16="http://schemas.microsoft.com/office/word/2018/wordml" xmlns:w16du="http://schemas.microsoft.com/office/word/2023/wordml/word16du" xmlns:w16sdtdh="http://schemas.microsoft.com/office/word/2020/wordml/sdtdatahash" xmlns:w16sdtfl="http://schemas.microsoft.com/office/word/2024/wordml/sdtformatlock" xmlns:w16se="http://schemas.microsoft.com/office/word/2015/wordml/symex" xmlns:wpg="http://schemas.microsoft.com/office/word/2010/wordprocessingGroup" xmlns:wpi="http://schemas.microsoft.com/office/word/2010/wordprocessingInk" xmlns:wne="http://schemas.microsoft.com/office/word/2006/wordml" xmlns:wps="http://schemas.microsoft.com/office/word/2010/wordprocessingShape" mc:Ignorable="w14 w15 w16se w16cid w16 w16cex w16sdtdh w16sdtfl w16du wp14">
   <w:abstractNum w:abstractNumId="0" w15:restartNumberingAfterBreak="0">
     <w:nsid w:val="C8E9B026"/>
     <w:multiLevelType w:val="singleLevel"/>
@@ -14860,7 +14424,6 @@
   <w:style w:type="character" w:default="1" w:styleId="a0">
     <w:name w:val="Default Paragraph Font"/>
     <w:uiPriority w:val="1"/>
-    <w:semiHidden/>
     <w:unhideWhenUsed/>
   </w:style>
   <w:style w:type="table" w:default="1" w:styleId="a1">

--- a/01-项目实践/机械革命项目/SC-RRT小论文编写/SC-RRT论文-增机械臂实验版/zh/翻译全中文-第四版-完整重构-SC-RRT增加实验版.docx
+++ b/01-项目实践/机械革命项目/SC-RRT小论文编写/SC-RRT论文-增机械臂实验版/zh/翻译全中文-第四版-完整重构-SC-RRT增加实验版.docx
@@ -21,27 +21,7 @@
           <w:sz w:val="28"/>
           <w:szCs w:val="28"/>
         </w:rPr>
-        <w:t xml:space="preserve">SC-RRT: </w:t>
-      </w:r>
-      <w:proofErr w:type="spellStart"/>
-      <w:r>
-        <w:rPr>
-          <w:b/>
-          <w:bCs/>
-          <w:sz w:val="28"/>
-          <w:szCs w:val="28"/>
-        </w:rPr>
-        <w:t>Superellipsoid</w:t>
-      </w:r>
-      <w:proofErr w:type="spellEnd"/>
-      <w:r>
-        <w:rPr>
-          <w:b/>
-          <w:bCs/>
-          <w:sz w:val="28"/>
-          <w:szCs w:val="28"/>
-        </w:rPr>
-        <w:t>-Constrained Bidirectional RRT with Adaptive Dual-Super-Ellipsoid Sampling</w:t>
+        <w:t>SC-RRT: Superellipsoid-Constrained Bidirectional RRT with Adaptive Dual-Super-Ellipsoid Sampling</w:t>
       </w:r>
     </w:p>
     <w:p>
@@ -97,7 +77,6 @@
         </w:rPr>
         <w:t xml:space="preserve">, </w:t>
       </w:r>
-      <w:proofErr w:type="spellStart"/>
       <w:r>
         <w:rPr>
           <w:rFonts w:hint="eastAsia"/>
@@ -126,18 +105,7 @@
           <w:sz w:val="21"/>
           <w:szCs w:val="21"/>
         </w:rPr>
-        <w:t>yu</w:t>
-      </w:r>
-      <w:proofErr w:type="spellEnd"/>
-      <w:r>
-        <w:rPr>
-          <w:rFonts w:hint="eastAsia"/>
-          <w:b/>
-          <w:bCs/>
-          <w:sz w:val="21"/>
-          <w:szCs w:val="21"/>
-        </w:rPr>
-        <w:t xml:space="preserve"> Guo</w:t>
+        <w:t>yu Guo</w:t>
       </w:r>
       <w:r>
         <w:rPr>
@@ -171,7 +139,6 @@
         </w:rPr>
         <w:t xml:space="preserve">, </w:t>
       </w:r>
-      <w:proofErr w:type="spellStart"/>
       <w:r>
         <w:rPr>
           <w:b/>
@@ -179,17 +146,7 @@
           <w:sz w:val="21"/>
           <w:szCs w:val="21"/>
         </w:rPr>
-        <w:t>Muchun</w:t>
-      </w:r>
-      <w:proofErr w:type="spellEnd"/>
-      <w:r>
-        <w:rPr>
-          <w:b/>
-          <w:bCs/>
-          <w:sz w:val="21"/>
-          <w:szCs w:val="21"/>
-        </w:rPr>
-        <w:t xml:space="preserve"> Fan</w:t>
+        <w:t>Muchun Fan</w:t>
       </w:r>
       <w:bookmarkStart w:id="7" w:name="OLE_LINK8"/>
       <w:r>
@@ -326,28 +283,17 @@
           <w:sz w:val="21"/>
           <w:szCs w:val="21"/>
         </w:rPr>
-        <w:t>Abstract</w:t>
-      </w:r>
-      <w:proofErr w:type="gramStart"/>
-      <w:r>
-        <w:rPr>
+        <w:t>Abstract:</w:t>
+      </w:r>
+      <w:r>
+        <w:rPr>
+          <w:rFonts w:hint="eastAsia"/>
           <w:b/>
           <w:bCs/>
           <w:kern w:val="0"/>
           <w:sz w:val="21"/>
           <w:szCs w:val="21"/>
         </w:rPr>
-        <w:t>:</w:t>
-      </w:r>
-      <w:r>
-        <w:rPr>
-          <w:rFonts w:hint="eastAsia"/>
-          <w:b/>
-          <w:bCs/>
-          <w:kern w:val="0"/>
-          <w:sz w:val="21"/>
-          <w:szCs w:val="21"/>
-        </w:rPr>
         <w:t xml:space="preserve"> </w:t>
       </w:r>
       <w:r>
@@ -356,42 +302,39 @@
           <w:sz w:val="21"/>
           <w:szCs w:val="21"/>
         </w:rPr>
-        <w:t>基于</w:t>
-      </w:r>
-      <w:proofErr w:type="gramEnd"/>
+        <w:t>基于采样的路径规划算法在障碍物密集环境中，常存在无效采样过多、收敛速度慢、探索效率低下等问题。本文提出 SC-RRT 算法，即具备自适应超椭球采样机制的双向约束快速扩展随机树。该算法依托双向搜索框架，引入中间交汇点，将全局规划任务分解为两个相互协同的子问题，并为两个搜索方向构建非对称约束采样区域。本文设计自适应双超椭球约束采样（ADCS）策略，使采样集中于高潜力可行区域；同时为防止出现过度扩张或过早收缩，进而催生大量无效采样提出基于搜索状态反馈的在线调节机制（SSFOR），依据最优路径代价的变化动态调整超椭球扩张系数与启发式采样概率。实现探索与利用之间的动态平衡。二维与三维环境对比实验结果表明：相较于 Dynamic-RRT，SC-RRT 平均路径长度缩短 1</w:t>
+      </w:r>
       <w:r>
         <w:rPr>
           <w:rFonts w:asciiTheme="minorEastAsia" w:eastAsiaTheme="minorEastAsia" w:hAnsiTheme="minorEastAsia" w:hint="eastAsia"/>
           <w:sz w:val="21"/>
           <w:szCs w:val="21"/>
         </w:rPr>
-        <w:t>采样的路径规划算法在障碍物密集环境中，常存在无效采样过多、收敛速度慢、探索效率低下等问题。本文提出 SC-RRT 算法，即具备自适应超椭球采样机制的双向约束快速扩展随机树。该算法依托双向搜索框架，引入中间交汇点，将全局规划任务分解为两个相互协同的子问题，并为两个搜索方向构建非对称约束采样区域。本文设计自适应双超椭球约束采样（ADCS）策略，使采样集中于高潜力可行区域；同时为防止出现过度扩张或过早收缩，进而催生大量无效采样提出基于搜索状态反馈的在线调节机制（SSFOR），依据最优路径代价的变化动态调整超椭球扩张系数与启发式采样概率。实现探索与利用之间的动态平衡。二维与三维环境对比实验结果表明：相较于 Dynamic-RRT，SC-RRT 平均路径长度</w:t>
-      </w:r>
-      <w:proofErr w:type="gramStart"/>
+        <w:t>2.6</w:t>
+      </w:r>
       <w:r>
         <w:rPr>
           <w:rFonts w:asciiTheme="minorEastAsia" w:eastAsiaTheme="minorEastAsia" w:hAnsiTheme="minorEastAsia" w:hint="eastAsia"/>
           <w:sz w:val="21"/>
           <w:szCs w:val="21"/>
         </w:rPr>
-        <w:t>缩短 10.5%</w:t>
-      </w:r>
-      <w:proofErr w:type="gramEnd"/>
+        <w:t>%，路径效率达到0.9553；其规划耗时仅为 Informed RRT</w:t>
+      </w:r>
+      <w:r>
+        <w:rPr>
+          <w:rFonts w:asciiTheme="minorEastAsia" w:eastAsiaTheme="minorEastAsia" w:hAnsiTheme="minorEastAsia"/>
+          <w:sz w:val="21"/>
+          <w:szCs w:val="21"/>
+        </w:rPr>
+        <w:t>*</w:t>
+      </w:r>
       <w:r>
         <w:rPr>
           <w:rFonts w:asciiTheme="minorEastAsia" w:eastAsiaTheme="minorEastAsia" w:hAnsiTheme="minorEastAsia" w:hint="eastAsia"/>
           <w:sz w:val="21"/>
           <w:szCs w:val="21"/>
         </w:rPr>
-        <w:t>，路径效率达到0.9553；其规划耗时仅为 Informed RRT</w:t>
-      </w:r>
-      <w:r>
-        <w:rPr>
-          <w:rFonts w:asciiTheme="minorEastAsia" w:eastAsiaTheme="minorEastAsia" w:hAnsiTheme="minorEastAsia"/>
-          <w:sz w:val="21"/>
-          <w:szCs w:val="21"/>
-        </w:rPr>
-        <w:t>*</w:t>
+        <w:t xml:space="preserve"> 的 16.2%，采样节点数量降低 94.2%。结果证实该算法在保证可观路径质量的前提下，计算效率得到显著提升。此外，本文基于六自由度机械臂，在 RGB-D 感知构建的非结构化三维环境中开展实物实验。SC-RRT 规划得到长度 3.249 m 的多目标连续轨迹，机械臂实际运行路径长度为 3.245 m，路径长度偏差仅 </w:t>
       </w:r>
       <w:r>
         <w:rPr>
@@ -399,133 +342,15 @@
           <w:sz w:val="21"/>
           <w:szCs w:val="21"/>
         </w:rPr>
-        <w:t xml:space="preserve"> </w:t>
-      </w:r>
-      <w:proofErr w:type="gramStart"/>
+        <w:t>0.12%</w:t>
+      </w:r>
       <w:r>
         <w:rPr>
           <w:rFonts w:asciiTheme="minorEastAsia" w:eastAsiaTheme="minorEastAsia" w:hAnsiTheme="minorEastAsia" w:hint="eastAsia"/>
           <w:sz w:val="21"/>
           <w:szCs w:val="21"/>
         </w:rPr>
-        <w:t>的 16.2%</w:t>
-      </w:r>
-      <w:proofErr w:type="gramEnd"/>
-      <w:r>
-        <w:rPr>
-          <w:rFonts w:asciiTheme="minorEastAsia" w:eastAsiaTheme="minorEastAsia" w:hAnsiTheme="minorEastAsia" w:hint="eastAsia"/>
-          <w:sz w:val="21"/>
-          <w:szCs w:val="21"/>
-        </w:rPr>
-        <w:t>，采样节点数量</w:t>
-      </w:r>
-      <w:proofErr w:type="gramStart"/>
-      <w:r>
-        <w:rPr>
-          <w:rFonts w:asciiTheme="minorEastAsia" w:eastAsiaTheme="minorEastAsia" w:hAnsiTheme="minorEastAsia" w:hint="eastAsia"/>
-          <w:sz w:val="21"/>
-          <w:szCs w:val="21"/>
-        </w:rPr>
-        <w:t>降低 94.2%</w:t>
-      </w:r>
-      <w:proofErr w:type="gramEnd"/>
-      <w:r>
-        <w:rPr>
-          <w:rFonts w:asciiTheme="minorEastAsia" w:eastAsiaTheme="minorEastAsia" w:hAnsiTheme="minorEastAsia" w:hint="eastAsia"/>
-          <w:sz w:val="21"/>
-          <w:szCs w:val="21"/>
-        </w:rPr>
-        <w:t>。结果证实该算法在保证可观路径质量的前提下，计算效率得到显著提升。此外，本文基于六自由度机械臂，在 RGB-D 感知构建的非结构化三维环境中开展实物实验。SC-RRT 规划得到</w:t>
-      </w:r>
-      <w:proofErr w:type="gramStart"/>
-      <w:r>
-        <w:rPr>
-          <w:rFonts w:asciiTheme="minorEastAsia" w:eastAsiaTheme="minorEastAsia" w:hAnsiTheme="minorEastAsia" w:hint="eastAsia"/>
-          <w:sz w:val="21"/>
-          <w:szCs w:val="21"/>
-        </w:rPr>
-        <w:t xml:space="preserve">长度 3.249 </w:t>
-      </w:r>
-      <w:proofErr w:type="gramEnd"/>
-      <w:r>
-        <w:rPr>
-          <w:rFonts w:asciiTheme="minorEastAsia" w:eastAsiaTheme="minorEastAsia" w:hAnsiTheme="minorEastAsia" w:hint="eastAsia"/>
-          <w:sz w:val="21"/>
-          <w:szCs w:val="21"/>
-        </w:rPr>
-        <w:t>m 的多目标连续轨迹，机械臂实际运行路径长度</w:t>
-      </w:r>
-      <w:proofErr w:type="gramStart"/>
-      <w:r>
-        <w:rPr>
-          <w:rFonts w:asciiTheme="minorEastAsia" w:eastAsiaTheme="minorEastAsia" w:hAnsiTheme="minorEastAsia" w:hint="eastAsia"/>
-          <w:sz w:val="21"/>
-          <w:szCs w:val="21"/>
-        </w:rPr>
-        <w:t xml:space="preserve">为 3.245 </w:t>
-      </w:r>
-      <w:proofErr w:type="gramEnd"/>
-      <w:r>
-        <w:rPr>
-          <w:rFonts w:asciiTheme="minorEastAsia" w:eastAsiaTheme="minorEastAsia" w:hAnsiTheme="minorEastAsia" w:hint="eastAsia"/>
-          <w:sz w:val="21"/>
-          <w:szCs w:val="21"/>
-        </w:rPr>
-        <w:t>m，路径长度偏差</w:t>
-      </w:r>
-      <w:proofErr w:type="gramStart"/>
-      <w:r>
-        <w:rPr>
-          <w:rFonts w:asciiTheme="minorEastAsia" w:eastAsiaTheme="minorEastAsia" w:hAnsiTheme="minorEastAsia" w:hint="eastAsia"/>
-          <w:sz w:val="21"/>
-          <w:szCs w:val="21"/>
-        </w:rPr>
-        <w:t>仅 0.14%</w:t>
-      </w:r>
-      <w:proofErr w:type="gramEnd"/>
-      <w:r>
-        <w:rPr>
-          <w:rFonts w:asciiTheme="minorEastAsia" w:eastAsiaTheme="minorEastAsia" w:hAnsiTheme="minorEastAsia" w:hint="eastAsia"/>
-          <w:sz w:val="21"/>
-          <w:szCs w:val="21"/>
-        </w:rPr>
-        <w:t>；工具中心点（TCP）平均跟踪</w:t>
-      </w:r>
-      <w:proofErr w:type="gramStart"/>
-      <w:r>
-        <w:rPr>
-          <w:rFonts w:asciiTheme="minorEastAsia" w:eastAsiaTheme="minorEastAsia" w:hAnsiTheme="minorEastAsia" w:hint="eastAsia"/>
-          <w:sz w:val="21"/>
-          <w:szCs w:val="21"/>
-        </w:rPr>
-        <w:t xml:space="preserve">误差 1.98 </w:t>
-      </w:r>
-      <w:proofErr w:type="gramEnd"/>
-      <w:r>
-        <w:rPr>
-          <w:rFonts w:asciiTheme="minorEastAsia" w:eastAsiaTheme="minorEastAsia" w:hAnsiTheme="minorEastAsia" w:hint="eastAsia"/>
-          <w:sz w:val="21"/>
-          <w:szCs w:val="21"/>
-        </w:rPr>
-        <w:t>mm，最大跟踪</w:t>
-      </w:r>
-      <w:proofErr w:type="gramStart"/>
-      <w:r>
-        <w:rPr>
-          <w:rFonts w:asciiTheme="minorEastAsia" w:eastAsiaTheme="minorEastAsia" w:hAnsiTheme="minorEastAsia" w:hint="eastAsia"/>
-          <w:sz w:val="21"/>
-          <w:szCs w:val="21"/>
-        </w:rPr>
-        <w:t xml:space="preserve">误差 3.09 </w:t>
-      </w:r>
-      <w:proofErr w:type="gramEnd"/>
-      <w:r>
-        <w:rPr>
-          <w:rFonts w:asciiTheme="minorEastAsia" w:eastAsiaTheme="minorEastAsia" w:hAnsiTheme="minorEastAsia" w:hint="eastAsia"/>
-          <w:sz w:val="21"/>
-          <w:szCs w:val="21"/>
-        </w:rPr>
-        <w:t>mm，验证了规划轨迹能够在实体机器人系统中可靠执行。</w:t>
+        <w:t>；工具中心点（TCP）平均跟踪误差 1.98 mm，最大跟踪误差 3.09 mm，验证了规划轨迹能够在实体机器人系统中可靠执行。</w:t>
       </w:r>
     </w:p>
     <w:p>
@@ -597,7 +422,7 @@
           <w:sz w:val="21"/>
           <w:szCs w:val="21"/>
         </w:rPr>
-        <w:t>Sampling-based path planning, Informed sampling, bidirectional tree</w:t>
+        <w:t>Sampling-based path planning</w:t>
       </w:r>
       <w:r>
         <w:rPr>
@@ -606,7 +431,7 @@
           <w:sz w:val="21"/>
           <w:szCs w:val="21"/>
         </w:rPr>
-        <w:t xml:space="preserve"> </w:t>
+        <w:t>;</w:t>
       </w:r>
       <w:r>
         <w:rPr>
@@ -614,7 +439,92 @@
           <w:sz w:val="21"/>
           <w:szCs w:val="21"/>
         </w:rPr>
-        <w:t xml:space="preserve">search, online parameter regulation, </w:t>
+        <w:t xml:space="preserve"> </w:t>
+      </w:r>
+      <w:r>
+        <w:rPr>
+          <w:rFonts w:hint="eastAsia"/>
+          <w:kern w:val="0"/>
+          <w:sz w:val="21"/>
+          <w:szCs w:val="21"/>
+        </w:rPr>
+        <w:t>i</w:t>
+      </w:r>
+      <w:r>
+        <w:rPr>
+          <w:kern w:val="0"/>
+          <w:sz w:val="21"/>
+          <w:szCs w:val="21"/>
+        </w:rPr>
+        <w:t>nformed sampling</w:t>
+      </w:r>
+      <w:r>
+        <w:rPr>
+          <w:rFonts w:hint="eastAsia"/>
+          <w:kern w:val="0"/>
+          <w:sz w:val="21"/>
+          <w:szCs w:val="21"/>
+        </w:rPr>
+        <w:t>;</w:t>
+      </w:r>
+      <w:r>
+        <w:rPr>
+          <w:kern w:val="0"/>
+          <w:sz w:val="21"/>
+          <w:szCs w:val="21"/>
+        </w:rPr>
+        <w:t xml:space="preserve"> bidirectional tree</w:t>
+      </w:r>
+      <w:r>
+        <w:rPr>
+          <w:rFonts w:hint="eastAsia"/>
+          <w:kern w:val="0"/>
+          <w:sz w:val="21"/>
+          <w:szCs w:val="21"/>
+        </w:rPr>
+        <w:t xml:space="preserve"> </w:t>
+      </w:r>
+      <w:r>
+        <w:rPr>
+          <w:kern w:val="0"/>
+          <w:sz w:val="21"/>
+          <w:szCs w:val="21"/>
+        </w:rPr>
+        <w:t>search</w:t>
+      </w:r>
+      <w:r>
+        <w:rPr>
+          <w:rFonts w:hint="eastAsia"/>
+          <w:kern w:val="0"/>
+          <w:sz w:val="21"/>
+          <w:szCs w:val="21"/>
+        </w:rPr>
+        <w:t>;</w:t>
+      </w:r>
+      <w:r>
+        <w:rPr>
+          <w:kern w:val="0"/>
+          <w:sz w:val="21"/>
+          <w:szCs w:val="21"/>
+        </w:rPr>
+        <w:t xml:space="preserve"> online parameter regulation</w:t>
+      </w:r>
+      <w:r>
+        <w:rPr>
+          <w:rFonts w:hint="eastAsia"/>
+          <w:kern w:val="0"/>
+          <w:sz w:val="21"/>
+          <w:szCs w:val="21"/>
+        </w:rPr>
+        <w:t>;</w:t>
+      </w:r>
+      <w:r>
+        <w:rPr>
+          <w:kern w:val="0"/>
+          <w:sz w:val="21"/>
+          <w:szCs w:val="21"/>
+        </w:rPr>
+        <w:t xml:space="preserve"> </w:t>
       </w:r>
       <w:r>
         <w:rPr>
@@ -1446,33 +1356,15 @@
           <w:szCs w:val="21"/>
         </w:rPr>
         <w:lastRenderedPageBreak/>
-        <w:t>1</w:t>
-      </w:r>
-      <w:proofErr w:type="gramStart"/>
-      <w:r>
-        <w:rPr>
-          <w:rFonts w:hint="eastAsia"/>
-          <w:sz w:val="21"/>
-          <w:szCs w:val="21"/>
-        </w:rPr>
-        <w:t xml:space="preserve">. </w:t>
-      </w:r>
-      <w:r>
-        <w:rPr>
-          <w:rFonts w:hint="eastAsia"/>
-          <w:sz w:val="21"/>
-          <w:szCs w:val="21"/>
-        </w:rPr>
-        <w:t>提出</w:t>
-      </w:r>
-      <w:proofErr w:type="gramEnd"/>
-      <w:r>
-        <w:rPr>
-          <w:rFonts w:hint="eastAsia"/>
-          <w:sz w:val="21"/>
-          <w:szCs w:val="21"/>
-        </w:rPr>
-        <w:t>一种基于超椭球约束的双向</w:t>
+        <w:t xml:space="preserve">1. </w:t>
+      </w:r>
+      <w:r>
+        <w:rPr>
+          <w:rFonts w:hint="eastAsia"/>
+          <w:sz w:val="21"/>
+          <w:szCs w:val="21"/>
+        </w:rPr>
+        <w:t>提出一种基于超椭球约束的双向</w:t>
       </w:r>
       <w:r>
         <w:rPr>
@@ -1522,33 +1414,15 @@
           <w:sz w:val="21"/>
           <w:szCs w:val="21"/>
         </w:rPr>
-        <w:t>2</w:t>
-      </w:r>
-      <w:proofErr w:type="gramStart"/>
-      <w:r>
-        <w:rPr>
-          <w:rFonts w:hint="eastAsia"/>
-          <w:sz w:val="21"/>
-          <w:szCs w:val="21"/>
-        </w:rPr>
-        <w:t xml:space="preserve">. </w:t>
-      </w:r>
-      <w:r>
-        <w:rPr>
-          <w:rFonts w:hint="eastAsia"/>
-          <w:sz w:val="21"/>
-          <w:szCs w:val="21"/>
-        </w:rPr>
-        <w:t>提出</w:t>
-      </w:r>
-      <w:proofErr w:type="gramEnd"/>
-      <w:r>
-        <w:rPr>
-          <w:rFonts w:hint="eastAsia"/>
-          <w:sz w:val="21"/>
-          <w:szCs w:val="21"/>
-        </w:rPr>
-        <w:t>自适应双超椭球约束采样策略（</w:t>
+        <w:t xml:space="preserve">2. </w:t>
+      </w:r>
+      <w:r>
+        <w:rPr>
+          <w:rFonts w:hint="eastAsia"/>
+          <w:sz w:val="21"/>
+          <w:szCs w:val="21"/>
+        </w:rPr>
+        <w:t>提出自适应双超椭球约束采样策略（</w:t>
       </w:r>
       <w:r>
         <w:rPr>
@@ -1582,33 +1456,15 @@
           <w:sz w:val="21"/>
           <w:szCs w:val="21"/>
         </w:rPr>
-        <w:t>3</w:t>
-      </w:r>
-      <w:proofErr w:type="gramStart"/>
-      <w:r>
-        <w:rPr>
-          <w:rFonts w:hint="eastAsia"/>
-          <w:sz w:val="21"/>
-          <w:szCs w:val="21"/>
-        </w:rPr>
-        <w:t xml:space="preserve">. </w:t>
-      </w:r>
-      <w:r>
-        <w:rPr>
-          <w:rFonts w:hint="eastAsia"/>
-          <w:sz w:val="21"/>
-          <w:szCs w:val="21"/>
-        </w:rPr>
-        <w:t>提出</w:t>
-      </w:r>
-      <w:proofErr w:type="gramEnd"/>
-      <w:r>
-        <w:rPr>
-          <w:rFonts w:hint="eastAsia"/>
-          <w:sz w:val="21"/>
-          <w:szCs w:val="21"/>
-        </w:rPr>
-        <w:t>基于搜索状态反馈的在线调节机制（</w:t>
+        <w:t xml:space="preserve">3. </w:t>
+      </w:r>
+      <w:r>
+        <w:rPr>
+          <w:rFonts w:hint="eastAsia"/>
+          <w:sz w:val="21"/>
+          <w:szCs w:val="21"/>
+        </w:rPr>
+        <w:t>提出基于搜索状态反馈的在线调节机制（</w:t>
       </w:r>
       <w:r>
         <w:rPr>
@@ -1642,33 +1498,15 @@
           <w:sz w:val="21"/>
           <w:szCs w:val="21"/>
         </w:rPr>
-        <w:t>4</w:t>
-      </w:r>
-      <w:proofErr w:type="gramStart"/>
-      <w:r>
-        <w:rPr>
-          <w:rFonts w:hint="eastAsia"/>
-          <w:sz w:val="21"/>
-          <w:szCs w:val="21"/>
-        </w:rPr>
-        <w:t xml:space="preserve">. </w:t>
-      </w:r>
-      <w:r>
-        <w:rPr>
-          <w:rFonts w:hint="eastAsia"/>
-          <w:sz w:val="21"/>
-          <w:szCs w:val="21"/>
-        </w:rPr>
-        <w:t>在</w:t>
-      </w:r>
-      <w:proofErr w:type="gramEnd"/>
-      <w:r>
-        <w:rPr>
-          <w:rFonts w:hint="eastAsia"/>
-          <w:sz w:val="21"/>
-          <w:szCs w:val="21"/>
-        </w:rPr>
-        <w:t>仿真与真实机器人系统中对所提方法进行验证，结果表明</w:t>
+        <w:t xml:space="preserve">4. </w:t>
+      </w:r>
+      <w:r>
+        <w:rPr>
+          <w:rFonts w:hint="eastAsia"/>
+          <w:sz w:val="21"/>
+          <w:szCs w:val="21"/>
+        </w:rPr>
+        <w:t>在仿真与真实机器人系统中对所提方法进行验证，结果表明</w:t>
       </w:r>
       <w:r>
         <w:rPr>
@@ -1981,7 +1819,7 @@
           <v:shape id="_x0000_i1025" type="#_x0000_t75" style="width:30.05pt;height:13.1pt" o:ole="">
             <v:imagedata r:id="rId14" o:title=""/>
           </v:shape>
-          <o:OLEObject Type="Embed" ProgID="Equation.DSMT4" ShapeID="_x0000_i1025" DrawAspect="Content" ObjectID="_1849119377" r:id="rId15"/>
+          <o:OLEObject Type="Embed" ProgID="Equation.DSMT4" ShapeID="_x0000_i1025" DrawAspect="Content" ObjectID="_1849518269" r:id="rId15"/>
         </w:object>
       </w:r>
     </w:p>
@@ -2008,7 +1846,6 @@
         </w:rPr>
         <w:t xml:space="preserve"> </w:t>
       </w:r>
-      <w:proofErr w:type="spellStart"/>
       <w:r>
         <w:rPr>
           <w:sz w:val="21"/>
@@ -2024,7 +1861,6 @@
         </w:rPr>
         <w:t>free</w:t>
       </w:r>
-      <w:proofErr w:type="spellEnd"/>
       <w:r>
         <w:rPr>
           <w:sz w:val="21"/>
@@ -2047,7 +1883,6 @@
         </w:rPr>
         <w:t xml:space="preserve"> </w:t>
       </w:r>
-      <w:proofErr w:type="spellStart"/>
       <w:r>
         <w:rPr>
           <w:sz w:val="21"/>
@@ -2063,7 +1898,6 @@
         </w:rPr>
         <w:t>obs</w:t>
       </w:r>
-      <w:proofErr w:type="spellEnd"/>
       <w:r>
         <w:rPr>
           <w:sz w:val="21"/>
@@ -2102,7 +1936,7 @@
           <v:shape id="_x0000_i1026" type="#_x0000_t75" style="width:73.95pt;height:18.1pt" o:ole="">
             <v:imagedata r:id="rId16" o:title=""/>
           </v:shape>
-          <o:OLEObject Type="Embed" ProgID="Equation.DSMT4" ShapeID="_x0000_i1026" DrawAspect="Content" ObjectID="_1849119378" r:id="rId17"/>
+          <o:OLEObject Type="Embed" ProgID="Equation.DSMT4" ShapeID="_x0000_i1026" DrawAspect="Content" ObjectID="_1849518270" r:id="rId17"/>
         </w:object>
       </w:r>
     </w:p>
@@ -2126,9 +1960,150 @@
           <w:sz w:val="21"/>
           <w:szCs w:val="21"/>
         </w:rPr>
-        <w:t xml:space="preserve"> </w:t>
-      </w:r>
-      <w:proofErr w:type="spellStart"/>
+        <w:t xml:space="preserve"> x</w:t>
+      </w:r>
+      <w:r>
+        <w:rPr>
+          <w:sz w:val="21"/>
+          <w:szCs w:val="21"/>
+          <w:vertAlign w:val="subscript"/>
+        </w:rPr>
+        <w:t>start</w:t>
+      </w:r>
+      <w:r>
+        <w:rPr>
+          <w:sz w:val="21"/>
+          <w:szCs w:val="21"/>
+        </w:rPr>
+        <w:t xml:space="preserve"> and x</w:t>
+      </w:r>
+      <w:r>
+        <w:rPr>
+          <w:sz w:val="21"/>
+          <w:szCs w:val="21"/>
+          <w:vertAlign w:val="subscript"/>
+        </w:rPr>
+        <w:t>goal</w:t>
+      </w:r>
+      <w:r>
+        <w:rPr>
+          <w:sz w:val="21"/>
+          <w:szCs w:val="21"/>
+        </w:rPr>
+        <w:t>, respectively, where both satisfy x</w:t>
+      </w:r>
+      <w:r>
+        <w:rPr>
+          <w:sz w:val="21"/>
+          <w:szCs w:val="21"/>
+          <w:vertAlign w:val="subscript"/>
+        </w:rPr>
+        <w:t>start</w:t>
+      </w:r>
+      <w:r>
+        <w:rPr>
+          <w:sz w:val="21"/>
+          <w:szCs w:val="21"/>
+        </w:rPr>
+        <w:t>, x</w:t>
+      </w:r>
+      <w:r>
+        <w:rPr>
+          <w:sz w:val="21"/>
+          <w:szCs w:val="21"/>
+          <w:vertAlign w:val="subscript"/>
+        </w:rPr>
+        <w:t>goal</w:t>
+      </w:r>
+      <w:r>
+        <w:rPr>
+          <w:sz w:val="21"/>
+          <w:szCs w:val="21"/>
+        </w:rPr>
+        <w:t xml:space="preserve"> </w:t>
+      </w:r>
+      <w:r>
+        <w:rPr>
+          <w:rFonts w:ascii="Cambria Math" w:hAnsi="Cambria Math" w:cs="Cambria Math"/>
+          <w:sz w:val="21"/>
+          <w:szCs w:val="21"/>
+        </w:rPr>
+        <w:t>∈</w:t>
+      </w:r>
+      <w:r>
+        <w:rPr>
+          <w:sz w:val="21"/>
+          <w:szCs w:val="21"/>
+        </w:rPr>
+        <w:t xml:space="preserve"> W</w:t>
+      </w:r>
+      <w:r>
+        <w:rPr>
+          <w:sz w:val="21"/>
+          <w:szCs w:val="21"/>
+          <w:vertAlign w:val="subscript"/>
+        </w:rPr>
+        <w:t>free</w:t>
+      </w:r>
+      <w:r>
+        <w:rPr>
+          <w:rFonts w:hint="eastAsia"/>
+          <w:sz w:val="21"/>
+          <w:szCs w:val="21"/>
+        </w:rPr>
+        <w:t>.</w:t>
+      </w:r>
+      <w:r>
+        <w:rPr>
+          <w:sz w:val="21"/>
+          <w:szCs w:val="21"/>
+        </w:rPr>
+        <w:t xml:space="preserve"> </w:t>
+      </w:r>
+      <w:r>
+        <w:rPr>
+          <w:sz w:val="21"/>
+          <w:szCs w:val="21"/>
+        </w:rPr>
+        <w:t xml:space="preserve">As illustrated in Fig. 1, the SC-RRT algorithm constructs two search trees, </w:t>
+      </w:r>
+      <w:r>
+        <w:rPr>
+          <w:sz w:val="21"/>
+          <w:szCs w:val="21"/>
+        </w:rPr>
+        <w:t>T</w:t>
+      </w:r>
+      <w:r>
+        <w:rPr>
+          <w:sz w:val="21"/>
+          <w:szCs w:val="21"/>
+          <w:vertAlign w:val="subscript"/>
+        </w:rPr>
+        <w:t>A</w:t>
+      </w:r>
+      <w:r>
+        <w:rPr>
+          <w:sz w:val="21"/>
+          <w:szCs w:val="21"/>
+        </w:rPr>
+        <w:t xml:space="preserve"> and T</w:t>
+      </w:r>
+      <w:r>
+        <w:rPr>
+          <w:sz w:val="21"/>
+          <w:szCs w:val="21"/>
+          <w:vertAlign w:val="subscript"/>
+        </w:rPr>
+        <w:t>B</w:t>
+      </w:r>
+      <w:r>
+        <w:rPr>
+          <w:sz w:val="21"/>
+          <w:szCs w:val="21"/>
+        </w:rPr>
+        <w:t xml:space="preserve">, which are rooted at </w:t>
+      </w:r>
       <w:r>
         <w:rPr>
           <w:sz w:val="21"/>
@@ -2144,15 +2119,28 @@
         </w:rPr>
         <w:t>start</w:t>
       </w:r>
-      <w:proofErr w:type="spellEnd"/>
-      <w:r>
-        <w:rPr>
-          <w:sz w:val="21"/>
-          <w:szCs w:val="21"/>
-        </w:rPr>
-        <w:t xml:space="preserve"> and </w:t>
-      </w:r>
-      <w:proofErr w:type="spellStart"/>
+      <w:r>
+        <w:rPr>
+          <w:sz w:val="21"/>
+          <w:szCs w:val="21"/>
+        </w:rPr>
+        <w:t xml:space="preserve"> and x</w:t>
+      </w:r>
+      <w:r>
+        <w:rPr>
+          <w:sz w:val="21"/>
+          <w:szCs w:val="21"/>
+          <w:vertAlign w:val="subscript"/>
+        </w:rPr>
+        <w:t>goal</w:t>
+      </w:r>
+      <w:r>
+        <w:rPr>
+          <w:sz w:val="21"/>
+          <w:szCs w:val="21"/>
+        </w:rPr>
+        <w:t xml:space="preserve">, respectively. To enhance the coordination of bidirectional search, a dynamic intermediate meeting point </w:t>
+      </w:r>
       <w:r>
         <w:rPr>
           <w:sz w:val="21"/>
@@ -2162,21 +2150,36 @@
       </w:r>
       <w:r>
         <w:rPr>
+          <w:rFonts w:hint="eastAsia"/>
           <w:sz w:val="21"/>
           <w:szCs w:val="21"/>
           <w:vertAlign w:val="subscript"/>
         </w:rPr>
-        <w:t>goal</w:t>
-      </w:r>
-      <w:proofErr w:type="spellEnd"/>
-      <w:r>
-        <w:rPr>
-          <w:sz w:val="21"/>
-          <w:szCs w:val="21"/>
-        </w:rPr>
-        <w:t xml:space="preserve">, respectively, where both satisfy </w:t>
-      </w:r>
-      <w:proofErr w:type="spellStart"/>
+        <w:t>meet</w:t>
+      </w:r>
+      <w:r>
+        <w:rPr>
+          <w:sz w:val="21"/>
+          <w:szCs w:val="21"/>
+        </w:rPr>
+        <w:t xml:space="preserve"> is introduced. This point decomposes the global path planning problem into two cooperative subproblems: a forward search from the start state to the intermediate point, and a backward search from the goal state to the same intermediate point.</w:t>
+      </w:r>
+    </w:p>
+    <w:p>
+      <w:pPr>
+        <w:ind w:firstLineChars="0" w:firstLine="400"/>
+        <w:rPr>
+          <w:sz w:val="21"/>
+          <w:szCs w:val="21"/>
+        </w:rPr>
+      </w:pPr>
+      <w:r>
+        <w:rPr>
+          <w:sz w:val="21"/>
+          <w:szCs w:val="21"/>
+        </w:rPr>
+        <w:t xml:space="preserve">The intermediate meeting point </w:t>
+      </w:r>
       <w:r>
         <w:rPr>
           <w:sz w:val="21"/>
@@ -2186,242 +2189,13 @@
       </w:r>
       <w:r>
         <w:rPr>
+          <w:rFonts w:hint="eastAsia"/>
           <w:sz w:val="21"/>
           <w:szCs w:val="21"/>
           <w:vertAlign w:val="subscript"/>
         </w:rPr>
-        <w:t>start</w:t>
-      </w:r>
-      <w:proofErr w:type="spellEnd"/>
-      <w:r>
-        <w:rPr>
-          <w:sz w:val="21"/>
-          <w:szCs w:val="21"/>
-        </w:rPr>
-        <w:t xml:space="preserve">, </w:t>
-      </w:r>
-      <w:proofErr w:type="spellStart"/>
-      <w:r>
-        <w:rPr>
-          <w:sz w:val="21"/>
-          <w:szCs w:val="21"/>
-        </w:rPr>
-        <w:t>x</w:t>
-      </w:r>
-      <w:r>
-        <w:rPr>
-          <w:sz w:val="21"/>
-          <w:szCs w:val="21"/>
-          <w:vertAlign w:val="subscript"/>
-        </w:rPr>
-        <w:t>goal</w:t>
-      </w:r>
-      <w:proofErr w:type="spellEnd"/>
-      <w:r>
-        <w:rPr>
-          <w:sz w:val="21"/>
-          <w:szCs w:val="21"/>
-        </w:rPr>
-        <w:t xml:space="preserve"> </w:t>
-      </w:r>
-      <w:r>
-        <w:rPr>
-          <w:rFonts w:ascii="Cambria Math" w:hAnsi="Cambria Math" w:cs="Cambria Math"/>
-          <w:sz w:val="21"/>
-          <w:szCs w:val="21"/>
-        </w:rPr>
-        <w:t>∈</w:t>
-      </w:r>
-      <w:r>
-        <w:rPr>
-          <w:sz w:val="21"/>
-          <w:szCs w:val="21"/>
-        </w:rPr>
-        <w:t xml:space="preserve"> </w:t>
-      </w:r>
-      <w:proofErr w:type="spellStart"/>
-      <w:r>
-        <w:rPr>
-          <w:sz w:val="21"/>
-          <w:szCs w:val="21"/>
-        </w:rPr>
-        <w:t>W</w:t>
-      </w:r>
-      <w:r>
-        <w:rPr>
-          <w:sz w:val="21"/>
-          <w:szCs w:val="21"/>
-          <w:vertAlign w:val="subscript"/>
-        </w:rPr>
-        <w:t>free</w:t>
-      </w:r>
-      <w:proofErr w:type="spellEnd"/>
-      <w:r>
-        <w:rPr>
-          <w:rFonts w:hint="eastAsia"/>
-          <w:sz w:val="21"/>
-          <w:szCs w:val="21"/>
-        </w:rPr>
-        <w:t>.</w:t>
-      </w:r>
-      <w:r>
-        <w:rPr>
-          <w:sz w:val="21"/>
-          <w:szCs w:val="21"/>
-        </w:rPr>
-        <w:t xml:space="preserve"> </w:t>
-      </w:r>
-      <w:r>
-        <w:rPr>
-          <w:sz w:val="21"/>
-          <w:szCs w:val="21"/>
-        </w:rPr>
-        <w:t xml:space="preserve">As illustrated in Fig. 1, the SC-RRT algorithm constructs two search trees, </w:t>
-      </w:r>
-      <w:r>
-        <w:rPr>
-          <w:sz w:val="21"/>
-          <w:szCs w:val="21"/>
-        </w:rPr>
-        <w:t>T</w:t>
-      </w:r>
-      <w:r>
-        <w:rPr>
-          <w:sz w:val="21"/>
-          <w:szCs w:val="21"/>
-          <w:vertAlign w:val="subscript"/>
-        </w:rPr>
-        <w:t>A</w:t>
-      </w:r>
-      <w:r>
-        <w:rPr>
-          <w:sz w:val="21"/>
-          <w:szCs w:val="21"/>
-        </w:rPr>
-        <w:t xml:space="preserve"> and T</w:t>
-      </w:r>
-      <w:r>
-        <w:rPr>
-          <w:sz w:val="21"/>
-          <w:szCs w:val="21"/>
-          <w:vertAlign w:val="subscript"/>
-        </w:rPr>
-        <w:t>B</w:t>
-      </w:r>
-      <w:r>
-        <w:rPr>
-          <w:sz w:val="21"/>
-          <w:szCs w:val="21"/>
-        </w:rPr>
-        <w:t xml:space="preserve">, which are rooted at </w:t>
-      </w:r>
-      <w:proofErr w:type="spellStart"/>
-      <w:r>
-        <w:rPr>
-          <w:sz w:val="21"/>
-          <w:szCs w:val="21"/>
-        </w:rPr>
-        <w:t>x</w:t>
-      </w:r>
-      <w:r>
-        <w:rPr>
-          <w:sz w:val="21"/>
-          <w:szCs w:val="21"/>
-          <w:vertAlign w:val="subscript"/>
-        </w:rPr>
-        <w:t>start</w:t>
-      </w:r>
-      <w:proofErr w:type="spellEnd"/>
-      <w:r>
-        <w:rPr>
-          <w:sz w:val="21"/>
-          <w:szCs w:val="21"/>
-        </w:rPr>
-        <w:t xml:space="preserve"> and </w:t>
-      </w:r>
-      <w:proofErr w:type="spellStart"/>
-      <w:r>
-        <w:rPr>
-          <w:sz w:val="21"/>
-          <w:szCs w:val="21"/>
-        </w:rPr>
-        <w:t>x</w:t>
-      </w:r>
-      <w:r>
-        <w:rPr>
-          <w:sz w:val="21"/>
-          <w:szCs w:val="21"/>
-          <w:vertAlign w:val="subscript"/>
-        </w:rPr>
-        <w:t>goal</w:t>
-      </w:r>
-      <w:proofErr w:type="spellEnd"/>
-      <w:r>
-        <w:rPr>
-          <w:sz w:val="21"/>
-          <w:szCs w:val="21"/>
-        </w:rPr>
-        <w:t xml:space="preserve">, respectively. To enhance the coordination of bidirectional search, a dynamic intermediate meeting point </w:t>
-      </w:r>
-      <w:proofErr w:type="spellStart"/>
-      <w:r>
-        <w:rPr>
-          <w:sz w:val="21"/>
-          <w:szCs w:val="21"/>
-        </w:rPr>
-        <w:t>x</w:t>
-      </w:r>
-      <w:r>
-        <w:rPr>
-          <w:rFonts w:hint="eastAsia"/>
-          <w:sz w:val="21"/>
-          <w:szCs w:val="21"/>
-          <w:vertAlign w:val="subscript"/>
-        </w:rPr>
         <w:t>meet</w:t>
       </w:r>
-      <w:proofErr w:type="spellEnd"/>
-      <w:r>
-        <w:rPr>
-          <w:sz w:val="21"/>
-          <w:szCs w:val="21"/>
-        </w:rPr>
-        <w:t xml:space="preserve"> is introduced. This point decomposes the global path planning problem into two cooperative subproblems: a forward search from the start state to the intermediate point, and a backward search from the goal state to the same intermediate point.</w:t>
-      </w:r>
-    </w:p>
-    <w:p>
-      <w:pPr>
-        <w:ind w:firstLineChars="0" w:firstLine="400"/>
-        <w:rPr>
-          <w:sz w:val="21"/>
-          <w:szCs w:val="21"/>
-        </w:rPr>
-      </w:pPr>
-      <w:r>
-        <w:rPr>
-          <w:sz w:val="21"/>
-          <w:szCs w:val="21"/>
-        </w:rPr>
-        <w:t xml:space="preserve">The intermediate meeting point </w:t>
-      </w:r>
-      <w:proofErr w:type="spellStart"/>
-      <w:r>
-        <w:rPr>
-          <w:sz w:val="21"/>
-          <w:szCs w:val="21"/>
-        </w:rPr>
-        <w:t>x</w:t>
-      </w:r>
-      <w:r>
-        <w:rPr>
-          <w:rFonts w:hint="eastAsia"/>
-          <w:sz w:val="21"/>
-          <w:szCs w:val="21"/>
-          <w:vertAlign w:val="subscript"/>
-        </w:rPr>
-        <w:t>meet</w:t>
-      </w:r>
-      <w:proofErr w:type="spellEnd"/>
       <w:r>
         <w:rPr>
           <w:sz w:val="21"/>
@@ -2469,7 +2243,7 @@
         </w:rPr>
         <w:lastRenderedPageBreak/>
         <w:drawing>
-          <wp:inline distT="0" distB="0" distL="0" distR="0" wp14:anchorId="296A65B9" wp14:editId="7E41E10B">
+          <wp:inline distT="0" distB="0" distL="0" distR="0" wp14:anchorId="296A65B9" wp14:editId="1FA008CB">
             <wp:extent cx="5166000" cy="3060000"/>
             <wp:effectExtent l="0" t="0" r="0" b="7620"/>
             <wp:docPr id="658848872" name="图片 1"/>
@@ -2566,15 +2340,7 @@
           <w:sz w:val="18"/>
           <w:szCs w:val="18"/>
         </w:rPr>
-        <w:t xml:space="preserve">Schematic diagram of the SC-RRT algorithm with adaptive asymmetric dual-super-ellipsoid constrained </w:t>
-      </w:r>
-      <w:proofErr w:type="gramStart"/>
-      <w:r>
-        <w:rPr>
-          <w:sz w:val="18"/>
-          <w:szCs w:val="18"/>
-        </w:rPr>
-        <w:t>sampling.</w:t>
+        <w:t>Schematic diagram of the SC-RRT algorithm with adaptive asymmetric dual-super-ellipsoid constrained sampling.</w:t>
       </w:r>
       <w:r>
         <w:rPr>
@@ -2598,7 +2364,6 @@
         </w:rPr>
         <w:t>这一节的文献</w:t>
       </w:r>
-      <w:proofErr w:type="gramEnd"/>
       <w:r>
         <w:rPr>
           <w:rFonts w:hint="eastAsia"/>
@@ -2716,16 +2481,19 @@
         <w:keepNext/>
         <w:ind w:firstLineChars="0" w:firstLine="0"/>
         <w:jc w:val="right"/>
-      </w:pPr>
-      <w:r>
-        <w:rPr>
-          <w:position w:val="-14"/>
-        </w:rPr>
-        <w:object w:dxaOrig="6280" w:dyaOrig="380" w14:anchorId="7FF57CF0">
-          <v:shape id="_x0000_i1027" type="#_x0000_t75" style="width:313.8pt;height:19.25pt" o:ole="">
+        <w:rPr>
+          <w:rFonts w:hint="eastAsia"/>
+        </w:rPr>
+      </w:pPr>
+      <w:r>
+        <w:rPr>
+          <w:position w:val="-12"/>
+        </w:rPr>
+        <w:object w:dxaOrig="6640" w:dyaOrig="360" w14:anchorId="7FF57CF0">
+          <v:shape id="_x0000_i1039" type="#_x0000_t75" style="width:331.5pt;height:18.1pt" o:ole="">
             <v:imagedata r:id="rId19" o:title=""/>
           </v:shape>
-          <o:OLEObject Type="Embed" ProgID="Equation.DSMT4" ShapeID="_x0000_i1027" DrawAspect="Content" ObjectID="_1849119379" r:id="rId20"/>
+          <o:OLEObject Type="Embed" ProgID="Equation.DSMT4" ShapeID="_x0000_i1039" DrawAspect="Content" ObjectID="_1849518271" r:id="rId20"/>
         </w:object>
       </w:r>
     </w:p>
@@ -2800,7 +2568,7 @@
           <v:shape id="_x0000_i1028" type="#_x0000_t75" style="width:22.7pt;height:17.35pt" o:ole="">
             <v:imagedata r:id="rId21" o:title=""/>
           </v:shape>
-          <o:OLEObject Type="Embed" ProgID="Equation.DSMT4" ShapeID="_x0000_i1028" DrawAspect="Content" ObjectID="_1849119380" r:id="rId22"/>
+          <o:OLEObject Type="Embed" ProgID="Equation.DSMT4" ShapeID="_x0000_i1028" DrawAspect="Content" ObjectID="_1849518272" r:id="rId22"/>
         </w:object>
       </w:r>
       <w:r>
@@ -2885,7 +2653,6 @@
         </w:rPr>
         <w:t xml:space="preserve">represents the cost contribution from the </w:t>
       </w:r>
-      <w:proofErr w:type="spellStart"/>
       <w:r>
         <w:rPr>
           <w:rFonts w:ascii="Cambria Math" w:hAnsi="Cambria Math" w:cs="Cambria Math" w:hint="eastAsia"/>
@@ -2903,7 +2670,6 @@
         </w:rPr>
         <w:t>start</w:t>
       </w:r>
-      <w:proofErr w:type="spellEnd"/>
       <w:r>
         <w:rPr>
           <w:rFonts w:ascii="Cambria Math" w:hAnsi="Cambria Math" w:cs="Cambria Math"/>
@@ -3014,7 +2780,6 @@
         </w:rPr>
         <w:t xml:space="preserve"> </w:t>
       </w:r>
-      <w:proofErr w:type="spellStart"/>
       <w:r>
         <w:rPr>
           <w:sz w:val="21"/>
@@ -3031,7 +2796,6 @@
         </w:rPr>
         <w:t>meet</w:t>
       </w:r>
-      <w:proofErr w:type="spellEnd"/>
       <w:r>
         <w:rPr>
           <w:rFonts w:ascii="Cambria Math" w:hAnsi="Cambria Math" w:cs="Cambria Math"/>
@@ -3074,7 +2838,6 @@
         </w:rPr>
         <w:t xml:space="preserve"> </w:t>
       </w:r>
-      <w:proofErr w:type="spellStart"/>
       <w:r>
         <w:rPr>
           <w:sz w:val="21"/>
@@ -3090,7 +2853,6 @@
         </w:rPr>
         <w:t>start</w:t>
       </w:r>
-      <w:proofErr w:type="spellEnd"/>
       <w:r>
         <w:rPr>
           <w:rFonts w:ascii="Cambria Math" w:hAnsi="Cambria Math" w:cs="Cambria Math"/>
@@ -3124,7 +2886,6 @@
         </w:rPr>
         <w:t xml:space="preserve"> </w:t>
       </w:r>
-      <w:proofErr w:type="spellStart"/>
       <w:r>
         <w:rPr>
           <w:sz w:val="21"/>
@@ -3141,7 +2902,6 @@
         </w:rPr>
         <w:t>meet</w:t>
       </w:r>
-      <w:proofErr w:type="spellEnd"/>
       <w:r>
         <w:rPr>
           <w:rFonts w:hint="eastAsia"/>
@@ -3508,23 +3268,7 @@
           <w:sz w:val="21"/>
           <w:szCs w:val="21"/>
         </w:rPr>
-        <w:t>. However, most existing convergence acceleration strategies, including path-biased sampling [36], batch forward-propagation search [37], cost lower-bound trade-off strategies [38], and anytime planning frameworks [</w:t>
-      </w:r>
-      <w:proofErr w:type="gramStart"/>
-      <w:r>
-        <w:rPr>
-          <w:sz w:val="21"/>
-          <w:szCs w:val="21"/>
-        </w:rPr>
-        <w:t>39,40],</w:t>
-      </w:r>
-      <w:proofErr w:type="gramEnd"/>
-      <w:r>
-        <w:rPr>
-          <w:sz w:val="21"/>
-          <w:szCs w:val="21"/>
-        </w:rPr>
-        <w:t xml:space="preserve"> mainly rely on manually preset parameters. Similarly, heuristic sampling and pruning strategies [41] require predefined thresholds and lack the capability of dynamically adjusting the sampling behavior according to the evolving search state.</w:t>
+        <w:t>. However, most existing convergence acceleration strategies, including path-biased sampling [36], batch forward-propagation search [37], cost lower-bound trade-off strategies [38], and anytime planning frameworks [39,40], mainly rely on manually preset parameters. Similarly, heuristic sampling and pruning strategies [41] require predefined thresholds and lack the capability of dynamically adjusting the sampling behavior according to the evolving search state.</w:t>
       </w:r>
     </w:p>
     <w:p>
@@ -3553,6 +3297,91 @@
       </w:r>
       <w:r>
         <w:rPr>
+          <w:sz w:val="21"/>
+          <w:szCs w:val="21"/>
+        </w:rPr>
+        <w:t>γ</w:t>
+      </w:r>
+      <w:r>
+        <w:rPr>
+          <w:sz w:val="21"/>
+          <w:szCs w:val="21"/>
+        </w:rPr>
+        <w:t xml:space="preserve"> and </w:t>
+      </w:r>
+      <w:r>
+        <w:rPr>
+          <w:sz w:val="21"/>
+          <w:szCs w:val="21"/>
+        </w:rPr>
+        <w:t>p</w:t>
+      </w:r>
+      <w:r>
+        <w:rPr>
+          <w:sz w:val="21"/>
+          <w:szCs w:val="21"/>
+        </w:rPr>
+        <w:t>, as illustrated in Fig. 3.</w:t>
+      </w:r>
+      <w:r>
+        <w:rPr>
+          <w:sz w:val="21"/>
+          <w:szCs w:val="21"/>
+        </w:rPr>
+        <w:t xml:space="preserve"> </w:t>
+      </w:r>
+      <w:r>
+        <w:rPr>
+          <w:sz w:val="21"/>
+          <w:szCs w:val="21"/>
+        </w:rPr>
+        <w:t xml:space="preserve">Before a feasible solution is obtained, γ is set to 4.0 and the informed sampling probability p is set to 0, enabling global exploration </w:t>
+      </w:r>
+      <w:r>
+        <w:rPr>
+          <w:sz w:val="21"/>
+          <w:szCs w:val="21"/>
+        </w:rPr>
+        <w:t>without ellipsoidal restriction</w:t>
+      </w:r>
+      <w:r>
+        <w:rPr>
+          <w:sz w:val="21"/>
+          <w:szCs w:val="21"/>
+        </w:rPr>
+        <w:t>. The regulation parameters are updated every 50 iterations according to the feedback of the recent planning cost variation.</w:t>
+      </w:r>
+      <w:r>
+        <w:rPr>
+          <w:rFonts w:hint="eastAsia"/>
+          <w:sz w:val="21"/>
+          <w:szCs w:val="21"/>
+        </w:rPr>
+        <w:t xml:space="preserve"> </w:t>
+      </w:r>
+      <w:r>
+        <w:rPr>
+          <w:sz w:val="21"/>
+          <w:szCs w:val="21"/>
+        </w:rPr>
+        <w:t xml:space="preserve">The current best path cost and its variation trend during the search process are employed as feedback signals to characterize the search state. When the improvement of the current best path cost becomes insignificant </w:t>
+      </w:r>
+      <w:r>
+        <w:rPr>
+          <w:sz w:val="21"/>
+          <w:szCs w:val="21"/>
+        </w:rPr>
+        <w:t>every 50 iterations</w:t>
+      </w:r>
+      <w:r>
+        <w:rPr>
+          <w:sz w:val="21"/>
+          <w:szCs w:val="21"/>
+        </w:rPr>
+        <w:t xml:space="preserve">, the search process is considered to be stagnant or overly constrained. In this case, </w:t>
+      </w:r>
+      <w:r>
+        <w:rPr>
           <w:i/>
           <w:iCs/>
           <w:sz w:val="21"/>
@@ -3562,54 +3391,21 @@
       </w:r>
       <w:r>
         <w:rPr>
-          <w:sz w:val="21"/>
-          <w:szCs w:val="21"/>
-        </w:rPr>
-        <w:t xml:space="preserve"> and </w:t>
-      </w:r>
-      <w:r>
-        <w:rPr>
+          <w:rFonts w:hint="eastAsia"/>
           <w:i/>
           <w:iCs/>
           <w:sz w:val="21"/>
           <w:szCs w:val="21"/>
         </w:rPr>
-        <w:t>p</w:t>
-      </w:r>
-      <w:r>
-        <w:rPr>
-          <w:sz w:val="21"/>
-          <w:szCs w:val="21"/>
-        </w:rPr>
-        <w:t>, as illustrated in Fig. 3.</w:t>
-      </w:r>
-      <w:r>
-        <w:t xml:space="preserve"> </w:t>
-      </w:r>
-      <w:r>
-        <w:rPr>
-          <w:sz w:val="21"/>
-          <w:szCs w:val="21"/>
-        </w:rPr>
-        <w:t xml:space="preserve">The current best path cost and its variation trend during the search process are employed as feedback signals to characterize the search state. When the improvement of the current best path cost becomes insignificant within a certain number of iterations, the search process </w:t>
-      </w:r>
-      <w:proofErr w:type="gramStart"/>
-      <w:r>
-        <w:rPr>
-          <w:sz w:val="21"/>
-          <w:szCs w:val="21"/>
-        </w:rPr>
-        <w:t>is considered to be</w:t>
-      </w:r>
-      <w:proofErr w:type="gramEnd"/>
-      <w:r>
-        <w:rPr>
-          <w:sz w:val="21"/>
-          <w:szCs w:val="21"/>
-        </w:rPr>
-        <w:t xml:space="preserve"> stagnant or overly constrained. In this case, </w:t>
-      </w:r>
-      <w:proofErr w:type="gramStart"/>
+        <w:t xml:space="preserve"> </w:t>
+      </w:r>
+      <w:r>
+        <w:rPr>
+          <w:sz w:val="21"/>
+          <w:szCs w:val="21"/>
+        </w:rPr>
+        <w:t xml:space="preserve">is increased to enlarge the constrained sampling region, while </w:t>
+      </w:r>
       <w:r>
         <w:rPr>
           <w:i/>
@@ -3617,48 +3413,6 @@
           <w:sz w:val="21"/>
           <w:szCs w:val="21"/>
         </w:rPr>
-        <w:t>γ</w:t>
-      </w:r>
-      <w:r>
-        <w:rPr>
-          <w:rFonts w:hint="eastAsia"/>
-          <w:i/>
-          <w:iCs/>
-          <w:sz w:val="21"/>
-          <w:szCs w:val="21"/>
-        </w:rPr>
-        <w:t xml:space="preserve"> </w:t>
-      </w:r>
-      <w:r>
-        <w:rPr>
-          <w:sz w:val="21"/>
-          <w:szCs w:val="21"/>
-        </w:rPr>
-        <w:t>is increased to enlarge</w:t>
-      </w:r>
-      <w:proofErr w:type="gramEnd"/>
-      <w:r>
-        <w:rPr>
-          <w:sz w:val="21"/>
-          <w:szCs w:val="21"/>
-        </w:rPr>
-        <w:t xml:space="preserve"> the constrained sampling </w:t>
-      </w:r>
-      <w:proofErr w:type="gramStart"/>
-      <w:r>
-        <w:rPr>
-          <w:sz w:val="21"/>
-          <w:szCs w:val="21"/>
-        </w:rPr>
-        <w:t xml:space="preserve">region, while </w:t>
-      </w:r>
-      <w:r>
-        <w:rPr>
-          <w:i/>
-          <w:iCs/>
-          <w:sz w:val="21"/>
-          <w:szCs w:val="21"/>
-        </w:rPr>
         <w:t>p</w:t>
       </w:r>
       <w:r>
@@ -3666,15 +3420,7 @@
           <w:sz w:val="21"/>
           <w:szCs w:val="21"/>
         </w:rPr>
-        <w:t xml:space="preserve"> is reduced to increase the proportion of global exploration</w:t>
-      </w:r>
-      <w:proofErr w:type="gramEnd"/>
-      <w:r>
-        <w:rPr>
-          <w:sz w:val="21"/>
-          <w:szCs w:val="21"/>
-        </w:rPr>
-        <w:t>. Conversely, when the current best path cost continues to decrease effectively,</w:t>
+        <w:t xml:space="preserve"> is reduced to increase the proportion of global exploration. Conversely, when the current best path cost continues to decrease effectively,</w:t>
       </w:r>
       <w:r>
         <w:rPr>
@@ -3905,7 +3651,35 @@
           <w:sz w:val="21"/>
           <w:szCs w:val="21"/>
         </w:rPr>
-        <w:t xml:space="preserve"> are restricted within predefined intervals. The expansion coefficient is defined as:</w:t>
+        <w:t xml:space="preserve"> are restricted within predefined </w:t>
+      </w:r>
+      <w:r>
+        <w:rPr>
+          <w:sz w:val="21"/>
+          <w:szCs w:val="21"/>
+        </w:rPr>
+        <w:t>ranges</w:t>
+      </w:r>
+      <w:r>
+        <w:rPr>
+          <w:sz w:val="21"/>
+          <w:szCs w:val="21"/>
+        </w:rPr>
+        <w:t xml:space="preserve">. The expansion coefficient is </w:t>
+      </w:r>
+      <w:r>
+        <w:rPr>
+          <w:sz w:val="21"/>
+          <w:szCs w:val="21"/>
+        </w:rPr>
+        <w:t>bounded by</w:t>
+      </w:r>
+      <w:r>
+        <w:rPr>
+          <w:sz w:val="21"/>
+          <w:szCs w:val="21"/>
+        </w:rPr>
+        <w:t>:</w:t>
       </w:r>
     </w:p>
     <w:p>
@@ -3964,14 +3738,7 @@
           <w:sz w:val="21"/>
           <w:szCs w:val="21"/>
         </w:rPr>
-        <w:tab/>
-      </w:r>
-      <w:r>
-        <w:rPr>
-          <w:sz w:val="21"/>
-          <w:szCs w:val="21"/>
-        </w:rPr>
-        <w:t>where the initial value is set to</w:t>
+        <w:t>A larger</w:t>
       </w:r>
       <w:r>
         <w:rPr>
@@ -3992,84 +3759,22 @@
       </w:r>
       <w:r>
         <w:rPr>
-          <w:rFonts w:hint="eastAsia"/>
+          <w:sz w:val="21"/>
+          <w:szCs w:val="21"/>
+        </w:rPr>
+        <w:t xml:space="preserve"> expands the constrained sampling region and improves exploration capability, whereas a smaller </w:t>
+      </w:r>
+      <w:r>
+        <w:rPr>
           <w:i/>
           <w:iCs/>
           <w:sz w:val="21"/>
           <w:szCs w:val="21"/>
         </w:rPr>
-        <w:t xml:space="preserve"> </w:t>
-      </w:r>
-      <w:r>
-        <w:rPr>
-          <w:rFonts w:hint="eastAsia"/>
-          <w:i/>
-          <w:iCs/>
-          <w:sz w:val="21"/>
-          <w:szCs w:val="21"/>
-        </w:rPr>
-        <w:t>=</w:t>
-      </w:r>
-      <w:r>
-        <w:rPr>
-          <w:rFonts w:hint="eastAsia"/>
-          <w:i/>
-          <w:iCs/>
-          <w:sz w:val="21"/>
-          <w:szCs w:val="21"/>
-        </w:rPr>
-        <w:t xml:space="preserve"> </w:t>
-      </w:r>
-      <w:r>
-        <w:rPr>
-          <w:rFonts w:hint="eastAsia"/>
-          <w:sz w:val="21"/>
-          <w:szCs w:val="21"/>
-        </w:rPr>
-        <w:t>2.5</w:t>
-      </w:r>
-      <w:r>
-        <w:rPr>
-          <w:sz w:val="21"/>
-          <w:szCs w:val="21"/>
-        </w:rPr>
-        <w:t>. A larger</w:t>
-      </w:r>
-      <w:r>
-        <w:rPr>
-          <w:rFonts w:hint="eastAsia"/>
-          <w:sz w:val="21"/>
-          <w:szCs w:val="21"/>
-        </w:rPr>
-        <w:t xml:space="preserve"> </w:t>
-      </w:r>
-      <w:r>
-        <w:rPr>
-          <w:i/>
-          <w:iCs/>
-          <w:sz w:val="21"/>
-          <w:szCs w:val="21"/>
-        </w:rPr>
         <w:t>γ</w:t>
       </w:r>
       <w:r>
         <w:rPr>
-          <w:sz w:val="21"/>
-          <w:szCs w:val="21"/>
-        </w:rPr>
-        <w:t xml:space="preserve"> expands the constrained sampling region and improves exploration capability, whereas a smaller </w:t>
-      </w:r>
-      <w:r>
-        <w:rPr>
-          <w:i/>
-          <w:iCs/>
-          <w:sz w:val="21"/>
-          <w:szCs w:val="21"/>
-        </w:rPr>
-        <w:t>γ</w:t>
-      </w:r>
-      <w:r>
-        <w:rPr>
           <w:rFonts w:hint="eastAsia"/>
           <w:sz w:val="21"/>
           <w:szCs w:val="21"/>
@@ -4096,7 +3801,21 @@
           <w:sz w:val="21"/>
           <w:szCs w:val="21"/>
         </w:rPr>
-        <w:t>The informed sampling probability is defined as:</w:t>
+        <w:t xml:space="preserve">The informed sampling probability is </w:t>
+      </w:r>
+      <w:r>
+        <w:rPr>
+          <w:sz w:val="21"/>
+          <w:szCs w:val="21"/>
+        </w:rPr>
+        <w:t>bounded by</w:t>
+      </w:r>
+      <w:r>
+        <w:rPr>
+          <w:sz w:val="21"/>
+          <w:szCs w:val="21"/>
+        </w:rPr>
+        <w:t>:</w:t>
       </w:r>
     </w:p>
     <w:p>
@@ -4138,24 +3857,32 @@
           <w:sz w:val="21"/>
           <w:szCs w:val="21"/>
         </w:rPr>
-        <w:t xml:space="preserve"> [0.2, 0.95]</w:t>
+        <w:t xml:space="preserve"> [0, 0.95]</w:t>
       </w:r>
     </w:p>
     <w:p>
       <w:pPr>
         <w:spacing w:line="276" w:lineRule="auto"/>
-        <w:ind w:firstLineChars="0" w:firstLine="420"/>
-        <w:rPr>
-          <w:sz w:val="21"/>
-          <w:szCs w:val="21"/>
-        </w:rPr>
-      </w:pPr>
-      <w:r>
-        <w:rPr>
-          <w:sz w:val="21"/>
-          <w:szCs w:val="21"/>
-        </w:rPr>
-        <w:t xml:space="preserve">where the initial value is set to </w:t>
+        <w:ind w:firstLineChars="0" w:firstLine="0"/>
+        <w:rPr>
+          <w:sz w:val="21"/>
+          <w:szCs w:val="21"/>
+        </w:rPr>
+      </w:pPr>
+      <w:r>
+        <w:rPr>
+          <w:sz w:val="21"/>
+          <w:szCs w:val="21"/>
+        </w:rPr>
+        <w:t>During the feedback regulation stage</w:t>
+      </w:r>
+      <w:r>
+        <w:rPr>
+          <w:rFonts w:hint="eastAsia"/>
+          <w:sz w:val="21"/>
+          <w:szCs w:val="21"/>
+        </w:rPr>
+        <w:t xml:space="preserve">, </w:t>
       </w:r>
       <w:r>
         <w:rPr>
@@ -4169,113 +3896,107 @@
       <w:r>
         <w:rPr>
           <w:rFonts w:hint="eastAsia"/>
+          <w:sz w:val="21"/>
+          <w:szCs w:val="21"/>
+        </w:rPr>
+        <w:t xml:space="preserve"> </w:t>
+      </w:r>
+      <w:r>
+        <w:rPr>
+          <w:sz w:val="21"/>
+          <w:szCs w:val="21"/>
+        </w:rPr>
+        <w:t xml:space="preserve">is adjusted within this range according to the search state. </w:t>
+      </w:r>
+      <w:r>
+        <w:rPr>
+          <w:sz w:val="21"/>
+          <w:szCs w:val="21"/>
+        </w:rPr>
+        <w:t xml:space="preserve">A smaller </w:t>
+      </w:r>
+      <w:r>
+        <w:rPr>
           <w:i/>
           <w:iCs/>
           <w:sz w:val="21"/>
           <w:szCs w:val="21"/>
         </w:rPr>
-        <w:t xml:space="preserve"> </w:t>
-      </w:r>
-      <w:r>
-        <w:rPr>
-          <w:rFonts w:hint="eastAsia"/>
+        <w:t>p</w:t>
+      </w:r>
+      <w:r>
+        <w:rPr>
+          <w:rFonts w:hint="eastAsia"/>
+          <w:sz w:val="21"/>
+          <w:szCs w:val="21"/>
+        </w:rPr>
+        <w:t xml:space="preserve"> </w:t>
+      </w:r>
+      <w:r>
+        <w:rPr>
+          <w:sz w:val="21"/>
+          <w:szCs w:val="21"/>
+        </w:rPr>
+        <w:t xml:space="preserve">maintains a higher proportion of global exploration, </w:t>
+      </w:r>
+      <w:r>
+        <w:rPr>
+          <w:sz w:val="21"/>
+          <w:szCs w:val="21"/>
+        </w:rPr>
+        <w:t>whereas</w:t>
+      </w:r>
+      <w:r>
+        <w:rPr>
+          <w:sz w:val="21"/>
+          <w:szCs w:val="21"/>
+        </w:rPr>
+        <w:t xml:space="preserve"> </w:t>
+      </w:r>
+      <w:r>
+        <w:rPr>
+          <w:sz w:val="21"/>
+          <w:szCs w:val="21"/>
+        </w:rPr>
+        <w:t>a larger</w:t>
+      </w:r>
+      <w:r>
+        <w:rPr>
+          <w:rFonts w:hint="eastAsia"/>
+          <w:sz w:val="21"/>
+          <w:szCs w:val="21"/>
+        </w:rPr>
+        <w:t xml:space="preserve"> </w:t>
+      </w:r>
+      <w:r>
+        <w:rPr>
           <w:i/>
           <w:iCs/>
           <w:sz w:val="21"/>
           <w:szCs w:val="21"/>
         </w:rPr>
-        <w:t>=</w:t>
-      </w:r>
-      <w:r>
-        <w:rPr>
-          <w:rFonts w:hint="eastAsia"/>
-          <w:i/>
-          <w:iCs/>
-          <w:sz w:val="21"/>
-          <w:szCs w:val="21"/>
-        </w:rPr>
-        <w:t xml:space="preserve"> </w:t>
-      </w:r>
-      <w:r>
-        <w:rPr>
-          <w:rFonts w:hint="eastAsia"/>
-          <w:i/>
-          <w:iCs/>
-          <w:sz w:val="21"/>
-          <w:szCs w:val="21"/>
-        </w:rPr>
-        <w:t>0.2</w:t>
-      </w:r>
-      <w:r>
-        <w:rPr>
-          <w:sz w:val="21"/>
-          <w:szCs w:val="21"/>
-        </w:rPr>
-        <w:t xml:space="preserve">. A smaller </w:t>
-      </w:r>
-      <w:r>
-        <w:rPr>
-          <w:i/>
-          <w:iCs/>
-          <w:sz w:val="21"/>
-          <w:szCs w:val="21"/>
-        </w:rPr>
         <w:t>p</w:t>
       </w:r>
       <w:r>
         <w:rPr>
-          <w:rFonts w:hint="eastAsia"/>
-          <w:sz w:val="21"/>
-          <w:szCs w:val="21"/>
-        </w:rPr>
-        <w:t xml:space="preserve"> </w:t>
-      </w:r>
-      <w:r>
-        <w:rPr>
-          <w:sz w:val="21"/>
-          <w:szCs w:val="21"/>
-        </w:rPr>
-        <w:t>maintains a higher proportion of global exploration during the initial search stage, while a larger</w:t>
-      </w:r>
-      <w:r>
-        <w:rPr>
-          <w:rFonts w:hint="eastAsia"/>
-          <w:sz w:val="21"/>
-          <w:szCs w:val="21"/>
-        </w:rPr>
-        <w:t xml:space="preserve"> </w:t>
-      </w:r>
-      <w:r>
-        <w:rPr>
-          <w:i/>
-          <w:iCs/>
-          <w:sz w:val="21"/>
-          <w:szCs w:val="21"/>
-        </w:rPr>
-        <w:t>p</w:t>
-      </w:r>
-      <w:r>
-        <w:rPr>
-          <w:sz w:val="21"/>
-          <w:szCs w:val="21"/>
-        </w:rPr>
-        <w:t xml:space="preserve"> increases the contribution of informed sampling after promising regions </w:t>
-      </w:r>
-      <w:proofErr w:type="gramStart"/>
-      <w:r>
-        <w:rPr>
-          <w:sz w:val="21"/>
-          <w:szCs w:val="21"/>
-        </w:rPr>
-        <w:t>have</w:t>
-      </w:r>
-      <w:proofErr w:type="gramEnd"/>
-      <w:r>
-        <w:rPr>
-          <w:sz w:val="21"/>
-          <w:szCs w:val="21"/>
-        </w:rPr>
-        <w:t xml:space="preserve"> been identified.</w:t>
+          <w:sz w:val="21"/>
+          <w:szCs w:val="21"/>
+        </w:rPr>
+        <w:t xml:space="preserve"> increases the contribution of informed sampling </w:t>
+      </w:r>
+      <w:r>
+        <w:rPr>
+          <w:sz w:val="21"/>
+          <w:szCs w:val="21"/>
+        </w:rPr>
+        <w:t>and promotes local refinement</w:t>
+      </w:r>
+      <w:r>
+        <w:rPr>
+          <w:sz w:val="21"/>
+          <w:szCs w:val="21"/>
+        </w:rPr>
+        <w:t>.</w:t>
       </w:r>
     </w:p>
     <w:p>
@@ -4489,7 +4210,7 @@
           <w:szCs w:val="18"/>
         </w:rPr>
         <w:drawing>
-          <wp:inline distT="0" distB="0" distL="0" distR="0" wp14:anchorId="683A5427" wp14:editId="03E18898">
+          <wp:inline distT="0" distB="0" distL="0" distR="0" wp14:anchorId="683A5427" wp14:editId="3BE01C07">
             <wp:extent cx="3700800" cy="3060000"/>
             <wp:effectExtent l="0" t="0" r="0" b="7620"/>
             <wp:docPr id="826820190" name="图片 5"/>
@@ -4704,7 +4425,7 @@
           <v:shape id="_x0000_i1029" type="#_x0000_t75" style="width:242.95pt;height:36.2pt" o:ole="">
             <v:imagedata r:id="rId27" o:title=""/>
           </v:shape>
-          <o:OLEObject Type="Embed" ProgID="Equation.DSMT4" ShapeID="_x0000_i1029" DrawAspect="Content" ObjectID="_1849119381" r:id="rId28"/>
+          <o:OLEObject Type="Embed" ProgID="Equation.DSMT4" ShapeID="_x0000_i1029" DrawAspect="Content" ObjectID="_1849518273" r:id="rId28"/>
         </w:object>
       </w:r>
     </w:p>
@@ -4741,7 +4462,7 @@
           <v:shape id="_x0000_i1030" type="#_x0000_t75" style="width:103.95pt;height:19.25pt" o:ole="">
             <v:imagedata r:id="rId29" o:title=""/>
           </v:shape>
-          <o:OLEObject Type="Embed" ProgID="Equation.DSMT4" ShapeID="_x0000_i1030" DrawAspect="Content" ObjectID="_1849119382" r:id="rId30"/>
+          <o:OLEObject Type="Embed" ProgID="Equation.DSMT4" ShapeID="_x0000_i1030" DrawAspect="Content" ObjectID="_1849518274" r:id="rId30"/>
         </w:object>
       </w:r>
       <w:r>
@@ -4782,7 +4503,7 @@
           <v:shape id="_x0000_i1031" type="#_x0000_t75" style="width:109.35pt;height:18.1pt" o:ole="">
             <v:imagedata r:id="rId31" o:title=""/>
           </v:shape>
-          <o:OLEObject Type="Embed" ProgID="Equation.DSMT4" ShapeID="_x0000_i1031" DrawAspect="Content" ObjectID="_1849119383" r:id="rId32"/>
+          <o:OLEObject Type="Embed" ProgID="Equation.DSMT4" ShapeID="_x0000_i1031" DrawAspect="Content" ObjectID="_1849518275" r:id="rId32"/>
         </w:object>
       </w:r>
       <w:r>
@@ -4800,7 +4521,6 @@
         </w:rPr>
         <w:t>∥</w:t>
       </w:r>
-      <w:proofErr w:type="spellStart"/>
       <w:r>
         <w:rPr>
           <w:sz w:val="21"/>
@@ -4814,41 +4534,23 @@
           <w:szCs w:val="21"/>
           <w:vertAlign w:val="subscript"/>
         </w:rPr>
-        <w:t>goal</w:t>
-      </w:r>
-      <w:proofErr w:type="spellEnd"/>
+        <w:t xml:space="preserve">goal </w:t>
+      </w:r>
+      <w:r>
+        <w:rPr>
+          <w:sz w:val="21"/>
+          <w:szCs w:val="21"/>
+        </w:rPr>
+        <w:t>− x</w:t>
+      </w:r>
       <w:r>
         <w:rPr>
           <w:sz w:val="21"/>
           <w:szCs w:val="21"/>
           <w:vertAlign w:val="subscript"/>
         </w:rPr>
-        <w:t xml:space="preserve"> </w:t>
-      </w:r>
-      <w:r>
-        <w:rPr>
-          <w:sz w:val="21"/>
-          <w:szCs w:val="21"/>
-        </w:rPr>
-        <w:t xml:space="preserve">− </w:t>
-      </w:r>
-      <w:proofErr w:type="spellStart"/>
-      <w:r>
-        <w:rPr>
-          <w:sz w:val="21"/>
-          <w:szCs w:val="21"/>
-        </w:rPr>
-        <w:t>x</w:t>
-      </w:r>
-      <w:r>
-        <w:rPr>
-          <w:sz w:val="21"/>
-          <w:szCs w:val="21"/>
-          <w:vertAlign w:val="subscript"/>
-        </w:rPr>
         <w:t>start</w:t>
       </w:r>
-      <w:proofErr w:type="spellEnd"/>
       <w:r>
         <w:rPr>
           <w:rFonts w:ascii="Cambria Math" w:hAnsi="Cambria Math" w:cs="Cambria Math"/>
@@ -4905,7 +4607,22 @@
           <w:sz w:val="21"/>
           <w:szCs w:val="21"/>
         </w:rPr>
-        <w:t xml:space="preserve">closer to 1.0 </w:t>
+        <w:t>closer to 1.0</w:t>
+      </w:r>
+      <w:r>
+        <w:rPr>
+          <w:rFonts w:hint="eastAsia"/>
+          <w:sz w:val="21"/>
+          <w:szCs w:val="21"/>
+        </w:rPr>
+        <w:t xml:space="preserve"> indicates</w:t>
+      </w:r>
+      <w:r>
+        <w:rPr>
+          <w:sz w:val="21"/>
+          <w:szCs w:val="21"/>
+        </w:rPr>
+        <w:t xml:space="preserve"> </w:t>
       </w:r>
       <w:r>
         <w:rPr>
@@ -5005,11 +4722,11 @@
       </w:tblPr>
       <w:tblGrid>
         <w:gridCol w:w="1053"/>
-        <w:gridCol w:w="1470"/>
+        <w:gridCol w:w="1491"/>
         <w:gridCol w:w="973"/>
         <w:gridCol w:w="1150"/>
         <w:gridCol w:w="1737"/>
-        <w:gridCol w:w="906"/>
+        <w:gridCol w:w="1288"/>
       </w:tblGrid>
       <w:tr>
         <w:trPr>
@@ -5084,13 +4801,12 @@
             </w:pPr>
             <w:r>
               <w:rPr>
-                <w:rFonts w:hint="eastAsia"/>
                 <w:color w:val="000000"/>
                 <w:kern w:val="0"/>
                 <w:sz w:val="16"/>
                 <w:szCs w:val="18"/>
               </w:rPr>
-              <w:t>Environment</w:t>
+              <w:t>Workspace</w:t>
             </w:r>
           </w:p>
         </w:tc>
@@ -5227,7 +4943,16 @@
                 <w:sz w:val="16"/>
                 <w:szCs w:val="18"/>
               </w:rPr>
-              <w:t>Max Iter</w:t>
+              <w:t xml:space="preserve">Max </w:t>
+            </w:r>
+            <w:r>
+              <w:rPr>
+                <w:color w:val="000000"/>
+                <w:kern w:val="0"/>
+                <w:sz w:val="16"/>
+                <w:szCs w:val="18"/>
+              </w:rPr>
+              <w:t>Iterations</w:t>
             </w:r>
           </w:p>
         </w:tc>
@@ -5296,7 +5021,26 @@
                 <w:sz w:val="16"/>
                 <w:szCs w:val="18"/>
               </w:rPr>
-              <w:t>1500*1500</w:t>
+              <w:t>1500</w:t>
+            </w:r>
+            <w:r>
+              <w:rPr>
+                <w:color w:val="000000"/>
+                <w:kern w:val="0"/>
+                <w:sz w:val="16"/>
+                <w:szCs w:val="18"/>
+              </w:rPr>
+              <w:t>×</w:t>
+            </w:r>
+            <w:r>
+              <w:rPr>
+                <w:rFonts w:hint="eastAsia"/>
+                <w:color w:val="000000"/>
+                <w:kern w:val="0"/>
+                <w:sz w:val="16"/>
+                <w:szCs w:val="18"/>
+              </w:rPr>
+              <w:t>1500</w:t>
             </w:r>
           </w:p>
         </w:tc>
@@ -5444,7 +5188,6 @@
               </w:rPr>
               <w:t>，</w:t>
             </w:r>
-            <w:proofErr w:type="gramStart"/>
             <w:r>
               <w:rPr>
                 <w:rFonts w:hint="eastAsia"/>
@@ -5455,7 +5198,6 @@
               </w:rPr>
               <w:t>1425)</w:t>
             </w:r>
-            <w:proofErr w:type="gramEnd"/>
           </w:p>
         </w:tc>
         <w:tc>
@@ -5560,7 +5302,45 @@
                 <w:sz w:val="16"/>
                 <w:szCs w:val="18"/>
               </w:rPr>
-              <w:t>1500*1500*1500</w:t>
+              <w:t>1500</w:t>
+            </w:r>
+            <w:r>
+              <w:rPr>
+                <w:color w:val="000000"/>
+                <w:kern w:val="0"/>
+                <w:sz w:val="16"/>
+                <w:szCs w:val="18"/>
+              </w:rPr>
+              <w:t>×</w:t>
+            </w:r>
+            <w:r>
+              <w:rPr>
+                <w:rFonts w:hint="eastAsia"/>
+                <w:color w:val="000000"/>
+                <w:kern w:val="0"/>
+                <w:sz w:val="16"/>
+                <w:szCs w:val="18"/>
+              </w:rPr>
+              <w:t>1500</w:t>
+            </w:r>
+            <w:r>
+              <w:rPr>
+                <w:color w:val="000000"/>
+                <w:kern w:val="0"/>
+                <w:sz w:val="16"/>
+                <w:szCs w:val="18"/>
+              </w:rPr>
+              <w:t>×</w:t>
+            </w:r>
+            <w:r>
+              <w:rPr>
+                <w:rFonts w:hint="eastAsia"/>
+                <w:color w:val="000000"/>
+                <w:kern w:val="0"/>
+                <w:sz w:val="16"/>
+                <w:szCs w:val="18"/>
+              </w:rPr>
+              <w:t>1500</w:t>
             </w:r>
           </w:p>
         </w:tc>
@@ -5694,7 +5474,6 @@
               </w:rPr>
               <w:t>，</w:t>
             </w:r>
-            <w:proofErr w:type="gramStart"/>
             <w:r>
               <w:rPr>
                 <w:rFonts w:hint="eastAsia"/>
@@ -5715,7 +5494,6 @@
               </w:rPr>
               <w:t>)</w:t>
             </w:r>
-            <w:proofErr w:type="gramEnd"/>
           </w:p>
         </w:tc>
         <w:tc>
@@ -5881,39 +5659,7 @@
           <w:sz w:val="21"/>
           <w:szCs w:val="21"/>
         </w:rPr>
-        <w:t xml:space="preserve">As shown in Fig. 6, all compared algorithms successfully generate collision-free paths between the start and goal states. However, noticeable differences can be observed in </w:t>
-      </w:r>
-      <w:proofErr w:type="gramStart"/>
-      <w:r>
-        <w:rPr>
-          <w:sz w:val="21"/>
-          <w:szCs w:val="21"/>
-        </w:rPr>
-        <w:t>the search</w:t>
-      </w:r>
-      <w:proofErr w:type="gramEnd"/>
-      <w:r>
-        <w:rPr>
-          <w:sz w:val="21"/>
-          <w:szCs w:val="21"/>
-        </w:rPr>
-        <w:t xml:space="preserve"> behaviors and generated trajectories. The conventional RRT algorithm tends to produce irregular paths due to the randomness of sampling, resulting in unnecessary exploration and longer trajectories. RRT* and Informed RRT* generate shorter paths by continuously optimizing the solution, but their improvement is achieved with significantly increased computational cost. In contrast, SC-RRT generates a more concentrated search process by restricting sampling within adaptive </w:t>
-      </w:r>
-      <w:proofErr w:type="spellStart"/>
-      <w:r>
-        <w:rPr>
-          <w:sz w:val="21"/>
-          <w:szCs w:val="21"/>
-        </w:rPr>
-        <w:t>superellipsoid</w:t>
-      </w:r>
-      <w:proofErr w:type="spellEnd"/>
-      <w:r>
-        <w:rPr>
-          <w:sz w:val="21"/>
-          <w:szCs w:val="21"/>
-        </w:rPr>
-        <w:t xml:space="preserve"> regions, leading to smoother trajectories with fewer redundant expansions.</w:t>
+        <w:t>As shown in Fig. 6, all compared algorithms successfully generate collision-free paths between the start and goal states. However, noticeable differences can be observed in the search behaviors and generated trajectories. The conventional RRT algorithm tends to produce irregular paths due to the randomness of sampling, resulting in unnecessary exploration and longer trajectories. RRT* and Informed RRT* generate shorter paths by continuously optimizing the solution, but their improvement is achieved with significantly increased computational cost. In contrast, SC-RRT generates a more concentrated search process by restricting sampling within adaptive superellipsoid regions, leading to smoother trajectories with fewer redundant expansions.</w:t>
       </w:r>
     </w:p>
     <w:p>
@@ -6111,7 +5857,7 @@
       <w:tblGrid>
         <w:gridCol w:w="1377"/>
         <w:gridCol w:w="1798"/>
-        <w:gridCol w:w="1861"/>
+        <w:gridCol w:w="1586"/>
         <w:gridCol w:w="1798"/>
         <w:gridCol w:w="1398"/>
       </w:tblGrid>
@@ -6212,7 +5958,16 @@
                 <w:sz w:val="16"/>
                 <w:szCs w:val="18"/>
               </w:rPr>
-              <w:t xml:space="preserve">Convergence Time (s) </w:t>
+              <w:t xml:space="preserve">Planning </w:t>
+            </w:r>
+            <w:r>
+              <w:rPr>
+                <w:color w:val="000000"/>
+                <w:kern w:val="0"/>
+                <w:sz w:val="16"/>
+                <w:szCs w:val="18"/>
+              </w:rPr>
+              <w:t xml:space="preserve">Time (s) </w:t>
             </w:r>
           </w:p>
         </w:tc>
@@ -6970,7 +6725,26 @@
                 <w:sz w:val="16"/>
                 <w:szCs w:val="18"/>
               </w:rPr>
-              <w:t>0.9714 ± 0.0076</w:t>
+              <w:t>0.9</w:t>
+            </w:r>
+            <w:r>
+              <w:rPr>
+                <w:rFonts w:hint="eastAsia"/>
+                <w:color w:val="000000"/>
+                <w:kern w:val="0"/>
+                <w:sz w:val="16"/>
+                <w:szCs w:val="18"/>
+              </w:rPr>
+              <w:t>849</w:t>
+            </w:r>
+            <w:r>
+              <w:rPr>
+                <w:color w:val="000000"/>
+                <w:kern w:val="0"/>
+                <w:sz w:val="16"/>
+                <w:szCs w:val="18"/>
+              </w:rPr>
+              <w:t xml:space="preserve"> ± 0.0076</w:t>
             </w:r>
           </w:p>
         </w:tc>
@@ -7042,7 +6816,26 @@
                 <w:sz w:val="16"/>
                 <w:szCs w:val="18"/>
               </w:rPr>
-              <w:t>2049.0900 ± 57.5300</w:t>
+              <w:t>1998.8</w:t>
+            </w:r>
+            <w:r>
+              <w:rPr>
+                <w:rFonts w:hint="eastAsia"/>
+                <w:color w:val="000000"/>
+                <w:kern w:val="0"/>
+                <w:sz w:val="16"/>
+                <w:szCs w:val="18"/>
+              </w:rPr>
+              <w:t>00</w:t>
+            </w:r>
+            <w:r>
+              <w:rPr>
+                <w:color w:val="000000"/>
+                <w:kern w:val="0"/>
+                <w:sz w:val="16"/>
+                <w:szCs w:val="18"/>
+              </w:rPr>
+              <w:t>0 ± 57.5300</w:t>
             </w:r>
           </w:p>
         </w:tc>
@@ -7341,7 +7134,49 @@
           <w:sz w:val="21"/>
           <w:szCs w:val="21"/>
         </w:rPr>
-        <w:t>Regarding path quality, SC-RRT achieves an average path length of 2049.09 mm, which is 10.5% shorter than Dynamic-RRT (2288.13 mm). Although RRT* and Informed RRT* obtain shorter paths of 1970.72 mm and 1938.45 mm, respectively, the improvement is achieved at the expense of significantly increased computational cost. In particular, the path length generated by SC-RRT differs from RRT* by only 3.98%, while maintaining substantially lower computational requirements. Furthermore, SC-RRT achieves a path efficiency of 0.9553, which is close to RRT* (0.9689) and Informed RRT* (0.9714), indicating that the proposed method can generate near-shortest paths while avoiding excessive optimization overhead.</w:t>
+        <w:t xml:space="preserve">Regarding path quality, SC-RRT achieves an average path length of </w:t>
+      </w:r>
+      <w:r>
+        <w:rPr>
+          <w:sz w:val="21"/>
+          <w:szCs w:val="21"/>
+        </w:rPr>
+        <w:t>1998.80</w:t>
+      </w:r>
+      <w:r>
+        <w:rPr>
+          <w:sz w:val="21"/>
+          <w:szCs w:val="21"/>
+        </w:rPr>
+        <w:t xml:space="preserve"> mm, which is </w:t>
+      </w:r>
+      <w:r>
+        <w:rPr>
+          <w:sz w:val="21"/>
+          <w:szCs w:val="21"/>
+        </w:rPr>
+        <w:t>12.6%</w:t>
+      </w:r>
+      <w:r>
+        <w:rPr>
+          <w:sz w:val="21"/>
+          <w:szCs w:val="21"/>
+        </w:rPr>
+        <w:t xml:space="preserve"> shorter than Dynamic-RRT (2288.13 mm). Although RRT* and Informed RRT* obtain shorter paths of 1970.72 mm and 1938.45 mm, respectively, the improvement is achieved at the expense of significantly increased computational cost. In particular, the path length generated by SC-RRT differs from RRT* by only </w:t>
+      </w:r>
+      <w:r>
+        <w:rPr>
+          <w:sz w:val="21"/>
+          <w:szCs w:val="21"/>
+        </w:rPr>
+        <w:t>1.42</w:t>
+      </w:r>
+      <w:r>
+        <w:rPr>
+          <w:sz w:val="21"/>
+          <w:szCs w:val="21"/>
+        </w:rPr>
+        <w:t>%, while maintaining substantially lower computational requirements. Furthermore, SC-RRT achieves a path efficiency of 0.9553, which is close to RRT* (0.9689) and Informed RRT* (0.9714), indicating that the proposed method can generate near-shortest paths while avoiding excessive optimization overhead.</w:t>
       </w:r>
     </w:p>
     <w:p>
@@ -7357,7 +7192,21 @@
           <w:sz w:val="21"/>
           <w:szCs w:val="21"/>
         </w:rPr>
-        <w:t>In terms of computational efficiency, SC-RRT significantly reduces the sampling burden during the planning process. The average convergence time of SC-RRT is 0.0345 s, which is considerably lower than RRT* (0.1629 s) and Informed RRT* (0.2134 s). Compared with Informed RRT*, SC-RRT reduces the planning time by approximately 83.8%, while maintaining comparable path efficiency. Moreover, SC-RRT generates only 209.6 nodes on average, representing a substantial reduction compared with RRT* (3846.6 nodes) and Informed RRT* (3612.3 nodes).</w:t>
+        <w:t xml:space="preserve">In terms of computational efficiency, SC-RRT significantly reduces the sampling burden during the planning process. The average </w:t>
+      </w:r>
+      <w:r>
+        <w:rPr>
+          <w:sz w:val="21"/>
+          <w:szCs w:val="21"/>
+        </w:rPr>
+        <w:t>planning</w:t>
+      </w:r>
+      <w:r>
+        <w:rPr>
+          <w:sz w:val="21"/>
+          <w:szCs w:val="21"/>
+        </w:rPr>
+        <w:t xml:space="preserve"> time of SC-RRT is 0.0345 s, which is considerably lower than RRT* (0.1629 s) and Informed RRT* (0.2134 s). Compared with Informed RRT*, SC-RRT reduces the planning time by approximately 83.8%, while maintaining comparable path efficiency. Moreover, SC-RRT generates only 209.6 nodes on average, representing a substantial reduction compared with RRT* (3846.6 nodes) and Informed RRT* (3612.3 nodes).</w:t>
       </w:r>
     </w:p>
     <w:p>
@@ -7470,23 +7319,7 @@
           <w:sz w:val="21"/>
           <w:szCs w:val="21"/>
         </w:rPr>
-        <w:t xml:space="preserve">To further evaluate the transferability and practical applicability of SC-RRT from simulation environments to real robotic systems, experiments were conducted on a robotic manipulation platform. Different from </w:t>
-      </w:r>
-      <w:proofErr w:type="gramStart"/>
-      <w:r>
-        <w:rPr>
-          <w:sz w:val="21"/>
-          <w:szCs w:val="21"/>
-        </w:rPr>
-        <w:t>the idealized</w:t>
-      </w:r>
-      <w:proofErr w:type="gramEnd"/>
-      <w:r>
-        <w:rPr>
-          <w:sz w:val="21"/>
-          <w:szCs w:val="21"/>
-        </w:rPr>
-        <w:t xml:space="preserve"> simulation environments, real robotic applications involve additional uncertainties, including perception noise, geometric modeling errors, and execution deviations. Therefore, the objective of this experiment was to validate whether the proposed algorithm can generate feasible and stable motion trajectories under real three-dimensional working conditions.</w:t>
+        <w:t>To further evaluate the transferability and practical applicability of SC-RRT from simulation environments to real robotic systems, experiments were conducted on a robotic manipulation platform. Different from the idealized simulation environments, real robotic applications involve additional uncertainties, including perception noise, geometric modeling errors, and execution deviations. Therefore, the objective of this experiment was to validate whether the proposed algorithm can generate feasible and stable motion trajectories under real three-dimensional working conditions.</w:t>
       </w:r>
     </w:p>
     <w:p>
@@ -7504,23 +7337,7 @@
           <w:sz w:val="21"/>
           <w:szCs w:val="21"/>
         </w:rPr>
-        <w:t xml:space="preserve">The experimental platform configuration is summarized in Table 3. The robotic system consists of an AUBO-i10 six-degree-of-freedom manipulator, a KWT1D60-300 force sensor, and a </w:t>
-      </w:r>
-      <w:proofErr w:type="spellStart"/>
-      <w:r>
-        <w:rPr>
-          <w:sz w:val="21"/>
-          <w:szCs w:val="21"/>
-        </w:rPr>
-        <w:t>Deptrum</w:t>
-      </w:r>
-      <w:proofErr w:type="spellEnd"/>
-      <w:r>
-        <w:rPr>
-          <w:sz w:val="21"/>
-          <w:szCs w:val="21"/>
-        </w:rPr>
-        <w:t xml:space="preserve"> Aurora 930 RGB-D camera. The force sensor was only used to monitor the contact state during robot execution and was not involved in path planning or trajectory optimization. Therefore, force-related parameters were not considered as evaluation metrics in this study.</w:t>
+        <w:t>The experimental platform configuration is summarized in Table 3. The robotic system consists of an AUBO-i10 six-degree-of-freedom manipulator, a KWT1D60-300 force sensor, and a Deptrum Aurora 930 RGB-D camera. The force sensor was only used to monitor the contact state during robot execution and was not involved in path planning or trajectory optimization. Therefore, force-related parameters were not considered as evaluation metrics in this study.</w:t>
       </w:r>
     </w:p>
     <w:p>
@@ -7937,23 +7754,13 @@
                 <w:szCs w:val="18"/>
               </w:rPr>
             </w:pPr>
-            <w:proofErr w:type="spellStart"/>
             <w:r>
               <w:rPr>
                 <w:kern w:val="0"/>
                 <w:sz w:val="16"/>
                 <w:szCs w:val="18"/>
               </w:rPr>
-              <w:t>Deptrum</w:t>
-            </w:r>
-            <w:proofErr w:type="spellEnd"/>
-            <w:r>
-              <w:rPr>
-                <w:kern w:val="0"/>
-                <w:sz w:val="16"/>
-                <w:szCs w:val="18"/>
-              </w:rPr>
-              <w:t xml:space="preserve"> Aurora 930 RGB-D camera</w:t>
+              <w:t>Deptrum Aurora 930 RGB-D camera</w:t>
             </w:r>
           </w:p>
         </w:tc>
@@ -8216,23 +8023,7 @@
           <w:sz w:val="21"/>
           <w:szCs w:val="21"/>
         </w:rPr>
-        <w:t xml:space="preserve">To further analyze the interaction between perception and planning, Fig.9 illustrates the RGB-D-based three-dimensional reconstruction environment used for SC-RRT planning. The </w:t>
-      </w:r>
-      <w:proofErr w:type="spellStart"/>
-      <w:r>
-        <w:rPr>
-          <w:sz w:val="21"/>
-          <w:szCs w:val="21"/>
-        </w:rPr>
-        <w:t>Deptrum</w:t>
-      </w:r>
-      <w:proofErr w:type="spellEnd"/>
-      <w:r>
-        <w:rPr>
-          <w:sz w:val="21"/>
-          <w:szCs w:val="21"/>
-        </w:rPr>
-        <w:t xml:space="preserve"> Aurora 930 camera captures RGB and depth information, and the ROS2-based perception framework is employed to perform data alignment and point cloud reconstruction. </w:t>
+        <w:t xml:space="preserve">To further analyze the interaction between perception and planning, Fig.9 illustrates the RGB-D-based three-dimensional reconstruction environment used for SC-RRT planning. The Deptrum Aurora 930 camera captures RGB and depth information, and the ROS2-based perception framework is employed to perform data alignment and point cloud reconstruction. </w:t>
       </w:r>
       <w:r>
         <w:rPr>
@@ -8534,21 +8325,12 @@
         </w:rPr>
         <w:t xml:space="preserve"> </w:t>
       </w:r>
-      <w:proofErr w:type="gramStart"/>
       <w:r>
         <w:rPr>
           <w:sz w:val="18"/>
           <w:szCs w:val="18"/>
         </w:rPr>
-        <w:t>Multi-target</w:t>
-      </w:r>
-      <w:proofErr w:type="gramEnd"/>
-      <w:r>
-        <w:rPr>
-          <w:sz w:val="18"/>
-          <w:szCs w:val="18"/>
-        </w:rPr>
-        <w:t xml:space="preserve"> continuous trajectory generated by SC-RRT in the real 3D environment</w:t>
+        <w:t>Multi-target continuous trajectory generated by SC-RRT in the RGB-D-reconstructed three-dimensional environment</w:t>
       </w:r>
     </w:p>
     <w:p>
@@ -8566,6 +8348,7 @@
           <w:sz w:val="21"/>
           <w:szCs w:val="21"/>
         </w:rPr>
+        <w:lastRenderedPageBreak/>
         <w:t>The quantitative execution results of the real robotic experiment are summarized in Table 4.</w:t>
       </w:r>
     </w:p>
@@ -8598,10 +8381,8 @@
           <w:sz w:val="18"/>
           <w:szCs w:val="18"/>
         </w:rPr>
-        <w:lastRenderedPageBreak/>
         <w:t>Tab.</w:t>
       </w:r>
-      <w:proofErr w:type="gramStart"/>
       <w:r>
         <w:rPr>
           <w:rFonts w:hint="eastAsia"/>
@@ -8629,7 +8410,6 @@
         </w:rPr>
         <w:t>真实</w:t>
       </w:r>
-      <w:proofErr w:type="gramEnd"/>
       <w:r>
         <w:rPr>
           <w:sz w:val="18"/>
@@ -8941,7 +8721,7 @@
                 <w:sz w:val="16"/>
                 <w:szCs w:val="18"/>
               </w:rPr>
-              <w:t>0.14%</w:t>
+              <w:t>0.12%</w:t>
             </w:r>
           </w:p>
         </w:tc>
@@ -9109,7 +8889,21 @@
           <w:sz w:val="21"/>
           <w:szCs w:val="21"/>
         </w:rPr>
-        <w:t>As shown in Table 4, the planned trajectory length generated by SC-RRT is 3.249 m, while the actual executed trajectory length is 3.245 m, resulting in only a 0.14% difference. This indicates that the generated path can be accurately transferred to the physical robotic system. Furthermore, the TCP tracking error remains within 3.09 mm, with an average deviation of 1.98 mm, demonstrating that the robot maintains stable trajectory tracking performance under real environmental conditions.</w:t>
+        <w:t xml:space="preserve">As shown in Table 4, the planned trajectory length generated by SC-RRT is 3.249 m, while the actual executed trajectory length is 3.245 m, resulting in only a </w:t>
+      </w:r>
+      <w:r>
+        <w:rPr>
+          <w:sz w:val="21"/>
+          <w:szCs w:val="21"/>
+        </w:rPr>
+        <w:t>0.12%</w:t>
+      </w:r>
+      <w:r>
+        <w:rPr>
+          <w:sz w:val="21"/>
+          <w:szCs w:val="21"/>
+        </w:rPr>
+        <w:t xml:space="preserve"> difference. This indicates that the generated path can be accurately transferred to the physical robotic system. Furthermore, the TCP tracking error remains within 3.09 mm, with an average deviation of 1.98 mm, demonstrating that the robot maintains stable trajectory tracking performance under real environmental conditions.</w:t>
       </w:r>
     </w:p>
     <w:p>
@@ -9207,23 +9001,21 @@
           <w:sz w:val="21"/>
           <w:szCs w:val="21"/>
         </w:rPr>
-        <w:t xml:space="preserve">In this study, a novel segmented-constrained </w:t>
-      </w:r>
-      <w:proofErr w:type="gramStart"/>
-      <w:r>
-        <w:rPr>
-          <w:sz w:val="21"/>
-          <w:szCs w:val="21"/>
-        </w:rPr>
-        <w:t>rapidly-exploring</w:t>
-      </w:r>
-      <w:proofErr w:type="gramEnd"/>
-      <w:r>
-        <w:rPr>
-          <w:sz w:val="21"/>
-          <w:szCs w:val="21"/>
-        </w:rPr>
-        <w:t xml:space="preserve"> random tree (SC-RRT) algorithm is proposed for efficient motion planning in complex robotic manipulation environments. The proposed method aims to address the limitations of conventional sampling-based planners, including inefficient exploration, excessive sampling redundancy, and the trade-off between path optimality and computational efficiency. By integrating bidirectional search, adaptive dual-super-ellipsoid constrained sampling (ADCS), and search state feedback-based online regulation (SSFOR), SC-RRT dynamically adjusts the sampling process and concentrates exploration within high-potential regions, thereby improving convergence efficiency while maintaining competitive path quality.</w:t>
+        <w:t xml:space="preserve">In this study, a novel </w:t>
+      </w:r>
+      <w:r>
+        <w:rPr>
+          <w:sz w:val="21"/>
+          <w:szCs w:val="21"/>
+        </w:rPr>
+        <w:t>Superellipsoid-Constrained Bidirectional RRT</w:t>
+      </w:r>
+      <w:r>
+        <w:rPr>
+          <w:sz w:val="21"/>
+          <w:szCs w:val="21"/>
+        </w:rPr>
+        <w:t xml:space="preserve"> algorithm is proposed for efficient motion planning in complex robotic manipulation environments. The proposed method aims to address the limitations of conventional sampling-based planners, including inefficient exploration, excessive sampling redundancy, and the trade-off between path optimality and computational efficiency. By integrating bidirectional search, adaptive dual-super-ellipsoid constrained sampling (ADCS), and search state feedback-based online regulation (SSFOR), SC-RRT dynamically adjusts the sampling process and concentrates exploration within high-potential regions, thereby improving convergence efficiency while maintaining competitive path quality.</w:t>
       </w:r>
     </w:p>
     <w:p>
@@ -9261,7 +9053,7 @@
           <w:sz w:val="21"/>
           <w:szCs w:val="21"/>
         </w:rPr>
-        <w:t xml:space="preserve">Furthermore, the practical applicability of SC-RRT was validated on a real robotic manipulation platform equipped with an RGB-D perception system. By using reconstructed three-dimensional point cloud information as the planning environment, SC-RRT successfully </w:t>
+        <w:t>Furthermore, the practical applicability of SC-RRT was validated on a real robotic manipulation platform equipped with an RGB-D perception system. By using reconstructed th</w:t>
       </w:r>
       <w:r>
         <w:rPr>
@@ -9269,7 +9061,7 @@
           <w:szCs w:val="21"/>
         </w:rPr>
         <w:lastRenderedPageBreak/>
-        <w:t>generated and executed multi-target continuous trajectories on an unstructured curved surface. The experimental results indicate that the planned trajectories can be effectively transferred to the physical robotic system with stable execution accuracy, confirming the feasibility of applying SC-RRT in real-world robotic environments.</w:t>
+        <w:t>ree-dimensional point cloud information as the planning environment, SC-RRT successfully generated and executed multi-target continuous trajectories on an unstructured curved surface. The experimental results indicate that the planned trajectories can be effectively transferred to the physical robotic system with stable execution accuracy, confirming the feasibility of applying SC-RRT in real-world robotic environments.</w:t>
       </w:r>
     </w:p>
     <w:p>
@@ -9320,16 +9112,8 @@
         <w:rPr>
           <w:szCs w:val="24"/>
         </w:rPr>
-        <w:t xml:space="preserve">The authors would like to thank the School of Mechanical Engineering, Shanghai Institute of Technology, for providing </w:t>
-      </w:r>
-      <w:proofErr w:type="gramStart"/>
-      <w:r>
-        <w:rPr>
-          <w:szCs w:val="24"/>
-        </w:rPr>
-        <w:t>the computational</w:t>
-      </w:r>
-      <w:proofErr w:type="gramEnd"/>
+        <w:t>The authors would like to thank the School of Mechanical Engineering, Shanghai Institute of Technology, for providing the computational</w:t>
+      </w:r>
       <w:r>
         <w:rPr>
           <w:rFonts w:hint="eastAsia"/>
@@ -9438,48 +9222,20 @@
         <w:rPr>
           <w:szCs w:val="24"/>
         </w:rPr>
-        <w:t xml:space="preserve">Author contributions: </w:t>
-      </w:r>
-      <w:proofErr w:type="spellStart"/>
-      <w:r>
-        <w:rPr>
+        <w:t>Author contributions: Xingyu Guo conceived the algorithm, conducted the simulation experiments, and drafted the manuscript. Yan Wu supervised the research and</w:t>
+      </w:r>
+      <w:r>
+        <w:rPr>
+          <w:rFonts w:hint="eastAsia"/>
           <w:szCs w:val="24"/>
         </w:rPr>
-        <w:t>Xingyu</w:t>
-      </w:r>
-      <w:proofErr w:type="spellEnd"/>
+        <w:t xml:space="preserve"> </w:t>
+      </w:r>
       <w:r>
         <w:rPr>
           <w:szCs w:val="24"/>
         </w:rPr>
-        <w:t xml:space="preserve"> Guo conceived the algorithm, conducted the simulation experiments, and drafted the manuscript. Yan Wu supervised the research and</w:t>
-      </w:r>
-      <w:r>
-        <w:rPr>
-          <w:rFonts w:hint="eastAsia"/>
-          <w:szCs w:val="24"/>
-        </w:rPr>
-        <w:t xml:space="preserve"> </w:t>
-      </w:r>
-      <w:r>
-        <w:rPr>
-          <w:szCs w:val="24"/>
-        </w:rPr>
-        <w:t xml:space="preserve">provided guidance on the overall manuscript. </w:t>
-      </w:r>
-      <w:proofErr w:type="spellStart"/>
-      <w:r>
-        <w:rPr>
-          <w:szCs w:val="24"/>
-        </w:rPr>
-        <w:t>Muchun</w:t>
-      </w:r>
-      <w:proofErr w:type="spellEnd"/>
-      <w:r>
-        <w:rPr>
-          <w:szCs w:val="24"/>
-        </w:rPr>
-        <w:t xml:space="preserve"> Fan and Feng Hong provided</w:t>
+        <w:t>provided guidance on the overall manuscript. Muchun Fan and Feng Hong provided</w:t>
       </w:r>
       <w:r>
         <w:rPr>
@@ -9716,6 +9472,7 @@
           <w:b/>
           <w:bCs/>
         </w:rPr>
+        <w:lastRenderedPageBreak/>
         <w:t>Data availability</w:t>
       </w:r>
     </w:p>
@@ -9731,7 +9488,6 @@
         <w:rPr>
           <w:szCs w:val="24"/>
         </w:rPr>
-        <w:lastRenderedPageBreak/>
         <w:t>The data that support the findings of this study are available</w:t>
       </w:r>
       <w:r>
@@ -9925,23 +9681,7 @@
           <w:sz w:val="21"/>
           <w:szCs w:val="21"/>
         </w:rPr>
-        <w:t xml:space="preserve">Mac, T.T., </w:t>
-      </w:r>
-      <w:proofErr w:type="spellStart"/>
-      <w:r>
-        <w:rPr>
-          <w:sz w:val="21"/>
-          <w:szCs w:val="21"/>
-        </w:rPr>
-        <w:t>Copot</w:t>
-      </w:r>
-      <w:proofErr w:type="spellEnd"/>
-      <w:r>
-        <w:rPr>
-          <w:sz w:val="21"/>
-          <w:szCs w:val="21"/>
-        </w:rPr>
-        <w:t>, C., Tran, D.T., De Keyser, R.: Heuristic approaches in robot</w:t>
+        <w:t>Mac, T.T., Copot, C., Tran, D.T., De Keyser, R.: Heuristic approaches in robot</w:t>
       </w:r>
       <w:r>
         <w:rPr>
@@ -9976,69 +9716,12 @@
         </w:rPr>
       </w:pPr>
       <w:bookmarkStart w:id="17" w:name="_Ref236080987"/>
-      <w:proofErr w:type="spellStart"/>
-      <w:r>
-        <w:rPr>
-          <w:sz w:val="21"/>
-          <w:szCs w:val="21"/>
-        </w:rPr>
-        <w:t>Ajoudani</w:t>
-      </w:r>
-      <w:proofErr w:type="spellEnd"/>
-      <w:r>
-        <w:rPr>
-          <w:sz w:val="21"/>
-          <w:szCs w:val="21"/>
-        </w:rPr>
-        <w:t xml:space="preserve">, A., </w:t>
-      </w:r>
-      <w:proofErr w:type="spellStart"/>
-      <w:r>
-        <w:rPr>
-          <w:sz w:val="21"/>
-          <w:szCs w:val="21"/>
-        </w:rPr>
-        <w:t>Zanchettin</w:t>
-      </w:r>
-      <w:proofErr w:type="spellEnd"/>
-      <w:r>
-        <w:rPr>
-          <w:sz w:val="21"/>
-          <w:szCs w:val="21"/>
-        </w:rPr>
-        <w:t xml:space="preserve">, A.M., Ivaldi, S., </w:t>
-      </w:r>
-      <w:proofErr w:type="spellStart"/>
-      <w:r>
-        <w:rPr>
-          <w:sz w:val="21"/>
-          <w:szCs w:val="21"/>
-        </w:rPr>
-        <w:t>Albu-Sch¨affer</w:t>
-      </w:r>
-      <w:proofErr w:type="spellEnd"/>
-      <w:r>
-        <w:rPr>
-          <w:sz w:val="21"/>
-          <w:szCs w:val="21"/>
-        </w:rPr>
-        <w:t xml:space="preserve">, A., </w:t>
-      </w:r>
-      <w:proofErr w:type="spellStart"/>
-      <w:r>
-        <w:rPr>
-          <w:sz w:val="21"/>
-          <w:szCs w:val="21"/>
-        </w:rPr>
-        <w:t>Kosuge</w:t>
-      </w:r>
-      <w:proofErr w:type="spellEnd"/>
-      <w:r>
-        <w:rPr>
-          <w:sz w:val="21"/>
-          <w:szCs w:val="21"/>
-        </w:rPr>
-        <w:t>, K., Khatib,</w:t>
+      <w:r>
+        <w:rPr>
+          <w:sz w:val="21"/>
+          <w:szCs w:val="21"/>
+        </w:rPr>
+        <w:t>Ajoudani, A., Zanchettin, A.M., Ivaldi, S., Albu-Sch¨affer, A., Kosuge, K., Khatib,</w:t>
       </w:r>
       <w:r>
         <w:rPr>
@@ -10148,23 +9831,7 @@
           <w:sz w:val="21"/>
           <w:szCs w:val="21"/>
         </w:rPr>
-        <w:t xml:space="preserve">LaValle, S.M.: Planning Algorithms. Cambridge </w:t>
-      </w:r>
-      <w:proofErr w:type="gramStart"/>
-      <w:r>
-        <w:rPr>
-          <w:sz w:val="21"/>
-          <w:szCs w:val="21"/>
-        </w:rPr>
-        <w:t>university</w:t>
-      </w:r>
-      <w:proofErr w:type="gramEnd"/>
-      <w:r>
-        <w:rPr>
-          <w:sz w:val="21"/>
-          <w:szCs w:val="21"/>
-        </w:rPr>
-        <w:t xml:space="preserve"> press, Cambridge</w:t>
+        <w:t>LaValle, S.M.: Planning Algorithms. Cambridge university press, Cambridge</w:t>
       </w:r>
       <w:r>
         <w:rPr>
@@ -10199,21 +9866,12 @@
         </w:rPr>
       </w:pPr>
       <w:bookmarkStart w:id="20" w:name="_Ref236081123"/>
-      <w:proofErr w:type="spellStart"/>
-      <w:r>
-        <w:rPr>
-          <w:sz w:val="21"/>
-          <w:szCs w:val="21"/>
-        </w:rPr>
-        <w:t>Latombe</w:t>
-      </w:r>
-      <w:proofErr w:type="spellEnd"/>
-      <w:r>
-        <w:rPr>
-          <w:sz w:val="21"/>
-          <w:szCs w:val="21"/>
-        </w:rPr>
-        <w:t>, J.-C.: Robot Motion Planning vol. 124. Springer, New York (2012)</w:t>
+      <w:r>
+        <w:rPr>
+          <w:sz w:val="21"/>
+          <w:szCs w:val="21"/>
+        </w:rPr>
+        <w:t>Latombe, J.-C.: Robot Motion Planning vol. 124. Springer, New York (2012)</w:t>
       </w:r>
       <w:bookmarkEnd w:id="20"/>
     </w:p>
@@ -10238,23 +9896,7 @@
           <w:sz w:val="21"/>
           <w:szCs w:val="21"/>
         </w:rPr>
-        <w:t xml:space="preserve">Kingston, Z., Moll, M., </w:t>
-      </w:r>
-      <w:proofErr w:type="spellStart"/>
-      <w:r>
-        <w:rPr>
-          <w:sz w:val="21"/>
-          <w:szCs w:val="21"/>
-        </w:rPr>
-        <w:t>Kavraki</w:t>
-      </w:r>
-      <w:proofErr w:type="spellEnd"/>
-      <w:r>
-        <w:rPr>
-          <w:sz w:val="21"/>
-          <w:szCs w:val="21"/>
-        </w:rPr>
-        <w:t>, L.E.: Sampling-based methods for motion</w:t>
+        <w:t>Kingston, Z., Moll, M., Kavraki, L.E.: Sampling-based methods for motion</w:t>
       </w:r>
       <w:r>
         <w:rPr>
@@ -10309,23 +9951,7 @@
           <w:sz w:val="21"/>
           <w:szCs w:val="21"/>
         </w:rPr>
-        <w:t xml:space="preserve">Mohanan, M., </w:t>
-      </w:r>
-      <w:proofErr w:type="spellStart"/>
-      <w:r>
-        <w:rPr>
-          <w:sz w:val="21"/>
-          <w:szCs w:val="21"/>
-        </w:rPr>
-        <w:t>Salgoankar</w:t>
-      </w:r>
-      <w:proofErr w:type="spellEnd"/>
-      <w:r>
-        <w:rPr>
-          <w:sz w:val="21"/>
-          <w:szCs w:val="21"/>
-        </w:rPr>
-        <w:t>, A.: A survey of robotic motion planning in dynamic</w:t>
+        <w:t>Mohanan, M., Salgoankar, A.: A survey of robotic motion planning in dynamic</w:t>
       </w:r>
       <w:r>
         <w:rPr>
@@ -10415,31 +10041,13 @@
         </w:rPr>
       </w:pPr>
       <w:bookmarkStart w:id="24" w:name="_Ref236082039"/>
-      <w:proofErr w:type="spellStart"/>
-      <w:r>
-        <w:rPr>
-          <w:sz w:val="21"/>
-          <w:szCs w:val="21"/>
-        </w:rPr>
-        <w:t>Elbanhawi</w:t>
-      </w:r>
-      <w:proofErr w:type="spellEnd"/>
-      <w:r>
-        <w:rPr>
-          <w:sz w:val="21"/>
-          <w:szCs w:val="21"/>
-        </w:rPr>
-        <w:t xml:space="preserve">, M., Simic, M.: Sampling-based robot motion planning: A review. </w:t>
-      </w:r>
-      <w:proofErr w:type="spellStart"/>
-      <w:r>
-        <w:rPr>
-          <w:sz w:val="21"/>
-          <w:szCs w:val="21"/>
-        </w:rPr>
-        <w:t>Ieee</w:t>
-      </w:r>
-      <w:proofErr w:type="spellEnd"/>
+      <w:r>
+        <w:rPr>
+          <w:sz w:val="21"/>
+          <w:szCs w:val="21"/>
+        </w:rPr>
+        <w:t>Elbanhawi, M., Simic, M.: Sampling-based robot motion planning: A review. Ieee</w:t>
+      </w:r>
       <w:r>
         <w:rPr>
           <w:rFonts w:hint="eastAsia"/>
@@ -10478,23 +10086,7 @@
           <w:sz w:val="21"/>
           <w:szCs w:val="21"/>
         </w:rPr>
-        <w:t xml:space="preserve">Karaman, S., </w:t>
-      </w:r>
-      <w:proofErr w:type="spellStart"/>
-      <w:r>
-        <w:rPr>
-          <w:sz w:val="21"/>
-          <w:szCs w:val="21"/>
-        </w:rPr>
-        <w:t>Frazzoli</w:t>
-      </w:r>
-      <w:proofErr w:type="spellEnd"/>
-      <w:r>
-        <w:rPr>
-          <w:sz w:val="21"/>
-          <w:szCs w:val="21"/>
-        </w:rPr>
-        <w:t>, E.: Sampling-based algorithms for optimal motion planning. The international journal of robotics research 30(7), 846–894 (2011)</w:t>
+        <w:t>Karaman, S., Frazzoli, E.: Sampling-based algorithms for optimal motion planning. The international journal of robotics research 30(7), 846–894 (2011)</w:t>
       </w:r>
       <w:bookmarkEnd w:id="25"/>
     </w:p>
@@ -10519,23 +10111,7 @@
           <w:sz w:val="21"/>
           <w:szCs w:val="21"/>
         </w:rPr>
-        <w:t xml:space="preserve">LaValle, S.: </w:t>
-      </w:r>
-      <w:proofErr w:type="gramStart"/>
-      <w:r>
-        <w:rPr>
-          <w:sz w:val="21"/>
-          <w:szCs w:val="21"/>
-        </w:rPr>
-        <w:t>Rapidly-exploring</w:t>
-      </w:r>
-      <w:proofErr w:type="gramEnd"/>
-      <w:r>
-        <w:rPr>
-          <w:sz w:val="21"/>
-          <w:szCs w:val="21"/>
-        </w:rPr>
-        <w:t xml:space="preserve"> random trees: A new tool for path planning.</w:t>
+        <w:t>LaValle, S.: Rapidly-exploring random trees: A new tool for path planning.</w:t>
       </w:r>
       <w:r>
         <w:rPr>
@@ -10575,23 +10151,7 @@
           <w:sz w:val="21"/>
           <w:szCs w:val="21"/>
         </w:rPr>
-        <w:t xml:space="preserve">LaValle, S.M., Kuffner Jr, J.J.: Randomized </w:t>
-      </w:r>
-      <w:proofErr w:type="spellStart"/>
-      <w:r>
-        <w:rPr>
-          <w:sz w:val="21"/>
-          <w:szCs w:val="21"/>
-        </w:rPr>
-        <w:t>kinodynamic</w:t>
-      </w:r>
-      <w:proofErr w:type="spellEnd"/>
-      <w:r>
-        <w:rPr>
-          <w:sz w:val="21"/>
-          <w:szCs w:val="21"/>
-        </w:rPr>
-        <w:t xml:space="preserve"> planning. The international journal of robotics research 20(5), 378–400 (2001)</w:t>
+        <w:t>LaValle, S.M., Kuffner Jr, J.J.: Randomized kinodynamic planning. The international journal of robotics research 20(5), 378–400 (2001)</w:t>
       </w:r>
       <w:bookmarkEnd w:id="27"/>
     </w:p>
@@ -10631,23 +10191,7 @@
           <w:sz w:val="21"/>
           <w:szCs w:val="21"/>
         </w:rPr>
-        <w:t>path planning. In: Proceedings 2000 ICRA. Millennium Conference. IEEE International Conference on Robotics and Automation. Symposia Proceedings (</w:t>
-      </w:r>
-      <w:proofErr w:type="spellStart"/>
-      <w:r>
-        <w:rPr>
-          <w:sz w:val="21"/>
-          <w:szCs w:val="21"/>
-        </w:rPr>
-        <w:t>Cat.No</w:t>
-      </w:r>
-      <w:proofErr w:type="spellEnd"/>
-      <w:r>
-        <w:rPr>
-          <w:sz w:val="21"/>
-          <w:szCs w:val="21"/>
-        </w:rPr>
-        <w:t>. 00CH37065), vol. 2, pp. 995–1001 (2000). IEEE</w:t>
+        <w:t>path planning. In: Proceedings 2000 ICRA. Millennium Conference. IEEE International Conference on Robotics and Automation. Symposia Proceedings (Cat.No. 00CH37065), vol. 2, pp. 995–1001 (2000). IEEE</w:t>
       </w:r>
       <w:bookmarkEnd w:id="28"/>
     </w:p>
@@ -10672,22 +10216,7 @@
           <w:sz w:val="21"/>
           <w:szCs w:val="21"/>
         </w:rPr>
-        <w:t>Gammell, J.D., Strub, M.P.: Asymptotically optimal sampling-based motion planning methods. Annual Review of Control, Robotics, and Autonomous Systems</w:t>
-      </w:r>
-      <w:r>
-        <w:rPr>
-          <w:rFonts w:hint="eastAsia"/>
-          <w:sz w:val="21"/>
-          <w:szCs w:val="21"/>
-        </w:rPr>
-        <w:t xml:space="preserve"> </w:t>
-      </w:r>
-      <w:r>
-        <w:rPr>
-          <w:sz w:val="21"/>
-          <w:szCs w:val="21"/>
-        </w:rPr>
-        <w:t>4(1), 295–31</w:t>
+        <w:t xml:space="preserve">Gammell, J.D., Strub, M.P.: Asymptotically optimal sampling-based motion planning </w:t>
       </w:r>
       <w:r>
         <w:rPr>
@@ -10695,7 +10224,22 @@
           <w:szCs w:val="21"/>
         </w:rPr>
         <w:lastRenderedPageBreak/>
-        <w:t>8 (2021)</w:t>
+        <w:t>methods. Annual Review of Control, Robotics, and Autonomous Systems</w:t>
+      </w:r>
+      <w:r>
+        <w:rPr>
+          <w:rFonts w:hint="eastAsia"/>
+          <w:sz w:val="21"/>
+          <w:szCs w:val="21"/>
+        </w:rPr>
+        <w:t xml:space="preserve"> </w:t>
+      </w:r>
+      <w:r>
+        <w:rPr>
+          <w:sz w:val="21"/>
+          <w:szCs w:val="21"/>
+        </w:rPr>
+        <w:t>4(1), 295–318 (2021)</w:t>
       </w:r>
       <w:bookmarkEnd w:id="29"/>
     </w:p>
@@ -10720,23 +10264,7 @@
           <w:sz w:val="21"/>
           <w:szCs w:val="21"/>
         </w:rPr>
-        <w:t xml:space="preserve">Qureshi, A.H., Ayaz, Y.: Intelligent bidirectional </w:t>
-      </w:r>
-      <w:proofErr w:type="gramStart"/>
-      <w:r>
-        <w:rPr>
-          <w:sz w:val="21"/>
-          <w:szCs w:val="21"/>
-        </w:rPr>
-        <w:t>rapidly-exploring</w:t>
-      </w:r>
-      <w:proofErr w:type="gramEnd"/>
-      <w:r>
-        <w:rPr>
-          <w:sz w:val="21"/>
-          <w:szCs w:val="21"/>
-        </w:rPr>
-        <w:t xml:space="preserve"> random trees</w:t>
+        <w:t>Qureshi, A.H., Ayaz, Y.: Intelligent bidirectional rapidly-exploring random trees</w:t>
       </w:r>
       <w:r>
         <w:rPr>
@@ -10791,23 +10319,7 @@
           <w:sz w:val="21"/>
           <w:szCs w:val="21"/>
         </w:rPr>
-        <w:t xml:space="preserve">Ding, J., Zhou, Y., Huang, X., Song, K., Lu, S., Wang, L.: An improved </w:t>
-      </w:r>
-      <w:proofErr w:type="spellStart"/>
-      <w:r>
-        <w:rPr>
-          <w:sz w:val="21"/>
-          <w:szCs w:val="21"/>
-        </w:rPr>
-        <w:t>rrt</w:t>
-      </w:r>
-      <w:proofErr w:type="spellEnd"/>
-      <w:r>
-        <w:rPr>
-          <w:sz w:val="21"/>
-          <w:szCs w:val="21"/>
-        </w:rPr>
-        <w:t>*</w:t>
+        <w:t>Ding, J., Zhou, Y., Huang, X., Song, K., Lu, S., Wang, L.: An improved rrt*</w:t>
       </w:r>
       <w:r>
         <w:rPr>
@@ -10862,23 +10374,7 @@
           <w:sz w:val="21"/>
           <w:szCs w:val="21"/>
         </w:rPr>
-        <w:t xml:space="preserve">Noreen, I., Khan, A., Habib, Z., et al.: Optimal path planning using </w:t>
-      </w:r>
-      <w:proofErr w:type="spellStart"/>
-      <w:r>
-        <w:rPr>
-          <w:sz w:val="21"/>
-          <w:szCs w:val="21"/>
-        </w:rPr>
-        <w:t>rrt</w:t>
-      </w:r>
-      <w:proofErr w:type="spellEnd"/>
-      <w:r>
-        <w:rPr>
-          <w:sz w:val="21"/>
-          <w:szCs w:val="21"/>
-        </w:rPr>
-        <w:t>* based</w:t>
+        <w:t>Noreen, I., Khan, A., Habib, Z., et al.: Optimal path planning using rrt* based</w:t>
       </w:r>
       <w:r>
         <w:rPr>
@@ -10933,54 +10429,22 @@
           <w:sz w:val="21"/>
           <w:szCs w:val="21"/>
         </w:rPr>
-        <w:t xml:space="preserve">Li, B., Chen, B.: An adaptive </w:t>
-      </w:r>
-      <w:proofErr w:type="gramStart"/>
-      <w:r>
-        <w:rPr>
-          <w:sz w:val="21"/>
-          <w:szCs w:val="21"/>
-        </w:rPr>
-        <w:t>rapidly-exploring</w:t>
-      </w:r>
-      <w:proofErr w:type="gramEnd"/>
-      <w:r>
-        <w:rPr>
-          <w:sz w:val="21"/>
-          <w:szCs w:val="21"/>
-        </w:rPr>
-        <w:t xml:space="preserve"> random tree. IEEE/CAA Journal</w:t>
-      </w:r>
-      <w:r>
-        <w:rPr>
-          <w:rFonts w:hint="eastAsia"/>
-          <w:sz w:val="21"/>
-          <w:szCs w:val="21"/>
-        </w:rPr>
-        <w:t xml:space="preserve"> </w:t>
-      </w:r>
-      <w:r>
-        <w:rPr>
-          <w:sz w:val="21"/>
-          <w:szCs w:val="21"/>
-        </w:rPr>
-        <w:t xml:space="preserve">of </w:t>
-      </w:r>
-      <w:proofErr w:type="spellStart"/>
-      <w:r>
-        <w:rPr>
-          <w:sz w:val="21"/>
-          <w:szCs w:val="21"/>
-        </w:rPr>
-        <w:t>Automatica</w:t>
-      </w:r>
-      <w:proofErr w:type="spellEnd"/>
-      <w:r>
-        <w:rPr>
-          <w:sz w:val="21"/>
-          <w:szCs w:val="21"/>
-        </w:rPr>
-        <w:t xml:space="preserve"> Sinica 9(2), 283–294 (2021)</w:t>
+        <w:t>Li, B., Chen, B.: An adaptive rapidly-exploring random tree. IEEE/CAA Journal</w:t>
+      </w:r>
+      <w:r>
+        <w:rPr>
+          <w:rFonts w:hint="eastAsia"/>
+          <w:sz w:val="21"/>
+          <w:szCs w:val="21"/>
+        </w:rPr>
+        <w:t xml:space="preserve"> </w:t>
+      </w:r>
+      <w:r>
+        <w:rPr>
+          <w:sz w:val="21"/>
+          <w:szCs w:val="21"/>
+        </w:rPr>
+        <w:t>of Automatica Sinica 9(2), 283–294 (2021)</w:t>
       </w:r>
       <w:bookmarkEnd w:id="33"/>
     </w:p>
@@ -11020,23 +10484,7 @@
           <w:sz w:val="21"/>
           <w:szCs w:val="21"/>
         </w:rPr>
-        <w:t xml:space="preserve">optimal </w:t>
-      </w:r>
-      <w:proofErr w:type="gramStart"/>
-      <w:r>
-        <w:rPr>
-          <w:sz w:val="21"/>
-          <w:szCs w:val="21"/>
-        </w:rPr>
-        <w:t>rapidly-exploring</w:t>
-      </w:r>
-      <w:proofErr w:type="gramEnd"/>
-      <w:r>
-        <w:rPr>
-          <w:sz w:val="21"/>
-          <w:szCs w:val="21"/>
-        </w:rPr>
-        <w:t xml:space="preserve"> random tree algorithm for path planning. Engineering</w:t>
+        <w:t>optimal rapidly-exploring random tree algorithm for path planning. Engineering</w:t>
       </w:r>
       <w:r>
         <w:rPr>
@@ -11076,55 +10524,7 @@
           <w:sz w:val="21"/>
           <w:szCs w:val="21"/>
         </w:rPr>
-        <w:t xml:space="preserve">Tahirovic, A., </w:t>
-      </w:r>
-      <w:proofErr w:type="spellStart"/>
-      <w:r>
-        <w:rPr>
-          <w:sz w:val="21"/>
-          <w:szCs w:val="21"/>
-        </w:rPr>
-        <w:t>Ferizbegovic</w:t>
-      </w:r>
-      <w:proofErr w:type="spellEnd"/>
-      <w:r>
-        <w:rPr>
-          <w:sz w:val="21"/>
-          <w:szCs w:val="21"/>
-        </w:rPr>
-        <w:t xml:space="preserve">, M.: </w:t>
-      </w:r>
-      <w:proofErr w:type="gramStart"/>
-      <w:r>
-        <w:rPr>
-          <w:sz w:val="21"/>
-          <w:szCs w:val="21"/>
-        </w:rPr>
-        <w:t>Rapidly-exploring</w:t>
-      </w:r>
-      <w:proofErr w:type="gramEnd"/>
-      <w:r>
-        <w:rPr>
-          <w:sz w:val="21"/>
-          <w:szCs w:val="21"/>
-        </w:rPr>
-        <w:t xml:space="preserve"> random vines (</w:t>
-      </w:r>
-      <w:proofErr w:type="spellStart"/>
-      <w:r>
-        <w:rPr>
-          <w:sz w:val="21"/>
-          <w:szCs w:val="21"/>
-        </w:rPr>
-        <w:t>rrv</w:t>
-      </w:r>
-      <w:proofErr w:type="spellEnd"/>
-      <w:r>
-        <w:rPr>
-          <w:sz w:val="21"/>
-          <w:szCs w:val="21"/>
-        </w:rPr>
-        <w:t>) for motion</w:t>
+        <w:t>Tahirovic, A., Ferizbegovic, M.: Rapidly-exploring random vines (rrv) for motion</w:t>
       </w:r>
       <w:r>
         <w:rPr>
@@ -11179,41 +10579,7 @@
           <w:sz w:val="21"/>
           <w:szCs w:val="21"/>
         </w:rPr>
-        <w:t xml:space="preserve">Gammell, J.D., Srinivasa, S.S., Barfoot, T.D.: Informed </w:t>
-      </w:r>
-      <w:proofErr w:type="spellStart"/>
-      <w:r>
-        <w:rPr>
-          <w:sz w:val="21"/>
-          <w:szCs w:val="21"/>
-        </w:rPr>
-        <w:t>rrt</w:t>
-      </w:r>
-      <w:proofErr w:type="spellEnd"/>
-      <w:r>
-        <w:rPr>
-          <w:sz w:val="21"/>
-          <w:szCs w:val="21"/>
-        </w:rPr>
-        <w:t xml:space="preserve">*: Optimal </w:t>
-      </w:r>
-      <w:proofErr w:type="spellStart"/>
-      <w:proofErr w:type="gramStart"/>
-      <w:r>
-        <w:rPr>
-          <w:sz w:val="21"/>
-          <w:szCs w:val="21"/>
-        </w:rPr>
-        <w:t>samplingbased</w:t>
-      </w:r>
-      <w:proofErr w:type="spellEnd"/>
-      <w:proofErr w:type="gramEnd"/>
-      <w:r>
-        <w:rPr>
-          <w:sz w:val="21"/>
-          <w:szCs w:val="21"/>
-        </w:rPr>
-        <w:t xml:space="preserve"> path planning focused via direct sampling of an admissible ellipsoidal</w:t>
+        <w:t>Gammell, J.D., Srinivasa, S.S., Barfoot, T.D.: Informed rrt*: Optimal samplingbased path planning focused via direct sampling of an admissible ellipsoidal</w:t>
       </w:r>
       <w:r>
         <w:rPr>
@@ -11433,23 +10799,7 @@
           <w:sz w:val="21"/>
           <w:szCs w:val="21"/>
         </w:rPr>
-        <w:t>Yuan, L., Zhao, J., Li, W., Hou, J.: Improved informed-</w:t>
-      </w:r>
-      <w:proofErr w:type="spellStart"/>
-      <w:r>
-        <w:rPr>
-          <w:sz w:val="21"/>
-          <w:szCs w:val="21"/>
-        </w:rPr>
-        <w:t>rrt</w:t>
-      </w:r>
-      <w:proofErr w:type="spellEnd"/>
-      <w:r>
-        <w:rPr>
-          <w:sz w:val="21"/>
-          <w:szCs w:val="21"/>
-        </w:rPr>
-        <w:t>* based path planning</w:t>
+        <w:t>Yuan, L., Zhao, J., Li, W., Hou, J.: Improved informed-rrt* based path planning</w:t>
       </w:r>
       <w:r>
         <w:rPr>
@@ -11504,39 +10854,7 @@
           <w:sz w:val="21"/>
           <w:szCs w:val="21"/>
         </w:rPr>
-        <w:t xml:space="preserve">Zeng, Z., Chang, Y.: </w:t>
-      </w:r>
-      <w:proofErr w:type="spellStart"/>
-      <w:r>
-        <w:rPr>
-          <w:sz w:val="21"/>
-          <w:szCs w:val="21"/>
-        </w:rPr>
-        <w:t>Abf-rrt</w:t>
-      </w:r>
-      <w:proofErr w:type="spellEnd"/>
-      <w:r>
-        <w:rPr>
-          <w:sz w:val="21"/>
-          <w:szCs w:val="21"/>
-        </w:rPr>
-        <w:t xml:space="preserve">*: Bidirectional fast optimal </w:t>
-      </w:r>
-      <w:proofErr w:type="gramStart"/>
-      <w:r>
-        <w:rPr>
-          <w:sz w:val="21"/>
-          <w:szCs w:val="21"/>
-        </w:rPr>
-        <w:t>rapidly-exploring</w:t>
-      </w:r>
-      <w:proofErr w:type="gramEnd"/>
-      <w:r>
-        <w:rPr>
-          <w:sz w:val="21"/>
-          <w:szCs w:val="21"/>
-        </w:rPr>
-        <w:t xml:space="preserve"> random tree via adaptive sampling of a permissible hyper-ellipsoid. Journal of King</w:t>
+        <w:t>Zeng, Z., Chang, Y.: Abf-rrt*: Bidirectional fast optimal rapidly-exploring random tree via adaptive sampling of a permissible hyper-ellipsoid. Journal of King</w:t>
       </w:r>
       <w:r>
         <w:rPr>
@@ -11591,23 +10909,7 @@
           <w:sz w:val="21"/>
           <w:szCs w:val="21"/>
         </w:rPr>
-        <w:t xml:space="preserve">Huang, Z., Liu, B., et al.: Dynamic </w:t>
-      </w:r>
-      <w:proofErr w:type="spellStart"/>
-      <w:r>
-        <w:rPr>
-          <w:sz w:val="21"/>
-          <w:szCs w:val="21"/>
-        </w:rPr>
-        <w:t>rrt</w:t>
-      </w:r>
-      <w:proofErr w:type="spellEnd"/>
-      <w:r>
-        <w:rPr>
-          <w:sz w:val="21"/>
-          <w:szCs w:val="21"/>
-        </w:rPr>
-        <w:t>: fast feasible path planning in randomly distributed obstacle environments. Journal of Intelligent &amp; Robotic Systems 107(4),</w:t>
+        <w:t>Huang, Z., Liu, B., et al.: Dynamic rrt: fast feasible path planning in randomly distributed obstacle environments. Journal of Intelligent &amp; Robotic Systems 107(4),</w:t>
       </w:r>
       <w:r>
         <w:rPr>
@@ -11647,63 +10949,22 @@
           <w:sz w:val="21"/>
           <w:szCs w:val="21"/>
         </w:rPr>
-        <w:t xml:space="preserve">Deb, K., Pratap, A., Agarwal, S., </w:t>
-      </w:r>
-      <w:proofErr w:type="spellStart"/>
-      <w:r>
-        <w:rPr>
-          <w:sz w:val="21"/>
-          <w:szCs w:val="21"/>
-        </w:rPr>
-        <w:t>Meyarivan</w:t>
-      </w:r>
-      <w:proofErr w:type="spellEnd"/>
-      <w:r>
-        <w:rPr>
-          <w:sz w:val="21"/>
-          <w:szCs w:val="21"/>
-        </w:rPr>
-        <w:t xml:space="preserve">, T.: A fast and elitist </w:t>
-      </w:r>
-      <w:proofErr w:type="spellStart"/>
-      <w:r>
-        <w:rPr>
-          <w:sz w:val="21"/>
-          <w:szCs w:val="21"/>
-        </w:rPr>
-        <w:t>multiobjective</w:t>
-      </w:r>
-      <w:proofErr w:type="spellEnd"/>
-      <w:r>
-        <w:rPr>
-          <w:rFonts w:hint="eastAsia"/>
-          <w:sz w:val="21"/>
-          <w:szCs w:val="21"/>
-        </w:rPr>
-        <w:t xml:space="preserve"> </w:t>
-      </w:r>
-      <w:r>
-        <w:rPr>
-          <w:sz w:val="21"/>
-          <w:szCs w:val="21"/>
-        </w:rPr>
-        <w:t xml:space="preserve">genetic algorithm: </w:t>
-      </w:r>
-      <w:proofErr w:type="spellStart"/>
-      <w:r>
-        <w:rPr>
-          <w:sz w:val="21"/>
-          <w:szCs w:val="21"/>
-        </w:rPr>
-        <w:t>Nsga</w:t>
-      </w:r>
-      <w:proofErr w:type="spellEnd"/>
-      <w:r>
-        <w:rPr>
-          <w:sz w:val="21"/>
-          <w:szCs w:val="21"/>
-        </w:rPr>
-        <w:t>-ii. IEEE transactions on evolutionary computation 6(2),</w:t>
+        <w:t>Deb, K., Pratap, A., Agarwal, S., Meyarivan, T.: A fast and elitist multiobjective</w:t>
+      </w:r>
+      <w:r>
+        <w:rPr>
+          <w:rFonts w:hint="eastAsia"/>
+          <w:sz w:val="21"/>
+          <w:szCs w:val="21"/>
+        </w:rPr>
+        <w:t xml:space="preserve"> </w:t>
+      </w:r>
+      <w:r>
+        <w:rPr>
+          <w:sz w:val="21"/>
+          <w:szCs w:val="21"/>
+        </w:rPr>
+        <w:t>genetic algorithm: Nsga-ii. IEEE transactions on evolutionary computation 6(2),</w:t>
       </w:r>
       <w:r>
         <w:rPr>
@@ -11738,44 +10999,28 @@
         </w:rPr>
       </w:pPr>
       <w:bookmarkStart w:id="44" w:name="_Ref236082569"/>
-      <w:proofErr w:type="spellStart"/>
-      <w:r>
-        <w:rPr>
-          <w:sz w:val="21"/>
-          <w:szCs w:val="21"/>
-        </w:rPr>
-        <w:t>Choset</w:t>
-      </w:r>
-      <w:proofErr w:type="spellEnd"/>
-      <w:r>
-        <w:rPr>
-          <w:sz w:val="21"/>
-          <w:szCs w:val="21"/>
-        </w:rPr>
-        <w:t>, H., Lynch, K.M., Hutchinson, S., Kantor, G.A., Burgard, W.: Principles</w:t>
-      </w:r>
-      <w:r>
-        <w:rPr>
-          <w:rFonts w:hint="eastAsia"/>
-          <w:sz w:val="21"/>
-          <w:szCs w:val="21"/>
-        </w:rPr>
-        <w:t xml:space="preserve"> </w:t>
-      </w:r>
-      <w:r>
-        <w:rPr>
-          <w:sz w:val="21"/>
-          <w:szCs w:val="21"/>
-        </w:rPr>
-        <w:t>of Ro</w:t>
-      </w:r>
       <w:r>
         <w:rPr>
           <w:sz w:val="21"/>
           <w:szCs w:val="21"/>
         </w:rPr>
         <w:lastRenderedPageBreak/>
-        <w:t>bot Motion: Theory, Algorithms, and Implementations. MIT press, Boston</w:t>
+        <w:t>Choset, H., Lynch, K.M., Hutchinson, S., Kantor, G.A., Burgard, W.: Principles</w:t>
+      </w:r>
+      <w:r>
+        <w:rPr>
+          <w:rFonts w:hint="eastAsia"/>
+          <w:sz w:val="21"/>
+          <w:szCs w:val="21"/>
+        </w:rPr>
+        <w:t xml:space="preserve"> </w:t>
+      </w:r>
+      <w:r>
+        <w:rPr>
+          <w:sz w:val="21"/>
+          <w:szCs w:val="21"/>
+        </w:rPr>
+        <w:t>of Robot Motion: Theory, Algorithms, and Implementations. MIT press, Boston</w:t>
       </w:r>
       <w:r>
         <w:rPr>
@@ -11834,37 +11079,12 @@
           <w:szCs w:val="21"/>
         </w:rPr>
       </w:pPr>
-      <w:proofErr w:type="spellStart"/>
-      <w:r>
-        <w:rPr>
-          <w:sz w:val="21"/>
-          <w:szCs w:val="21"/>
-        </w:rPr>
-        <w:t>Kavraki</w:t>
-      </w:r>
-      <w:proofErr w:type="spellEnd"/>
-      <w:r>
-        <w:rPr>
-          <w:sz w:val="21"/>
-          <w:szCs w:val="21"/>
-        </w:rPr>
-        <w:t xml:space="preserve">, L.E., Svestka, P., </w:t>
-      </w:r>
-      <w:proofErr w:type="spellStart"/>
-      <w:r>
-        <w:rPr>
-          <w:sz w:val="21"/>
-          <w:szCs w:val="21"/>
-        </w:rPr>
-        <w:t>Latombe</w:t>
-      </w:r>
-      <w:proofErr w:type="spellEnd"/>
-      <w:r>
-        <w:rPr>
-          <w:sz w:val="21"/>
-          <w:szCs w:val="21"/>
-        </w:rPr>
-        <w:t>, J.-C., Overmars, M.H.: Probabilistic</w:t>
+      <w:r>
+        <w:rPr>
+          <w:sz w:val="21"/>
+          <w:szCs w:val="21"/>
+        </w:rPr>
+        <w:t>Kavraki, L.E., Svestka, P., Latombe, J.-C., Overmars, M.H.: Probabilistic</w:t>
       </w:r>
       <w:r>
         <w:rPr>
@@ -11917,23 +11137,7 @@
           <w:sz w:val="21"/>
           <w:szCs w:val="21"/>
         </w:rPr>
-        <w:t xml:space="preserve">Ravankar, A., </w:t>
-      </w:r>
-      <w:proofErr w:type="spellStart"/>
-      <w:r>
-        <w:rPr>
-          <w:sz w:val="21"/>
-          <w:szCs w:val="21"/>
-        </w:rPr>
-        <w:t>Ravankar</w:t>
-      </w:r>
-      <w:proofErr w:type="spellEnd"/>
-      <w:r>
-        <w:rPr>
-          <w:sz w:val="21"/>
-          <w:szCs w:val="21"/>
-        </w:rPr>
-        <w:t>, A.A., Kobayashi, Y., Hoshino, Y., Peng, C.-C.: Path</w:t>
+        <w:t>Ravankar, A., Ravankar, A.A., Kobayashi, Y., Hoshino, Y., Peng, C.-C.: Path</w:t>
       </w:r>
       <w:r>
         <w:rPr>
@@ -11986,23 +11190,7 @@
           <w:sz w:val="21"/>
           <w:szCs w:val="21"/>
         </w:rPr>
-        <w:t xml:space="preserve">Yang, K., </w:t>
-      </w:r>
-      <w:proofErr w:type="spellStart"/>
-      <w:r>
-        <w:rPr>
-          <w:sz w:val="21"/>
-          <w:szCs w:val="21"/>
-        </w:rPr>
-        <w:t>Sukkarieh</w:t>
-      </w:r>
-      <w:proofErr w:type="spellEnd"/>
-      <w:r>
-        <w:rPr>
-          <w:sz w:val="21"/>
-          <w:szCs w:val="21"/>
-        </w:rPr>
-        <w:t>, S.: An analytical continuous-curvature path-smoothing</w:t>
+        <w:t>Yang, K., Sukkarieh, S.: An analytical continuous-curvature path-smoothing</w:t>
       </w:r>
       <w:r>
         <w:rPr>
@@ -12055,23 +11243,7 @@
           <w:sz w:val="21"/>
           <w:szCs w:val="21"/>
         </w:rPr>
-        <w:t xml:space="preserve">Rrt*-smart: A rapid convergence implementation of </w:t>
-      </w:r>
-      <w:proofErr w:type="spellStart"/>
-      <w:r>
-        <w:rPr>
-          <w:sz w:val="21"/>
-          <w:szCs w:val="21"/>
-        </w:rPr>
-        <w:t>rrt</w:t>
-      </w:r>
-      <w:proofErr w:type="spellEnd"/>
-      <w:r>
-        <w:rPr>
-          <w:sz w:val="21"/>
-          <w:szCs w:val="21"/>
-        </w:rPr>
-        <w:t>. International Journal of</w:t>
+        <w:t>Rrt*-smart: A rapid convergence implementation of rrt. International Journal of</w:t>
       </w:r>
       <w:r>
         <w:rPr>
@@ -12119,21 +11291,12 @@
         </w:rPr>
         <w:t xml:space="preserve"> </w:t>
       </w:r>
-      <w:proofErr w:type="gramStart"/>
-      <w:r>
-        <w:rPr>
-          <w:sz w:val="21"/>
-          <w:szCs w:val="21"/>
-        </w:rPr>
-        <w:t>fast marching</w:t>
-      </w:r>
-      <w:proofErr w:type="gramEnd"/>
-      <w:r>
-        <w:rPr>
-          <w:sz w:val="21"/>
-          <w:szCs w:val="21"/>
-        </w:rPr>
-        <w:t xml:space="preserve"> sampling-based method for optimal motion planning in many</w:t>
+      <w:r>
+        <w:rPr>
+          <w:sz w:val="21"/>
+          <w:szCs w:val="21"/>
+        </w:rPr>
+        <w:t>fast marching sampling-based method for optimal motion planning in many</w:t>
       </w:r>
       <w:r>
         <w:rPr>
@@ -12171,39 +11334,7 @@
           <w:sz w:val="21"/>
           <w:szCs w:val="21"/>
         </w:rPr>
-        <w:t xml:space="preserve">Salzman, O., Halperin, D.: Asymptotically </w:t>
-      </w:r>
-      <w:proofErr w:type="gramStart"/>
-      <w:r>
-        <w:rPr>
-          <w:sz w:val="21"/>
-          <w:szCs w:val="21"/>
-        </w:rPr>
-        <w:t>near-optimal</w:t>
-      </w:r>
-      <w:proofErr w:type="gramEnd"/>
-      <w:r>
-        <w:rPr>
-          <w:sz w:val="21"/>
-          <w:szCs w:val="21"/>
-        </w:rPr>
-        <w:t xml:space="preserve"> </w:t>
-      </w:r>
-      <w:proofErr w:type="spellStart"/>
-      <w:r>
-        <w:rPr>
-          <w:sz w:val="21"/>
-          <w:szCs w:val="21"/>
-        </w:rPr>
-        <w:t>rrt</w:t>
-      </w:r>
-      <w:proofErr w:type="spellEnd"/>
-      <w:r>
-        <w:rPr>
-          <w:sz w:val="21"/>
-          <w:szCs w:val="21"/>
-        </w:rPr>
-        <w:t xml:space="preserve"> for fast, high-quality</w:t>
+        <w:t>Salzman, O., Halperin, D.: Asymptotically near-optimal rrt for fast, high-quality</w:t>
       </w:r>
       <w:r>
         <w:rPr>
@@ -12241,23 +11372,7 @@
           <w:sz w:val="21"/>
           <w:szCs w:val="21"/>
         </w:rPr>
-        <w:t xml:space="preserve">Ferguson, D., Stentz, A.: Anytime </w:t>
-      </w:r>
-      <w:proofErr w:type="spellStart"/>
-      <w:r>
-        <w:rPr>
-          <w:sz w:val="21"/>
-          <w:szCs w:val="21"/>
-        </w:rPr>
-        <w:t>rrts</w:t>
-      </w:r>
-      <w:proofErr w:type="spellEnd"/>
-      <w:r>
-        <w:rPr>
-          <w:sz w:val="21"/>
-          <w:szCs w:val="21"/>
-        </w:rPr>
-        <w:t>. In: 2006 IEEE/RSJ International Conference on Intelligent Robots and Systems, pp. 5369–5375 (2006). IEEE</w:t>
+        <w:t>Ferguson, D., Stentz, A.: Anytime rrts. In: 2006 IEEE/RSJ International Conference on Intelligent Robots and Systems, pp. 5369–5375 (2006). IEEE</w:t>
       </w:r>
     </w:p>
     <w:p>
@@ -12280,79 +11395,38 @@
           <w:sz w:val="21"/>
           <w:szCs w:val="21"/>
         </w:rPr>
-        <w:t xml:space="preserve">Karaman, S., Walter, M.R., Perez, A., </w:t>
-      </w:r>
-      <w:proofErr w:type="spellStart"/>
-      <w:r>
-        <w:rPr>
-          <w:sz w:val="21"/>
-          <w:szCs w:val="21"/>
-        </w:rPr>
-        <w:t>Frazzoli</w:t>
-      </w:r>
-      <w:proofErr w:type="spellEnd"/>
-      <w:r>
-        <w:rPr>
-          <w:sz w:val="21"/>
-          <w:szCs w:val="21"/>
-        </w:rPr>
-        <w:t>, E., Teller, S.: Anytime motion</w:t>
-      </w:r>
-      <w:r>
-        <w:rPr>
-          <w:rFonts w:hint="eastAsia"/>
-          <w:sz w:val="21"/>
-          <w:szCs w:val="21"/>
-        </w:rPr>
-        <w:t xml:space="preserve"> </w:t>
-      </w:r>
-      <w:r>
-        <w:rPr>
-          <w:sz w:val="21"/>
-          <w:szCs w:val="21"/>
-        </w:rPr>
-        <w:t xml:space="preserve">planning using the </w:t>
-      </w:r>
-      <w:proofErr w:type="spellStart"/>
-      <w:r>
-        <w:rPr>
-          <w:sz w:val="21"/>
-          <w:szCs w:val="21"/>
-        </w:rPr>
-        <w:t>rrt</w:t>
-      </w:r>
-      <w:proofErr w:type="spellEnd"/>
-      <w:r>
-        <w:rPr>
-          <w:sz w:val="21"/>
-          <w:szCs w:val="21"/>
-        </w:rPr>
-        <w:t>. In: 2011 IEEE International Conference on Robotics and</w:t>
-      </w:r>
-      <w:r>
-        <w:rPr>
-          <w:rFonts w:hint="eastAsia"/>
-          <w:sz w:val="21"/>
-          <w:szCs w:val="21"/>
-        </w:rPr>
-        <w:t xml:space="preserve"> </w:t>
-      </w:r>
-      <w:r>
-        <w:rPr>
-          <w:sz w:val="21"/>
-          <w:szCs w:val="21"/>
-        </w:rPr>
-        <w:t xml:space="preserve">Automation, pp. 1478–1483 (2011). </w:t>
-      </w:r>
-      <w:proofErr w:type="spellStart"/>
-      <w:r>
-        <w:rPr>
-          <w:sz w:val="21"/>
-          <w:szCs w:val="21"/>
-        </w:rPr>
-        <w:t>ieee</w:t>
-      </w:r>
-      <w:proofErr w:type="spellEnd"/>
+        <w:t>Karaman, S., Walter, M.R., Perez, A., Frazzoli, E., Teller, S.: Anytime motion</w:t>
+      </w:r>
+      <w:r>
+        <w:rPr>
+          <w:rFonts w:hint="eastAsia"/>
+          <w:sz w:val="21"/>
+          <w:szCs w:val="21"/>
+        </w:rPr>
+        <w:t xml:space="preserve"> </w:t>
+      </w:r>
+      <w:r>
+        <w:rPr>
+          <w:sz w:val="21"/>
+          <w:szCs w:val="21"/>
+        </w:rPr>
+        <w:t>planning using the rrt. In: 2011 IEEE International Conference on Robotics and</w:t>
+      </w:r>
+      <w:r>
+        <w:rPr>
+          <w:rFonts w:hint="eastAsia"/>
+          <w:sz w:val="21"/>
+          <w:szCs w:val="21"/>
+        </w:rPr>
+        <w:t xml:space="preserve"> </w:t>
+      </w:r>
+      <w:r>
+        <w:rPr>
+          <w:sz w:val="21"/>
+          <w:szCs w:val="21"/>
+        </w:rPr>
+        <w:t>Automation, pp. 1478–1483 (2011). ieee</w:t>
+      </w:r>
     </w:p>
     <w:p>
       <w:pPr>
@@ -12406,17 +11480,6 @@
         </w:rPr>
         <w:t>and Systems, pp. 2640–2645 (2011). IEEE</w:t>
       </w:r>
-    </w:p>
-    <w:p>
-      <w:pPr>
-        <w:wordWrap w:val="0"/>
-        <w:spacing w:line="240" w:lineRule="auto"/>
-        <w:ind w:firstLineChars="0"/>
-        <w:rPr>
-          <w:sz w:val="21"/>
-          <w:szCs w:val="21"/>
-        </w:rPr>
-      </w:pPr>
     </w:p>
     <w:p>
       <w:pPr>
@@ -12439,781 +11502,6 @@
           <w:cols w:space="425"/>
           <w:docGrid w:type="lines" w:linePitch="312"/>
         </w:sectPr>
-      </w:pPr>
-    </w:p>
-    <w:p>
-      <w:pPr>
-        <w:pStyle w:val="af3"/>
-        <w:wordWrap w:val="0"/>
-        <w:spacing w:line="240" w:lineRule="auto"/>
-        <w:ind w:firstLineChars="0" w:firstLine="0"/>
-        <w:rPr>
-          <w:bCs/>
-          <w:sz w:val="21"/>
-          <w:szCs w:val="21"/>
-        </w:rPr>
-      </w:pPr>
-    </w:p>
-    <w:p>
-      <w:pPr>
-        <w:pStyle w:val="af3"/>
-        <w:wordWrap w:val="0"/>
-        <w:spacing w:line="240" w:lineRule="auto"/>
-        <w:ind w:firstLineChars="0" w:firstLine="0"/>
-        <w:rPr>
-          <w:bCs/>
-          <w:sz w:val="21"/>
-          <w:szCs w:val="21"/>
-        </w:rPr>
-      </w:pPr>
-      <w:r>
-        <w:rPr>
-          <w:bCs/>
-          <w:sz w:val="21"/>
-          <w:szCs w:val="21"/>
-        </w:rPr>
-        <w:t>Statements</w:t>
-      </w:r>
-      <w:r>
-        <w:rPr>
-          <w:bCs/>
-          <w:sz w:val="21"/>
-          <w:szCs w:val="21"/>
-        </w:rPr>
-        <w:t xml:space="preserve"> </w:t>
-      </w:r>
-      <w:r>
-        <w:rPr>
-          <w:bCs/>
-          <w:sz w:val="21"/>
-          <w:szCs w:val="21"/>
-        </w:rPr>
-        <w:t>&amp;</w:t>
-      </w:r>
-      <w:r>
-        <w:rPr>
-          <w:bCs/>
-          <w:sz w:val="21"/>
-          <w:szCs w:val="21"/>
-        </w:rPr>
-        <w:t xml:space="preserve"> </w:t>
-      </w:r>
-      <w:r>
-        <w:rPr>
-          <w:bCs/>
-          <w:sz w:val="21"/>
-          <w:szCs w:val="21"/>
-        </w:rPr>
-        <w:t>Declarations</w:t>
-      </w:r>
-    </w:p>
-    <w:p>
-      <w:pPr>
-        <w:pStyle w:val="2"/>
-        <w:adjustRightInd w:val="0"/>
-        <w:snapToGrid w:val="0"/>
-        <w:spacing w:beforeLines="50" w:before="156" w:afterLines="50" w:after="156" w:line="300" w:lineRule="auto"/>
-        <w:ind w:firstLineChars="0" w:firstLine="0"/>
-        <w:jc w:val="left"/>
-        <w:rPr>
-          <w:rFonts w:ascii="Times New Roman" w:eastAsia="宋体" w:hAnsi="Times New Roman"/>
-          <w:bCs w:val="0"/>
-          <w:sz w:val="21"/>
-          <w:szCs w:val="21"/>
-        </w:rPr>
-      </w:pPr>
-      <w:r>
-        <w:rPr>
-          <w:rFonts w:ascii="Times New Roman" w:eastAsia="宋体" w:hAnsi="Times New Roman"/>
-          <w:bCs w:val="0"/>
-          <w:sz w:val="21"/>
-          <w:szCs w:val="21"/>
-        </w:rPr>
-        <w:t>Funding</w:t>
-      </w:r>
-    </w:p>
-    <w:p>
-      <w:pPr>
-        <w:ind w:firstLine="420"/>
-        <w:rPr>
-          <w:sz w:val="21"/>
-          <w:szCs w:val="21"/>
-        </w:rPr>
-      </w:pPr>
-      <w:r>
-        <w:rPr>
-          <w:rFonts w:hint="eastAsia"/>
-          <w:sz w:val="21"/>
-          <w:szCs w:val="21"/>
-        </w:rPr>
-        <w:t>The</w:t>
-      </w:r>
-      <w:r>
-        <w:rPr>
-          <w:rFonts w:hint="eastAsia"/>
-          <w:sz w:val="21"/>
-          <w:szCs w:val="21"/>
-        </w:rPr>
-        <w:t xml:space="preserve"> </w:t>
-      </w:r>
-      <w:r>
-        <w:rPr>
-          <w:rFonts w:hint="eastAsia"/>
-          <w:sz w:val="21"/>
-          <w:szCs w:val="21"/>
-        </w:rPr>
-        <w:t>authors</w:t>
-      </w:r>
-      <w:r>
-        <w:rPr>
-          <w:rFonts w:hint="eastAsia"/>
-          <w:sz w:val="21"/>
-          <w:szCs w:val="21"/>
-        </w:rPr>
-        <w:t xml:space="preserve"> </w:t>
-      </w:r>
-      <w:r>
-        <w:rPr>
-          <w:rFonts w:hint="eastAsia"/>
-          <w:sz w:val="21"/>
-          <w:szCs w:val="21"/>
-        </w:rPr>
-        <w:t>declare</w:t>
-      </w:r>
-      <w:r>
-        <w:rPr>
-          <w:rFonts w:hint="eastAsia"/>
-          <w:sz w:val="21"/>
-          <w:szCs w:val="21"/>
-        </w:rPr>
-        <w:t xml:space="preserve"> </w:t>
-      </w:r>
-      <w:r>
-        <w:rPr>
-          <w:rFonts w:hint="eastAsia"/>
-          <w:sz w:val="21"/>
-          <w:szCs w:val="21"/>
-        </w:rPr>
-        <w:t>that</w:t>
-      </w:r>
-      <w:r>
-        <w:rPr>
-          <w:rFonts w:hint="eastAsia"/>
-          <w:sz w:val="21"/>
-          <w:szCs w:val="21"/>
-        </w:rPr>
-        <w:t xml:space="preserve"> </w:t>
-      </w:r>
-      <w:r>
-        <w:rPr>
-          <w:rFonts w:hint="eastAsia"/>
-          <w:sz w:val="21"/>
-          <w:szCs w:val="21"/>
-        </w:rPr>
-        <w:t>no</w:t>
-      </w:r>
-      <w:r>
-        <w:rPr>
-          <w:rFonts w:hint="eastAsia"/>
-          <w:sz w:val="21"/>
-          <w:szCs w:val="21"/>
-        </w:rPr>
-        <w:t xml:space="preserve"> </w:t>
-      </w:r>
-      <w:r>
-        <w:rPr>
-          <w:rFonts w:hint="eastAsia"/>
-          <w:sz w:val="21"/>
-          <w:szCs w:val="21"/>
-        </w:rPr>
-        <w:t>funds,</w:t>
-      </w:r>
-      <w:r>
-        <w:rPr>
-          <w:rFonts w:hint="eastAsia"/>
-          <w:sz w:val="21"/>
-          <w:szCs w:val="21"/>
-        </w:rPr>
-        <w:t xml:space="preserve"> </w:t>
-      </w:r>
-      <w:r>
-        <w:rPr>
-          <w:rFonts w:hint="eastAsia"/>
-          <w:sz w:val="21"/>
-          <w:szCs w:val="21"/>
-        </w:rPr>
-        <w:t>grants,</w:t>
-      </w:r>
-      <w:r>
-        <w:rPr>
-          <w:rFonts w:hint="eastAsia"/>
-          <w:sz w:val="21"/>
-          <w:szCs w:val="21"/>
-        </w:rPr>
-        <w:t xml:space="preserve"> </w:t>
-      </w:r>
-      <w:r>
-        <w:rPr>
-          <w:rFonts w:hint="eastAsia"/>
-          <w:sz w:val="21"/>
-          <w:szCs w:val="21"/>
-        </w:rPr>
-        <w:t>or</w:t>
-      </w:r>
-      <w:r>
-        <w:rPr>
-          <w:rFonts w:hint="eastAsia"/>
-          <w:sz w:val="21"/>
-          <w:szCs w:val="21"/>
-        </w:rPr>
-        <w:t xml:space="preserve"> </w:t>
-      </w:r>
-      <w:r>
-        <w:rPr>
-          <w:rFonts w:hint="eastAsia"/>
-          <w:sz w:val="21"/>
-          <w:szCs w:val="21"/>
-        </w:rPr>
-        <w:t>other</w:t>
-      </w:r>
-      <w:r>
-        <w:rPr>
-          <w:rFonts w:hint="eastAsia"/>
-          <w:sz w:val="21"/>
-          <w:szCs w:val="21"/>
-        </w:rPr>
-        <w:t xml:space="preserve"> </w:t>
-      </w:r>
-      <w:r>
-        <w:rPr>
-          <w:rFonts w:hint="eastAsia"/>
-          <w:sz w:val="21"/>
-          <w:szCs w:val="21"/>
-        </w:rPr>
-        <w:t>support</w:t>
-      </w:r>
-      <w:r>
-        <w:rPr>
-          <w:rFonts w:hint="eastAsia"/>
-          <w:sz w:val="21"/>
-          <w:szCs w:val="21"/>
-        </w:rPr>
-        <w:t xml:space="preserve"> </w:t>
-      </w:r>
-      <w:r>
-        <w:rPr>
-          <w:rFonts w:hint="eastAsia"/>
-          <w:sz w:val="21"/>
-          <w:szCs w:val="21"/>
-        </w:rPr>
-        <w:t>were</w:t>
-      </w:r>
-      <w:r>
-        <w:rPr>
-          <w:rFonts w:hint="eastAsia"/>
-          <w:sz w:val="21"/>
-          <w:szCs w:val="21"/>
-        </w:rPr>
-        <w:t xml:space="preserve"> </w:t>
-      </w:r>
-      <w:r>
-        <w:rPr>
-          <w:rFonts w:hint="eastAsia"/>
-          <w:sz w:val="21"/>
-          <w:szCs w:val="21"/>
-        </w:rPr>
-        <w:t>received</w:t>
-      </w:r>
-      <w:r>
-        <w:rPr>
-          <w:rFonts w:hint="eastAsia"/>
-          <w:sz w:val="21"/>
-          <w:szCs w:val="21"/>
-        </w:rPr>
-        <w:t xml:space="preserve"> </w:t>
-      </w:r>
-      <w:r>
-        <w:rPr>
-          <w:rFonts w:hint="eastAsia"/>
-          <w:sz w:val="21"/>
-          <w:szCs w:val="21"/>
-        </w:rPr>
-        <w:t>during</w:t>
-      </w:r>
-      <w:r>
-        <w:rPr>
-          <w:rFonts w:hint="eastAsia"/>
-          <w:sz w:val="21"/>
-          <w:szCs w:val="21"/>
-        </w:rPr>
-        <w:t xml:space="preserve"> </w:t>
-      </w:r>
-      <w:r>
-        <w:rPr>
-          <w:rFonts w:hint="eastAsia"/>
-          <w:sz w:val="21"/>
-          <w:szCs w:val="21"/>
-        </w:rPr>
-        <w:t>the</w:t>
-      </w:r>
-      <w:r>
-        <w:rPr>
-          <w:rFonts w:hint="eastAsia"/>
-          <w:sz w:val="21"/>
-          <w:szCs w:val="21"/>
-        </w:rPr>
-        <w:t xml:space="preserve"> </w:t>
-      </w:r>
-      <w:r>
-        <w:rPr>
-          <w:rFonts w:hint="eastAsia"/>
-          <w:sz w:val="21"/>
-          <w:szCs w:val="21"/>
-        </w:rPr>
-        <w:t>preparation</w:t>
-      </w:r>
-      <w:r>
-        <w:rPr>
-          <w:rFonts w:hint="eastAsia"/>
-          <w:sz w:val="21"/>
-          <w:szCs w:val="21"/>
-        </w:rPr>
-        <w:t xml:space="preserve"> </w:t>
-      </w:r>
-      <w:r>
-        <w:rPr>
-          <w:rFonts w:hint="eastAsia"/>
-          <w:sz w:val="21"/>
-          <w:szCs w:val="21"/>
-        </w:rPr>
-        <w:t>of</w:t>
-      </w:r>
-      <w:r>
-        <w:rPr>
-          <w:rFonts w:hint="eastAsia"/>
-          <w:sz w:val="21"/>
-          <w:szCs w:val="21"/>
-        </w:rPr>
-        <w:t xml:space="preserve"> </w:t>
-      </w:r>
-      <w:r>
-        <w:rPr>
-          <w:rFonts w:hint="eastAsia"/>
-          <w:sz w:val="21"/>
-          <w:szCs w:val="21"/>
-        </w:rPr>
-        <w:t>this</w:t>
-      </w:r>
-      <w:r>
-        <w:rPr>
-          <w:rFonts w:hint="eastAsia"/>
-          <w:sz w:val="21"/>
-          <w:szCs w:val="21"/>
-        </w:rPr>
-        <w:t xml:space="preserve"> </w:t>
-      </w:r>
-      <w:r>
-        <w:rPr>
-          <w:rFonts w:hint="eastAsia"/>
-          <w:sz w:val="21"/>
-          <w:szCs w:val="21"/>
-        </w:rPr>
-        <w:t>manuscript.</w:t>
-      </w:r>
-    </w:p>
-    <w:p>
-      <w:pPr>
-        <w:pStyle w:val="2"/>
-        <w:adjustRightInd w:val="0"/>
-        <w:snapToGrid w:val="0"/>
-        <w:spacing w:beforeLines="50" w:before="156" w:afterLines="50" w:after="156" w:line="300" w:lineRule="auto"/>
-        <w:ind w:firstLineChars="0" w:firstLine="0"/>
-        <w:jc w:val="left"/>
-        <w:rPr>
-          <w:rFonts w:ascii="Times New Roman" w:eastAsia="宋体" w:hAnsi="Times New Roman"/>
-          <w:bCs w:val="0"/>
-          <w:sz w:val="21"/>
-          <w:szCs w:val="21"/>
-        </w:rPr>
-      </w:pPr>
-      <w:r>
-        <w:rPr>
-          <w:rFonts w:ascii="Times New Roman" w:eastAsia="宋体" w:hAnsi="Times New Roman"/>
-          <w:bCs w:val="0"/>
-          <w:sz w:val="21"/>
-          <w:szCs w:val="21"/>
-        </w:rPr>
-        <w:t>Competing</w:t>
-      </w:r>
-      <w:r>
-        <w:rPr>
-          <w:rFonts w:ascii="Times New Roman" w:eastAsia="宋体" w:hAnsi="Times New Roman"/>
-          <w:bCs w:val="0"/>
-          <w:sz w:val="21"/>
-          <w:szCs w:val="21"/>
-        </w:rPr>
-        <w:t xml:space="preserve"> </w:t>
-      </w:r>
-      <w:r>
-        <w:rPr>
-          <w:rFonts w:ascii="Times New Roman" w:eastAsia="宋体" w:hAnsi="Times New Roman"/>
-          <w:bCs w:val="0"/>
-          <w:sz w:val="21"/>
-          <w:szCs w:val="21"/>
-        </w:rPr>
-        <w:t>Interests</w:t>
-      </w:r>
-    </w:p>
-    <w:p>
-      <w:pPr>
-        <w:ind w:firstLine="420"/>
-        <w:rPr>
-          <w:sz w:val="21"/>
-          <w:szCs w:val="21"/>
-        </w:rPr>
-      </w:pPr>
-      <w:r>
-        <w:rPr>
-          <w:rFonts w:hint="eastAsia"/>
-          <w:sz w:val="21"/>
-          <w:szCs w:val="21"/>
-        </w:rPr>
-        <w:t>The</w:t>
-      </w:r>
-      <w:r>
-        <w:rPr>
-          <w:rFonts w:hint="eastAsia"/>
-          <w:sz w:val="21"/>
-          <w:szCs w:val="21"/>
-        </w:rPr>
-        <w:t xml:space="preserve"> </w:t>
-      </w:r>
-      <w:r>
-        <w:rPr>
-          <w:rFonts w:hint="eastAsia"/>
-          <w:sz w:val="21"/>
-          <w:szCs w:val="21"/>
-        </w:rPr>
-        <w:t>authors</w:t>
-      </w:r>
-      <w:r>
-        <w:rPr>
-          <w:rFonts w:hint="eastAsia"/>
-          <w:sz w:val="21"/>
-          <w:szCs w:val="21"/>
-        </w:rPr>
-        <w:t xml:space="preserve"> </w:t>
-      </w:r>
-      <w:r>
-        <w:rPr>
-          <w:rFonts w:hint="eastAsia"/>
-          <w:sz w:val="21"/>
-          <w:szCs w:val="21"/>
-        </w:rPr>
-        <w:t>have</w:t>
-      </w:r>
-      <w:r>
-        <w:rPr>
-          <w:rFonts w:hint="eastAsia"/>
-          <w:sz w:val="21"/>
-          <w:szCs w:val="21"/>
-        </w:rPr>
-        <w:t xml:space="preserve"> </w:t>
-      </w:r>
-      <w:r>
-        <w:rPr>
-          <w:rFonts w:hint="eastAsia"/>
-          <w:sz w:val="21"/>
-          <w:szCs w:val="21"/>
-        </w:rPr>
-        <w:t>no</w:t>
-      </w:r>
-      <w:r>
-        <w:rPr>
-          <w:rFonts w:hint="eastAsia"/>
-          <w:sz w:val="21"/>
-          <w:szCs w:val="21"/>
-        </w:rPr>
-        <w:t xml:space="preserve"> </w:t>
-      </w:r>
-      <w:r>
-        <w:rPr>
-          <w:rFonts w:hint="eastAsia"/>
-          <w:sz w:val="21"/>
-          <w:szCs w:val="21"/>
-        </w:rPr>
-        <w:t>relevant</w:t>
-      </w:r>
-      <w:r>
-        <w:rPr>
-          <w:rFonts w:hint="eastAsia"/>
-          <w:sz w:val="21"/>
-          <w:szCs w:val="21"/>
-        </w:rPr>
-        <w:t xml:space="preserve"> </w:t>
-      </w:r>
-      <w:r>
-        <w:rPr>
-          <w:rFonts w:hint="eastAsia"/>
-          <w:sz w:val="21"/>
-          <w:szCs w:val="21"/>
-        </w:rPr>
-        <w:t>financial</w:t>
-      </w:r>
-      <w:r>
-        <w:rPr>
-          <w:rFonts w:hint="eastAsia"/>
-          <w:sz w:val="21"/>
-          <w:szCs w:val="21"/>
-        </w:rPr>
-        <w:t xml:space="preserve"> </w:t>
-      </w:r>
-      <w:r>
-        <w:rPr>
-          <w:rFonts w:hint="eastAsia"/>
-          <w:sz w:val="21"/>
-          <w:szCs w:val="21"/>
-        </w:rPr>
-        <w:t>or</w:t>
-      </w:r>
-      <w:r>
-        <w:rPr>
-          <w:rFonts w:hint="eastAsia"/>
-          <w:sz w:val="21"/>
-          <w:szCs w:val="21"/>
-        </w:rPr>
-        <w:t xml:space="preserve"> </w:t>
-      </w:r>
-      <w:r>
-        <w:rPr>
-          <w:rFonts w:hint="eastAsia"/>
-          <w:sz w:val="21"/>
-          <w:szCs w:val="21"/>
-        </w:rPr>
-        <w:t>non-financial</w:t>
-      </w:r>
-      <w:r>
-        <w:rPr>
-          <w:rFonts w:hint="eastAsia"/>
-          <w:sz w:val="21"/>
-          <w:szCs w:val="21"/>
-        </w:rPr>
-        <w:t xml:space="preserve"> </w:t>
-      </w:r>
-      <w:r>
-        <w:rPr>
-          <w:rFonts w:hint="eastAsia"/>
-          <w:sz w:val="21"/>
-          <w:szCs w:val="21"/>
-        </w:rPr>
-        <w:t>interests</w:t>
-      </w:r>
-      <w:r>
-        <w:rPr>
-          <w:rFonts w:hint="eastAsia"/>
-          <w:sz w:val="21"/>
-          <w:szCs w:val="21"/>
-        </w:rPr>
-        <w:t xml:space="preserve"> </w:t>
-      </w:r>
-      <w:r>
-        <w:rPr>
-          <w:rFonts w:hint="eastAsia"/>
-          <w:sz w:val="21"/>
-          <w:szCs w:val="21"/>
-        </w:rPr>
-        <w:t>to</w:t>
-      </w:r>
-      <w:r>
-        <w:rPr>
-          <w:rFonts w:hint="eastAsia"/>
-          <w:sz w:val="21"/>
-          <w:szCs w:val="21"/>
-        </w:rPr>
-        <w:t xml:space="preserve"> </w:t>
-      </w:r>
-      <w:r>
-        <w:rPr>
-          <w:rFonts w:hint="eastAsia"/>
-          <w:sz w:val="21"/>
-          <w:szCs w:val="21"/>
-        </w:rPr>
-        <w:t>disclose.</w:t>
-      </w:r>
-    </w:p>
-    <w:p>
-      <w:pPr>
-        <w:pStyle w:val="2"/>
-        <w:adjustRightInd w:val="0"/>
-        <w:snapToGrid w:val="0"/>
-        <w:spacing w:beforeLines="50" w:before="156" w:afterLines="50" w:after="156" w:line="300" w:lineRule="auto"/>
-        <w:ind w:firstLineChars="0" w:firstLine="0"/>
-        <w:jc w:val="left"/>
-        <w:rPr>
-          <w:rFonts w:ascii="Times New Roman" w:eastAsia="宋体" w:hAnsi="Times New Roman"/>
-          <w:bCs w:val="0"/>
-          <w:sz w:val="21"/>
-          <w:szCs w:val="21"/>
-        </w:rPr>
-      </w:pPr>
-      <w:r>
-        <w:rPr>
-          <w:rFonts w:ascii="Times New Roman" w:eastAsia="宋体" w:hAnsi="Times New Roman" w:hint="eastAsia"/>
-          <w:bCs w:val="0"/>
-          <w:sz w:val="21"/>
-          <w:szCs w:val="21"/>
-        </w:rPr>
-        <w:t>Author</w:t>
-      </w:r>
-      <w:r>
-        <w:rPr>
-          <w:rFonts w:ascii="Times New Roman" w:eastAsia="宋体" w:hAnsi="Times New Roman" w:hint="eastAsia"/>
-          <w:bCs w:val="0"/>
-          <w:sz w:val="21"/>
-          <w:szCs w:val="21"/>
-        </w:rPr>
-        <w:t xml:space="preserve"> </w:t>
-      </w:r>
-      <w:r>
-        <w:rPr>
-          <w:rFonts w:ascii="Times New Roman" w:eastAsia="宋体" w:hAnsi="Times New Roman" w:hint="eastAsia"/>
-          <w:bCs w:val="0"/>
-          <w:sz w:val="21"/>
-          <w:szCs w:val="21"/>
-        </w:rPr>
-        <w:t>Contributions</w:t>
-      </w:r>
-    </w:p>
-    <w:p>
-      <w:pPr>
-        <w:ind w:firstLineChars="0" w:firstLine="420"/>
-        <w:rPr>
-          <w:color w:val="333333"/>
-          <w:sz w:val="15"/>
-          <w:szCs w:val="15"/>
-          <w:shd w:val="clear" w:color="auto" w:fill="FFFFFF"/>
-        </w:rPr>
-      </w:pPr>
-      <w:r>
-        <w:rPr>
-          <w:sz w:val="21"/>
-          <w:szCs w:val="21"/>
-        </w:rPr>
-        <w:t xml:space="preserve">All authors contributed to the study's conceptual design. Yan Wu supervised the entire manuscript writing process; </w:t>
-      </w:r>
-      <w:proofErr w:type="spellStart"/>
-      <w:r>
-        <w:rPr>
-          <w:sz w:val="21"/>
-          <w:szCs w:val="21"/>
-        </w:rPr>
-        <w:t>Xingyu</w:t>
-      </w:r>
-      <w:proofErr w:type="spellEnd"/>
-      <w:r>
-        <w:rPr>
-          <w:sz w:val="21"/>
-          <w:szCs w:val="21"/>
-        </w:rPr>
-        <w:t xml:space="preserve"> Guo, Wenjun </w:t>
-      </w:r>
-      <w:proofErr w:type="spellStart"/>
-      <w:r>
-        <w:rPr>
-          <w:sz w:val="21"/>
-          <w:szCs w:val="21"/>
-        </w:rPr>
-        <w:t>Lv</w:t>
-      </w:r>
-      <w:proofErr w:type="spellEnd"/>
-      <w:r>
-        <w:rPr>
-          <w:sz w:val="21"/>
-          <w:szCs w:val="21"/>
-        </w:rPr>
-        <w:t xml:space="preserve">, and Jianyu Zheng prepared the materials; </w:t>
-      </w:r>
-      <w:proofErr w:type="spellStart"/>
-      <w:r>
-        <w:rPr>
-          <w:sz w:val="21"/>
-          <w:szCs w:val="21"/>
-        </w:rPr>
-        <w:t>Jiaqing</w:t>
-      </w:r>
-      <w:proofErr w:type="spellEnd"/>
-      <w:r>
-        <w:rPr>
-          <w:sz w:val="21"/>
-          <w:szCs w:val="21"/>
-        </w:rPr>
-        <w:t xml:space="preserve"> Ye and Jiale Hu collected and analyzed the experimental data; and </w:t>
-      </w:r>
-      <w:proofErr w:type="spellStart"/>
-      <w:r>
-        <w:rPr>
-          <w:sz w:val="21"/>
-          <w:szCs w:val="21"/>
-        </w:rPr>
-        <w:t>Xingyu</w:t>
-      </w:r>
-      <w:proofErr w:type="spellEnd"/>
-      <w:r>
-        <w:rPr>
-          <w:sz w:val="21"/>
-          <w:szCs w:val="21"/>
-        </w:rPr>
-        <w:t xml:space="preserve"> Guo drafted the manuscript. All authors provided revision suggestions, participated in revising all versions, and </w:t>
-      </w:r>
-      <w:r>
-        <w:rPr>
-          <w:sz w:val="21"/>
-          <w:szCs w:val="21"/>
-        </w:rPr>
-        <w:lastRenderedPageBreak/>
-        <w:t>finally reviewed and approved the final draft.</w:t>
-      </w:r>
-    </w:p>
-    <w:p>
-      <w:pPr>
-        <w:wordWrap w:val="0"/>
-        <w:ind w:firstLineChars="0" w:firstLine="0"/>
-        <w:rPr>
-          <w:color w:val="333333"/>
-          <w:sz w:val="15"/>
-          <w:szCs w:val="15"/>
-          <w:shd w:val="clear" w:color="auto" w:fill="FFFFFF"/>
-        </w:rPr>
-        <w:sectPr>
-          <w:footnotePr>
-            <w:pos w:val="beneathText"/>
-          </w:footnotePr>
-          <w:type w:val="continuous"/>
-          <w:pgSz w:w="11906" w:h="16838"/>
-          <w:pgMar w:top="1440" w:right="1800" w:bottom="1440" w:left="1800" w:header="851" w:footer="992" w:gutter="0"/>
-          <w:cols w:space="425"/>
-          <w:docGrid w:type="lines" w:linePitch="312"/>
-        </w:sectPr>
-      </w:pPr>
-    </w:p>
-    <w:p>
-      <w:pPr>
-        <w:ind w:firstLineChars="0" w:firstLine="0"/>
-      </w:pPr>
-    </w:p>
-    <w:p>
-      <w:pPr>
-        <w:ind w:firstLineChars="0" w:firstLine="0"/>
-      </w:pPr>
-    </w:p>
-    <w:p>
-      <w:pPr>
-        <w:ind w:firstLineChars="0" w:firstLine="0"/>
-      </w:pPr>
-    </w:p>
-    <w:p>
-      <w:pPr>
-        <w:ind w:firstLineChars="0" w:firstLine="0"/>
       </w:pPr>
     </w:p>
     <w:p>
@@ -13420,17 +11708,16 @@
           <w:sz w:val="20"/>
           <w:szCs w:val="20"/>
         </w:rPr>
-        <w:t xml:space="preserve">Corresponding </w:t>
-      </w:r>
-      <w:proofErr w:type="spellStart"/>
-      <w:proofErr w:type="gramStart"/>
-      <w:r>
-        <w:rPr>
+        <w:t>Corresponding Author:</w:t>
+      </w:r>
+      <w:r>
+        <w:rPr>
+          <w:rFonts w:hint="eastAsia"/>
           <w:b/>
           <w:sz w:val="20"/>
           <w:szCs w:val="20"/>
         </w:rPr>
-        <w:t>Author:</w:t>
+        <w:t xml:space="preserve"> </w:t>
       </w:r>
       <w:r>
         <w:rPr>
@@ -13438,17 +11725,7 @@
           <w:sz w:val="16"/>
           <w:szCs w:val="16"/>
         </w:rPr>
-        <w:t>Xingyu</w:t>
-      </w:r>
-      <w:proofErr w:type="spellEnd"/>
-      <w:proofErr w:type="gramEnd"/>
-      <w:r>
-        <w:rPr>
-          <w:rFonts w:hint="eastAsia"/>
-          <w:sz w:val="16"/>
-          <w:szCs w:val="16"/>
-        </w:rPr>
-        <w:t xml:space="preserve"> Guo</w:t>
+        <w:t>Xingyu Guo</w:t>
       </w:r>
       <w:bookmarkEnd w:id="1"/>
     </w:p>
